--- a/Cryptography/docx/lab8.docx
+++ b/Cryptography/docx/lab8.docx
@@ -973,7 +973,6 @@
         <w:t xml:space="preserve"> </w:t>
       </w:r>
       <w:proofErr w:type="spellStart"/>
-      <w:proofErr w:type="gramStart"/>
       <w:r>
         <w:rPr>
           <w:rFonts w:ascii="Bahnschrift SemiBold" w:hAnsi="Bahnschrift SemiBold" w:cs="Times New Roman"/>
@@ -993,18 +992,7 @@
           <w:sz w:val="22"/>
           <w:szCs w:val="22"/>
         </w:rPr>
-        <w:t>(</w:t>
-      </w:r>
-      <w:proofErr w:type="gramEnd"/>
-      <w:r>
-        <w:rPr>
-          <w:rFonts w:ascii="Bahnschrift SemiBold" w:hAnsi="Bahnschrift SemiBold" w:cs="Times New Roman"/>
-          <w:b/>
-          <w:bCs/>
-          <w:sz w:val="22"/>
-          <w:szCs w:val="22"/>
-        </w:rPr>
-        <w:t xml:space="preserve">long long base, long </w:t>
+        <w:t xml:space="preserve">(long long base, long </w:t>
       </w:r>
       <w:proofErr w:type="spellStart"/>
       <w:r>
@@ -1501,7 +1489,6 @@
         <w:t xml:space="preserve">int </w:t>
       </w:r>
       <w:proofErr w:type="spellStart"/>
-      <w:proofErr w:type="gramStart"/>
       <w:r>
         <w:rPr>
           <w:rFonts w:ascii="Bahnschrift SemiBold" w:hAnsi="Bahnschrift SemiBold" w:cs="Times New Roman"/>
@@ -1521,18 +1508,7 @@
           <w:sz w:val="22"/>
           <w:szCs w:val="22"/>
         </w:rPr>
-        <w:t>(</w:t>
-      </w:r>
-      <w:proofErr w:type="gramEnd"/>
-      <w:r>
-        <w:rPr>
-          <w:rFonts w:ascii="Bahnschrift SemiBold" w:hAnsi="Bahnschrift SemiBold" w:cs="Times New Roman"/>
-          <w:b/>
-          <w:bCs/>
-          <w:sz w:val="22"/>
-          <w:szCs w:val="22"/>
-        </w:rPr>
-        <w:t xml:space="preserve">long long n, long </w:t>
+        <w:t xml:space="preserve">(long long n, long </w:t>
       </w:r>
       <w:proofErr w:type="spellStart"/>
       <w:r>
@@ -1623,29 +1599,7 @@
           <w:sz w:val="22"/>
           <w:szCs w:val="22"/>
         </w:rPr>
-        <w:t xml:space="preserve">        return </w:t>
-      </w:r>
-      <w:proofErr w:type="gramStart"/>
-      <w:r>
-        <w:rPr>
-          <w:rFonts w:ascii="Bahnschrift SemiBold" w:hAnsi="Bahnschrift SemiBold" w:cs="Times New Roman"/>
-          <w:b/>
-          <w:bCs/>
-          <w:sz w:val="22"/>
-          <w:szCs w:val="22"/>
-        </w:rPr>
-        <w:t xml:space="preserve">0;   </w:t>
-      </w:r>
-      <w:proofErr w:type="gramEnd"/>
-      <w:r>
-        <w:rPr>
-          <w:rFonts w:ascii="Bahnschrift SemiBold" w:hAnsi="Bahnschrift SemiBold" w:cs="Times New Roman"/>
-          <w:b/>
-          <w:bCs/>
-          <w:sz w:val="22"/>
-          <w:szCs w:val="22"/>
-        </w:rPr>
-        <w:t>// Composite</w:t>
+        <w:t>        return 0;   // Composite</w:t>
       </w:r>
     </w:p>
     <w:p>
@@ -1691,29 +1645,7 @@
           <w:sz w:val="22"/>
           <w:szCs w:val="22"/>
         </w:rPr>
-        <w:t xml:space="preserve">        return </w:t>
-      </w:r>
-      <w:proofErr w:type="gramStart"/>
-      <w:r>
-        <w:rPr>
-          <w:rFonts w:ascii="Bahnschrift SemiBold" w:hAnsi="Bahnschrift SemiBold" w:cs="Times New Roman"/>
-          <w:b/>
-          <w:bCs/>
-          <w:sz w:val="22"/>
-          <w:szCs w:val="22"/>
-        </w:rPr>
-        <w:t xml:space="preserve">1;   </w:t>
-      </w:r>
-      <w:proofErr w:type="gramEnd"/>
-      <w:r>
-        <w:rPr>
-          <w:rFonts w:ascii="Bahnschrift SemiBold" w:hAnsi="Bahnschrift SemiBold" w:cs="Times New Roman"/>
-          <w:b/>
-          <w:bCs/>
-          <w:sz w:val="22"/>
-          <w:szCs w:val="22"/>
-        </w:rPr>
-        <w:t>// Prime</w:t>
+        <w:t>        return 1;   // Prime</w:t>
       </w:r>
     </w:p>
     <w:p>
@@ -1911,19 +1843,6 @@
           <w:szCs w:val="22"/>
         </w:rPr>
       </w:pPr>
-    </w:p>
-    <w:p>
-      <w:pPr>
-        <w:spacing w:line="360" w:lineRule="auto"/>
-        <w:jc w:val="both"/>
-        <w:rPr>
-          <w:rFonts w:ascii="Bahnschrift SemiBold" w:hAnsi="Bahnschrift SemiBold" w:cs="Times New Roman"/>
-          <w:b/>
-          <w:bCs/>
-          <w:sz w:val="22"/>
-          <w:szCs w:val="22"/>
-        </w:rPr>
-      </w:pPr>
       <w:r>
         <w:rPr>
           <w:rFonts w:ascii="Bahnschrift SemiBold" w:hAnsi="Bahnschrift SemiBold" w:cs="Times New Roman"/>
@@ -1957,7 +1876,6 @@
         <w:t xml:space="preserve"> T = </w:t>
       </w:r>
       <w:proofErr w:type="spellStart"/>
-      <w:proofErr w:type="gramStart"/>
       <w:r>
         <w:rPr>
           <w:rFonts w:ascii="Bahnschrift SemiBold" w:hAnsi="Bahnschrift SemiBold" w:cs="Times New Roman"/>
@@ -1977,110 +1895,7 @@
           <w:sz w:val="22"/>
           <w:szCs w:val="22"/>
         </w:rPr>
-        <w:t>(</w:t>
-      </w:r>
-      <w:proofErr w:type="gramEnd"/>
-      <w:r>
-        <w:rPr>
-          <w:rFonts w:ascii="Bahnschrift SemiBold" w:hAnsi="Bahnschrift SemiBold" w:cs="Times New Roman"/>
-          <w:b/>
-          <w:bCs/>
-          <w:sz w:val="22"/>
-          <w:szCs w:val="22"/>
-        </w:rPr>
-        <w:t>b, m, n);</w:t>
-      </w:r>
-    </w:p>
-    <w:p>
-      <w:pPr>
-        <w:spacing w:line="360" w:lineRule="auto"/>
-        <w:jc w:val="both"/>
-        <w:rPr>
-          <w:rFonts w:ascii="Bahnschrift SemiBold" w:hAnsi="Bahnschrift SemiBold" w:cs="Times New Roman"/>
-          <w:b/>
-          <w:bCs/>
-          <w:sz w:val="22"/>
-          <w:szCs w:val="22"/>
-        </w:rPr>
-      </w:pPr>
-      <w:r>
-        <w:rPr>
-          <w:rFonts w:ascii="Bahnschrift SemiBold" w:hAnsi="Bahnschrift SemiBold" w:cs="Times New Roman"/>
-          <w:b/>
-          <w:bCs/>
-          <w:sz w:val="22"/>
-          <w:szCs w:val="22"/>
-        </w:rPr>
-        <w:t>    /*</w:t>
-      </w:r>
-    </w:p>
-    <w:p>
-      <w:pPr>
-        <w:spacing w:line="360" w:lineRule="auto"/>
-        <w:jc w:val="both"/>
-        <w:rPr>
-          <w:rFonts w:ascii="Bahnschrift SemiBold" w:hAnsi="Bahnschrift SemiBold" w:cs="Times New Roman"/>
-          <w:b/>
-          <w:bCs/>
-          <w:sz w:val="22"/>
-          <w:szCs w:val="22"/>
-        </w:rPr>
-      </w:pPr>
-      <w:r>
-        <w:rPr>
-          <w:rFonts w:ascii="Bahnschrift SemiBold" w:hAnsi="Bahnschrift SemiBold" w:cs="Times New Roman"/>
-          <w:b/>
-          <w:bCs/>
-          <w:sz w:val="22"/>
-          <w:szCs w:val="22"/>
-        </w:rPr>
-        <w:t>        Step 3:</w:t>
-      </w:r>
-    </w:p>
-    <w:p>
-      <w:pPr>
-        <w:spacing w:line="360" w:lineRule="auto"/>
-        <w:jc w:val="both"/>
-        <w:rPr>
-          <w:rFonts w:ascii="Bahnschrift SemiBold" w:hAnsi="Bahnschrift SemiBold" w:cs="Times New Roman"/>
-          <w:b/>
-          <w:bCs/>
-          <w:sz w:val="22"/>
-          <w:szCs w:val="22"/>
-        </w:rPr>
-      </w:pPr>
-      <w:r>
-        <w:rPr>
-          <w:rFonts w:ascii="Bahnschrift SemiBold" w:hAnsi="Bahnschrift SemiBold" w:cs="Times New Roman"/>
-          <w:b/>
-          <w:bCs/>
-          <w:sz w:val="22"/>
-          <w:szCs w:val="22"/>
-        </w:rPr>
-        <w:t>        Check first condition</w:t>
-      </w:r>
-    </w:p>
-    <w:p>
-      <w:pPr>
-        <w:spacing w:line="360" w:lineRule="auto"/>
-        <w:jc w:val="both"/>
-        <w:rPr>
-          <w:rFonts w:ascii="Bahnschrift SemiBold" w:hAnsi="Bahnschrift SemiBold" w:cs="Times New Roman"/>
-          <w:b/>
-          <w:bCs/>
-          <w:sz w:val="22"/>
-          <w:szCs w:val="22"/>
-        </w:rPr>
-      </w:pPr>
-      <w:r>
-        <w:rPr>
-          <w:rFonts w:ascii="Bahnschrift SemiBold" w:hAnsi="Bahnschrift SemiBold" w:cs="Times New Roman"/>
-          <w:b/>
-          <w:bCs/>
-          <w:sz w:val="22"/>
-          <w:szCs w:val="22"/>
-        </w:rPr>
-        <w:t>    */</w:t>
+        <w:t>(b, m, n);</w:t>
       </w:r>
     </w:p>
     <w:p>
@@ -2126,29 +1941,7 @@
           <w:sz w:val="22"/>
           <w:szCs w:val="22"/>
         </w:rPr>
-        <w:t xml:space="preserve">        return </w:t>
-      </w:r>
-      <w:proofErr w:type="gramStart"/>
-      <w:r>
-        <w:rPr>
-          <w:rFonts w:ascii="Bahnschrift SemiBold" w:hAnsi="Bahnschrift SemiBold" w:cs="Times New Roman"/>
-          <w:b/>
-          <w:bCs/>
-          <w:sz w:val="22"/>
-          <w:szCs w:val="22"/>
-        </w:rPr>
-        <w:t xml:space="preserve">1;   </w:t>
-      </w:r>
-      <w:proofErr w:type="gramEnd"/>
-      <w:r>
-        <w:rPr>
-          <w:rFonts w:ascii="Bahnschrift SemiBold" w:hAnsi="Bahnschrift SemiBold" w:cs="Times New Roman"/>
-          <w:b/>
-          <w:bCs/>
-          <w:sz w:val="22"/>
-          <w:szCs w:val="22"/>
-        </w:rPr>
-        <w:t>// Probably Prime</w:t>
+        <w:t>        return 1;   // Probably Prime</w:t>
       </w:r>
     </w:p>
     <w:p>
@@ -2329,30 +2122,7 @@
           <w:sz w:val="22"/>
           <w:szCs w:val="22"/>
         </w:rPr>
-        <w:lastRenderedPageBreak/>
-        <w:t xml:space="preserve">            return </w:t>
-      </w:r>
-      <w:proofErr w:type="gramStart"/>
-      <w:r>
-        <w:rPr>
-          <w:rFonts w:ascii="Bahnschrift SemiBold" w:hAnsi="Bahnschrift SemiBold" w:cs="Times New Roman"/>
-          <w:b/>
-          <w:bCs/>
-          <w:sz w:val="22"/>
-          <w:szCs w:val="22"/>
-        </w:rPr>
-        <w:t xml:space="preserve">1;   </w:t>
-      </w:r>
-      <w:proofErr w:type="gramEnd"/>
-      <w:r>
-        <w:rPr>
-          <w:rFonts w:ascii="Bahnschrift SemiBold" w:hAnsi="Bahnschrift SemiBold" w:cs="Times New Roman"/>
-          <w:b/>
-          <w:bCs/>
-          <w:sz w:val="22"/>
-          <w:szCs w:val="22"/>
-        </w:rPr>
-        <w:t>// Probably Prime</w:t>
+        <w:t>            return 1;   // Probably Prime</w:t>
       </w:r>
     </w:p>
     <w:p>
@@ -2470,29 +2240,7 @@
           <w:sz w:val="22"/>
           <w:szCs w:val="22"/>
         </w:rPr>
-        <w:t xml:space="preserve">int </w:t>
-      </w:r>
-      <w:proofErr w:type="gramStart"/>
-      <w:r>
-        <w:rPr>
-          <w:rFonts w:ascii="Bahnschrift SemiBold" w:hAnsi="Bahnschrift SemiBold" w:cs="Times New Roman"/>
-          <w:b/>
-          <w:bCs/>
-          <w:sz w:val="22"/>
-          <w:szCs w:val="22"/>
-        </w:rPr>
-        <w:t>main(</w:t>
-      </w:r>
-      <w:proofErr w:type="gramEnd"/>
-      <w:r>
-        <w:rPr>
-          <w:rFonts w:ascii="Bahnschrift SemiBold" w:hAnsi="Bahnschrift SemiBold" w:cs="Times New Roman"/>
-          <w:b/>
-          <w:bCs/>
-          <w:sz w:val="22"/>
-          <w:szCs w:val="22"/>
-        </w:rPr>
-        <w:t>)</w:t>
+        <w:t>int main()</w:t>
       </w:r>
     </w:p>
     <w:p>
@@ -2586,7 +2334,6 @@
         <w:t xml:space="preserve">    </w:t>
       </w:r>
       <w:proofErr w:type="spellStart"/>
-      <w:proofErr w:type="gramStart"/>
       <w:r>
         <w:rPr>
           <w:rFonts w:ascii="Bahnschrift SemiBold" w:hAnsi="Bahnschrift SemiBold" w:cs="Times New Roman"/>
@@ -2606,18 +2353,7 @@
           <w:sz w:val="22"/>
           <w:szCs w:val="22"/>
         </w:rPr>
-        <w:t>(</w:t>
-      </w:r>
-      <w:proofErr w:type="gramEnd"/>
-      <w:r>
-        <w:rPr>
-          <w:rFonts w:ascii="Bahnschrift SemiBold" w:hAnsi="Bahnschrift SemiBold" w:cs="Times New Roman"/>
-          <w:b/>
-          <w:bCs/>
-          <w:sz w:val="22"/>
-          <w:szCs w:val="22"/>
-        </w:rPr>
-        <w:t>"Enter the integer (n): ");</w:t>
+        <w:t>("Enter the integer (n): ");</w:t>
       </w:r>
     </w:p>
     <w:p>
@@ -2643,7 +2379,6 @@
         <w:t xml:space="preserve">    </w:t>
       </w:r>
       <w:proofErr w:type="spellStart"/>
-      <w:proofErr w:type="gramStart"/>
       <w:r>
         <w:rPr>
           <w:rFonts w:ascii="Bahnschrift SemiBold" w:hAnsi="Bahnschrift SemiBold" w:cs="Times New Roman"/>
@@ -2663,18 +2398,7 @@
           <w:sz w:val="22"/>
           <w:szCs w:val="22"/>
         </w:rPr>
-        <w:t>(</w:t>
-      </w:r>
-      <w:proofErr w:type="gramEnd"/>
-      <w:r>
-        <w:rPr>
-          <w:rFonts w:ascii="Bahnschrift SemiBold" w:hAnsi="Bahnschrift SemiBold" w:cs="Times New Roman"/>
-          <w:b/>
-          <w:bCs/>
-          <w:sz w:val="22"/>
-          <w:szCs w:val="22"/>
-        </w:rPr>
-        <w:t>"%</w:t>
+        <w:t>("%</w:t>
       </w:r>
       <w:proofErr w:type="spellStart"/>
       <w:r>
@@ -2722,7 +2446,6 @@
         <w:t xml:space="preserve">    </w:t>
       </w:r>
       <w:proofErr w:type="spellStart"/>
-      <w:proofErr w:type="gramStart"/>
       <w:r>
         <w:rPr>
           <w:rFonts w:ascii="Bahnschrift SemiBold" w:hAnsi="Bahnschrift SemiBold" w:cs="Times New Roman"/>
@@ -2742,18 +2465,7 @@
           <w:sz w:val="22"/>
           <w:szCs w:val="22"/>
         </w:rPr>
-        <w:t>(</w:t>
-      </w:r>
-      <w:proofErr w:type="gramEnd"/>
-      <w:r>
-        <w:rPr>
-          <w:rFonts w:ascii="Bahnschrift SemiBold" w:hAnsi="Bahnschrift SemiBold" w:cs="Times New Roman"/>
-          <w:b/>
-          <w:bCs/>
-          <w:sz w:val="22"/>
-          <w:szCs w:val="22"/>
-        </w:rPr>
-        <w:t>"Enter the base value (b): ");</w:t>
+        <w:t>("Enter the base value (b): ");</w:t>
       </w:r>
     </w:p>
     <w:p>
@@ -2779,7 +2491,6 @@
         <w:t xml:space="preserve">    </w:t>
       </w:r>
       <w:proofErr w:type="spellStart"/>
-      <w:proofErr w:type="gramStart"/>
       <w:r>
         <w:rPr>
           <w:rFonts w:ascii="Bahnschrift SemiBold" w:hAnsi="Bahnschrift SemiBold" w:cs="Times New Roman"/>
@@ -2799,18 +2510,7 @@
           <w:sz w:val="22"/>
           <w:szCs w:val="22"/>
         </w:rPr>
-        <w:t>(</w:t>
-      </w:r>
-      <w:proofErr w:type="gramEnd"/>
-      <w:r>
-        <w:rPr>
-          <w:rFonts w:ascii="Bahnschrift SemiBold" w:hAnsi="Bahnschrift SemiBold" w:cs="Times New Roman"/>
-          <w:b/>
-          <w:bCs/>
-          <w:sz w:val="22"/>
-          <w:szCs w:val="22"/>
-        </w:rPr>
-        <w:t>"%</w:t>
+        <w:t>("%</w:t>
       </w:r>
       <w:proofErr w:type="spellStart"/>
       <w:r>
@@ -2904,7 +2604,6 @@
         <w:t xml:space="preserve">        </w:t>
       </w:r>
       <w:proofErr w:type="spellStart"/>
-      <w:proofErr w:type="gramStart"/>
       <w:r>
         <w:rPr>
           <w:rFonts w:ascii="Bahnschrift SemiBold" w:hAnsi="Bahnschrift SemiBold" w:cs="Times New Roman"/>
@@ -2924,40 +2623,7 @@
           <w:sz w:val="22"/>
           <w:szCs w:val="22"/>
         </w:rPr>
-        <w:t>(</w:t>
-      </w:r>
-      <w:proofErr w:type="gramEnd"/>
-      <w:r>
-        <w:rPr>
-          <w:rFonts w:ascii="Bahnschrift SemiBold" w:hAnsi="Bahnschrift SemiBold" w:cs="Times New Roman"/>
-          <w:b/>
-          <w:bCs/>
-          <w:sz w:val="22"/>
-          <w:szCs w:val="22"/>
-        </w:rPr>
-        <w:t xml:space="preserve">"Invalid base </w:t>
-      </w:r>
-      <w:proofErr w:type="gramStart"/>
-      <w:r>
-        <w:rPr>
-          <w:rFonts w:ascii="Bahnschrift SemiBold" w:hAnsi="Bahnschrift SemiBold" w:cs="Times New Roman"/>
-          <w:b/>
-          <w:bCs/>
-          <w:sz w:val="22"/>
-          <w:szCs w:val="22"/>
-        </w:rPr>
-        <w:t>value!\</w:t>
-      </w:r>
-      <w:proofErr w:type="gramEnd"/>
-      <w:r>
-        <w:rPr>
-          <w:rFonts w:ascii="Bahnschrift SemiBold" w:hAnsi="Bahnschrift SemiBold" w:cs="Times New Roman"/>
-          <w:b/>
-          <w:bCs/>
-          <w:sz w:val="22"/>
-          <w:szCs w:val="22"/>
-        </w:rPr>
-        <w:t>n");</w:t>
+        <w:t>("Invalid base value!\n");</w:t>
       </w:r>
     </w:p>
     <w:p>
@@ -3029,7 +2695,6 @@
         <w:t>    if (</w:t>
       </w:r>
       <w:proofErr w:type="spellStart"/>
-      <w:proofErr w:type="gramStart"/>
       <w:r>
         <w:rPr>
           <w:rFonts w:ascii="Bahnschrift SemiBold" w:hAnsi="Bahnschrift SemiBold" w:cs="Times New Roman"/>
@@ -3049,18 +2714,7 @@
           <w:sz w:val="22"/>
           <w:szCs w:val="22"/>
         </w:rPr>
-        <w:t>(</w:t>
-      </w:r>
-      <w:proofErr w:type="gramEnd"/>
-      <w:r>
-        <w:rPr>
-          <w:rFonts w:ascii="Bahnschrift SemiBold" w:hAnsi="Bahnschrift SemiBold" w:cs="Times New Roman"/>
-          <w:b/>
-          <w:bCs/>
-          <w:sz w:val="22"/>
-          <w:szCs w:val="22"/>
-        </w:rPr>
-        <w:t>n, b))</w:t>
+        <w:t>(n, b))</w:t>
       </w:r>
     </w:p>
     <w:p>
@@ -3086,7 +2740,6 @@
         <w:t xml:space="preserve">        </w:t>
       </w:r>
       <w:proofErr w:type="spellStart"/>
-      <w:proofErr w:type="gramStart"/>
       <w:r>
         <w:rPr>
           <w:rFonts w:ascii="Bahnschrift SemiBold" w:hAnsi="Bahnschrift SemiBold" w:cs="Times New Roman"/>
@@ -3106,18 +2759,7 @@
           <w:sz w:val="22"/>
           <w:szCs w:val="22"/>
         </w:rPr>
-        <w:t>(</w:t>
-      </w:r>
-      <w:proofErr w:type="gramEnd"/>
-      <w:r>
-        <w:rPr>
-          <w:rFonts w:ascii="Bahnschrift SemiBold" w:hAnsi="Bahnschrift SemiBold" w:cs="Times New Roman"/>
-          <w:b/>
-          <w:bCs/>
-          <w:sz w:val="22"/>
-          <w:szCs w:val="22"/>
-        </w:rPr>
-        <w:t>"%</w:t>
+        <w:t>("%</w:t>
       </w:r>
       <w:proofErr w:type="spellStart"/>
       <w:r>
@@ -3188,7 +2830,6 @@
         <w:t xml:space="preserve">        </w:t>
       </w:r>
       <w:proofErr w:type="spellStart"/>
-      <w:proofErr w:type="gramStart"/>
       <w:r>
         <w:rPr>
           <w:rFonts w:ascii="Bahnschrift SemiBold" w:hAnsi="Bahnschrift SemiBold" w:cs="Times New Roman"/>
@@ -3208,18 +2849,7 @@
           <w:sz w:val="22"/>
           <w:szCs w:val="22"/>
         </w:rPr>
-        <w:t>(</w:t>
-      </w:r>
-      <w:proofErr w:type="gramEnd"/>
-      <w:r>
-        <w:rPr>
-          <w:rFonts w:ascii="Bahnschrift SemiBold" w:hAnsi="Bahnschrift SemiBold" w:cs="Times New Roman"/>
-          <w:b/>
-          <w:bCs/>
-          <w:sz w:val="22"/>
-          <w:szCs w:val="22"/>
-        </w:rPr>
-        <w:t>"%</w:t>
+        <w:t>("%</w:t>
       </w:r>
       <w:proofErr w:type="spellStart"/>
       <w:r>
@@ -3321,7 +2951,6 @@
           <w:b/>
           <w:bCs/>
         </w:rPr>
-        <w:lastRenderedPageBreak/>
         <w:t>Output:</w:t>
       </w:r>
     </w:p>
@@ -3340,6 +2969,7 @@
           <w:rFonts w:ascii="Times New Roman" w:hAnsi="Times New Roman" w:cs="Times New Roman"/>
           <w:b/>
           <w:bCs/>
+          <w:noProof/>
         </w:rPr>
         <w:drawing>
           <wp:inline distT="0" distB="0" distL="0" distR="0" wp14:anchorId="6AE8CD43" wp14:editId="1C47993F">
@@ -3408,6 +3038,7 @@
           <w:b/>
           <w:bCs/>
         </w:rPr>
+        <w:lastRenderedPageBreak/>
         <w:t>Conclusion:</w:t>
       </w:r>
     </w:p>
@@ -7320,6 +6951,7 @@
   <w:style w:type="character" w:default="1" w:styleId="DefaultParagraphFont">
     <w:name w:val="Default Paragraph Font"/>
     <w:uiPriority w:val="1"/>
+    <w:semiHidden/>
     <w:unhideWhenUsed/>
   </w:style>
   <w:style w:type="table" w:default="1" w:styleId="TableNormal">

--- a/Cryptography/docx/lab8.docx
+++ b/Cryptography/docx/lab8.docx
@@ -826,38 +826,28 @@
           <w:szCs w:val="22"/>
         </w:rPr>
       </w:pPr>
-      <w:r>
-        <w:rPr>
-          <w:rFonts w:ascii="Bahnschrift SemiBold" w:hAnsi="Bahnschrift SemiBold" w:cs="Times New Roman"/>
-          <w:b/>
-          <w:bCs/>
-          <w:sz w:val="22"/>
-          <w:szCs w:val="22"/>
-        </w:rPr>
-        <w:t>/*</w:t>
-      </w:r>
-    </w:p>
-    <w:p>
-      <w:pPr>
-        <w:spacing w:line="360" w:lineRule="auto"/>
-        <w:jc w:val="both"/>
-        <w:rPr>
-          <w:rFonts w:ascii="Bahnschrift SemiBold" w:hAnsi="Bahnschrift SemiBold" w:cs="Times New Roman"/>
-          <w:b/>
-          <w:bCs/>
-          <w:sz w:val="22"/>
-          <w:szCs w:val="22"/>
-        </w:rPr>
-      </w:pPr>
-      <w:r>
-        <w:rPr>
-          <w:rFonts w:ascii="Bahnschrift SemiBold" w:hAnsi="Bahnschrift SemiBold" w:cs="Times New Roman"/>
-          <w:b/>
-          <w:bCs/>
-          <w:sz w:val="22"/>
-          <w:szCs w:val="22"/>
-        </w:rPr>
-        <w:t xml:space="preserve">    Function to compute T = </w:t>
+    </w:p>
+    <w:p>
+      <w:pPr>
+        <w:spacing w:line="360" w:lineRule="auto"/>
+        <w:jc w:val="both"/>
+        <w:rPr>
+          <w:rFonts w:ascii="Bahnschrift SemiBold" w:hAnsi="Bahnschrift SemiBold" w:cs="Times New Roman"/>
+          <w:b/>
+          <w:bCs/>
+          <w:sz w:val="22"/>
+          <w:szCs w:val="22"/>
+        </w:rPr>
+      </w:pPr>
+      <w:r>
+        <w:rPr>
+          <w:rFonts w:ascii="Bahnschrift SemiBold" w:hAnsi="Bahnschrift SemiBold" w:cs="Times New Roman"/>
+          <w:b/>
+          <w:bCs/>
+          <w:sz w:val="22"/>
+          <w:szCs w:val="22"/>
+        </w:rPr>
+        <w:t>/* Function to compute (</w:t>
       </w:r>
       <w:proofErr w:type="spellStart"/>
       <w:r>
@@ -868,6 +858,1638 @@
           <w:sz w:val="22"/>
           <w:szCs w:val="22"/>
         </w:rPr>
+        <w:t>base^exp</w:t>
+      </w:r>
+      <w:proofErr w:type="spellEnd"/>
+      <w:r>
+        <w:rPr>
+          <w:rFonts w:ascii="Bahnschrift SemiBold" w:hAnsi="Bahnschrift SemiBold" w:cs="Times New Roman"/>
+          <w:b/>
+          <w:bCs/>
+          <w:sz w:val="22"/>
+          <w:szCs w:val="22"/>
+        </w:rPr>
+        <w:t xml:space="preserve">) mod </w:t>
+      </w:r>
+      <w:proofErr w:type="spellStart"/>
+      <w:r>
+        <w:rPr>
+          <w:rFonts w:ascii="Bahnschrift SemiBold" w:hAnsi="Bahnschrift SemiBold" w:cs="Times New Roman"/>
+          <w:b/>
+          <w:bCs/>
+          <w:sz w:val="22"/>
+          <w:szCs w:val="22"/>
+        </w:rPr>
+        <w:t>mod</w:t>
+      </w:r>
+      <w:proofErr w:type="spellEnd"/>
+      <w:r>
+        <w:rPr>
+          <w:rFonts w:ascii="Bahnschrift SemiBold" w:hAnsi="Bahnschrift SemiBold" w:cs="Times New Roman"/>
+          <w:b/>
+          <w:bCs/>
+          <w:sz w:val="22"/>
+          <w:szCs w:val="22"/>
+        </w:rPr>
+        <w:t xml:space="preserve"> */</w:t>
+      </w:r>
+    </w:p>
+    <w:p>
+      <w:pPr>
+        <w:spacing w:line="360" w:lineRule="auto"/>
+        <w:jc w:val="both"/>
+        <w:rPr>
+          <w:rFonts w:ascii="Bahnschrift SemiBold" w:hAnsi="Bahnschrift SemiBold" w:cs="Times New Roman"/>
+          <w:b/>
+          <w:bCs/>
+          <w:sz w:val="22"/>
+          <w:szCs w:val="22"/>
+        </w:rPr>
+      </w:pPr>
+      <w:r>
+        <w:rPr>
+          <w:rFonts w:ascii="Bahnschrift SemiBold" w:hAnsi="Bahnschrift SemiBold" w:cs="Times New Roman"/>
+          <w:b/>
+          <w:bCs/>
+          <w:sz w:val="22"/>
+          <w:szCs w:val="22"/>
+        </w:rPr>
+        <w:t xml:space="preserve">long </w:t>
+      </w:r>
+      <w:proofErr w:type="spellStart"/>
+      <w:r>
+        <w:rPr>
+          <w:rFonts w:ascii="Bahnschrift SemiBold" w:hAnsi="Bahnschrift SemiBold" w:cs="Times New Roman"/>
+          <w:b/>
+          <w:bCs/>
+          <w:sz w:val="22"/>
+          <w:szCs w:val="22"/>
+        </w:rPr>
+        <w:t>long</w:t>
+      </w:r>
+      <w:proofErr w:type="spellEnd"/>
+      <w:r>
+        <w:rPr>
+          <w:rFonts w:ascii="Bahnschrift SemiBold" w:hAnsi="Bahnschrift SemiBold" w:cs="Times New Roman"/>
+          <w:b/>
+          <w:bCs/>
+          <w:sz w:val="22"/>
+          <w:szCs w:val="22"/>
+        </w:rPr>
+        <w:t xml:space="preserve"> </w:t>
+      </w:r>
+      <w:proofErr w:type="spellStart"/>
+      <w:proofErr w:type="gramStart"/>
+      <w:r>
+        <w:rPr>
+          <w:rFonts w:ascii="Bahnschrift SemiBold" w:hAnsi="Bahnschrift SemiBold" w:cs="Times New Roman"/>
+          <w:b/>
+          <w:bCs/>
+          <w:sz w:val="22"/>
+          <w:szCs w:val="22"/>
+        </w:rPr>
+        <w:t>modPower</w:t>
+      </w:r>
+      <w:proofErr w:type="spellEnd"/>
+      <w:r>
+        <w:rPr>
+          <w:rFonts w:ascii="Bahnschrift SemiBold" w:hAnsi="Bahnschrift SemiBold" w:cs="Times New Roman"/>
+          <w:b/>
+          <w:bCs/>
+          <w:sz w:val="22"/>
+          <w:szCs w:val="22"/>
+        </w:rPr>
+        <w:t>(</w:t>
+      </w:r>
+      <w:proofErr w:type="gramEnd"/>
+      <w:r>
+        <w:rPr>
+          <w:rFonts w:ascii="Bahnschrift SemiBold" w:hAnsi="Bahnschrift SemiBold" w:cs="Times New Roman"/>
+          <w:b/>
+          <w:bCs/>
+          <w:sz w:val="22"/>
+          <w:szCs w:val="22"/>
+        </w:rPr>
+        <w:t xml:space="preserve">long long base, long </w:t>
+      </w:r>
+      <w:proofErr w:type="spellStart"/>
+      <w:r>
+        <w:rPr>
+          <w:rFonts w:ascii="Bahnschrift SemiBold" w:hAnsi="Bahnschrift SemiBold" w:cs="Times New Roman"/>
+          <w:b/>
+          <w:bCs/>
+          <w:sz w:val="22"/>
+          <w:szCs w:val="22"/>
+        </w:rPr>
+        <w:t>long</w:t>
+      </w:r>
+      <w:proofErr w:type="spellEnd"/>
+      <w:r>
+        <w:rPr>
+          <w:rFonts w:ascii="Bahnschrift SemiBold" w:hAnsi="Bahnschrift SemiBold" w:cs="Times New Roman"/>
+          <w:b/>
+          <w:bCs/>
+          <w:sz w:val="22"/>
+          <w:szCs w:val="22"/>
+        </w:rPr>
+        <w:t xml:space="preserve"> exp, long </w:t>
+      </w:r>
+      <w:proofErr w:type="spellStart"/>
+      <w:r>
+        <w:rPr>
+          <w:rFonts w:ascii="Bahnschrift SemiBold" w:hAnsi="Bahnschrift SemiBold" w:cs="Times New Roman"/>
+          <w:b/>
+          <w:bCs/>
+          <w:sz w:val="22"/>
+          <w:szCs w:val="22"/>
+        </w:rPr>
+        <w:t>long</w:t>
+      </w:r>
+      <w:proofErr w:type="spellEnd"/>
+      <w:r>
+        <w:rPr>
+          <w:rFonts w:ascii="Bahnschrift SemiBold" w:hAnsi="Bahnschrift SemiBold" w:cs="Times New Roman"/>
+          <w:b/>
+          <w:bCs/>
+          <w:sz w:val="22"/>
+          <w:szCs w:val="22"/>
+        </w:rPr>
+        <w:t xml:space="preserve"> mod)</w:t>
+      </w:r>
+    </w:p>
+    <w:p>
+      <w:pPr>
+        <w:spacing w:line="360" w:lineRule="auto"/>
+        <w:jc w:val="both"/>
+        <w:rPr>
+          <w:rFonts w:ascii="Bahnschrift SemiBold" w:hAnsi="Bahnschrift SemiBold" w:cs="Times New Roman"/>
+          <w:b/>
+          <w:bCs/>
+          <w:sz w:val="22"/>
+          <w:szCs w:val="22"/>
+        </w:rPr>
+      </w:pPr>
+      <w:r>
+        <w:rPr>
+          <w:rFonts w:ascii="Bahnschrift SemiBold" w:hAnsi="Bahnschrift SemiBold" w:cs="Times New Roman"/>
+          <w:b/>
+          <w:bCs/>
+          <w:sz w:val="22"/>
+          <w:szCs w:val="22"/>
+        </w:rPr>
+        <w:t>{</w:t>
+      </w:r>
+    </w:p>
+    <w:p>
+      <w:pPr>
+        <w:spacing w:line="360" w:lineRule="auto"/>
+        <w:jc w:val="both"/>
+        <w:rPr>
+          <w:rFonts w:ascii="Bahnschrift SemiBold" w:hAnsi="Bahnschrift SemiBold" w:cs="Times New Roman"/>
+          <w:b/>
+          <w:bCs/>
+          <w:sz w:val="22"/>
+          <w:szCs w:val="22"/>
+        </w:rPr>
+      </w:pPr>
+      <w:r>
+        <w:rPr>
+          <w:rFonts w:ascii="Bahnschrift SemiBold" w:hAnsi="Bahnschrift SemiBold" w:cs="Times New Roman"/>
+          <w:b/>
+          <w:bCs/>
+          <w:sz w:val="22"/>
+          <w:szCs w:val="22"/>
+        </w:rPr>
+        <w:t xml:space="preserve">    long </w:t>
+      </w:r>
+      <w:proofErr w:type="spellStart"/>
+      <w:r>
+        <w:rPr>
+          <w:rFonts w:ascii="Bahnschrift SemiBold" w:hAnsi="Bahnschrift SemiBold" w:cs="Times New Roman"/>
+          <w:b/>
+          <w:bCs/>
+          <w:sz w:val="22"/>
+          <w:szCs w:val="22"/>
+        </w:rPr>
+        <w:t>long</w:t>
+      </w:r>
+      <w:proofErr w:type="spellEnd"/>
+      <w:r>
+        <w:rPr>
+          <w:rFonts w:ascii="Bahnschrift SemiBold" w:hAnsi="Bahnschrift SemiBold" w:cs="Times New Roman"/>
+          <w:b/>
+          <w:bCs/>
+          <w:sz w:val="22"/>
+          <w:szCs w:val="22"/>
+        </w:rPr>
+        <w:t xml:space="preserve"> result = 1;</w:t>
+      </w:r>
+    </w:p>
+    <w:p>
+      <w:pPr>
+        <w:spacing w:line="360" w:lineRule="auto"/>
+        <w:jc w:val="both"/>
+        <w:rPr>
+          <w:rFonts w:ascii="Bahnschrift SemiBold" w:hAnsi="Bahnschrift SemiBold" w:cs="Times New Roman"/>
+          <w:b/>
+          <w:bCs/>
+          <w:sz w:val="22"/>
+          <w:szCs w:val="22"/>
+        </w:rPr>
+      </w:pPr>
+      <w:r>
+        <w:rPr>
+          <w:rFonts w:ascii="Bahnschrift SemiBold" w:hAnsi="Bahnschrift SemiBold" w:cs="Times New Roman"/>
+          <w:b/>
+          <w:bCs/>
+          <w:sz w:val="22"/>
+          <w:szCs w:val="22"/>
+        </w:rPr>
+        <w:t>    base = base % mod;</w:t>
+      </w:r>
+    </w:p>
+    <w:p>
+      <w:pPr>
+        <w:spacing w:line="360" w:lineRule="auto"/>
+        <w:jc w:val="both"/>
+        <w:rPr>
+          <w:rFonts w:ascii="Bahnschrift SemiBold" w:hAnsi="Bahnschrift SemiBold" w:cs="Times New Roman"/>
+          <w:b/>
+          <w:bCs/>
+          <w:sz w:val="22"/>
+          <w:szCs w:val="22"/>
+        </w:rPr>
+      </w:pPr>
+      <w:r>
+        <w:rPr>
+          <w:rFonts w:ascii="Bahnschrift SemiBold" w:hAnsi="Bahnschrift SemiBold" w:cs="Times New Roman"/>
+          <w:b/>
+          <w:bCs/>
+          <w:sz w:val="22"/>
+          <w:szCs w:val="22"/>
+        </w:rPr>
+        <w:t xml:space="preserve">    </w:t>
+      </w:r>
+      <w:proofErr w:type="spellStart"/>
+      <w:proofErr w:type="gramStart"/>
+      <w:r>
+        <w:rPr>
+          <w:rFonts w:ascii="Bahnschrift SemiBold" w:hAnsi="Bahnschrift SemiBold" w:cs="Times New Roman"/>
+          <w:b/>
+          <w:bCs/>
+          <w:sz w:val="22"/>
+          <w:szCs w:val="22"/>
+        </w:rPr>
+        <w:t>printf</w:t>
+      </w:r>
+      <w:proofErr w:type="spellEnd"/>
+      <w:r>
+        <w:rPr>
+          <w:rFonts w:ascii="Bahnschrift SemiBold" w:hAnsi="Bahnschrift SemiBold" w:cs="Times New Roman"/>
+          <w:b/>
+          <w:bCs/>
+          <w:sz w:val="22"/>
+          <w:szCs w:val="22"/>
+        </w:rPr>
+        <w:t>(</w:t>
+      </w:r>
+      <w:proofErr w:type="gramEnd"/>
+      <w:r>
+        <w:rPr>
+          <w:rFonts w:ascii="Bahnschrift SemiBold" w:hAnsi="Bahnschrift SemiBold" w:cs="Times New Roman"/>
+          <w:b/>
+          <w:bCs/>
+          <w:sz w:val="22"/>
+          <w:szCs w:val="22"/>
+        </w:rPr>
+        <w:t>"\</w:t>
+      </w:r>
+      <w:proofErr w:type="spellStart"/>
+      <w:r>
+        <w:rPr>
+          <w:rFonts w:ascii="Bahnschrift SemiBold" w:hAnsi="Bahnschrift SemiBold" w:cs="Times New Roman"/>
+          <w:b/>
+          <w:bCs/>
+          <w:sz w:val="22"/>
+          <w:szCs w:val="22"/>
+        </w:rPr>
+        <w:t>nComputing</w:t>
+      </w:r>
+      <w:proofErr w:type="spellEnd"/>
+      <w:r>
+        <w:rPr>
+          <w:rFonts w:ascii="Bahnschrift SemiBold" w:hAnsi="Bahnschrift SemiBold" w:cs="Times New Roman"/>
+          <w:b/>
+          <w:bCs/>
+          <w:sz w:val="22"/>
+          <w:szCs w:val="22"/>
+        </w:rPr>
+        <w:t xml:space="preserve"> %</w:t>
+      </w:r>
+      <w:proofErr w:type="spellStart"/>
+      <w:r>
+        <w:rPr>
+          <w:rFonts w:ascii="Bahnschrift SemiBold" w:hAnsi="Bahnschrift SemiBold" w:cs="Times New Roman"/>
+          <w:b/>
+          <w:bCs/>
+          <w:sz w:val="22"/>
+          <w:szCs w:val="22"/>
+        </w:rPr>
+        <w:t>lld</w:t>
+      </w:r>
+      <w:proofErr w:type="spellEnd"/>
+      <w:r>
+        <w:rPr>
+          <w:rFonts w:ascii="Bahnschrift SemiBold" w:hAnsi="Bahnschrift SemiBold" w:cs="Times New Roman"/>
+          <w:b/>
+          <w:bCs/>
+          <w:sz w:val="22"/>
+          <w:szCs w:val="22"/>
+        </w:rPr>
+        <w:t>^%</w:t>
+      </w:r>
+      <w:proofErr w:type="spellStart"/>
+      <w:r>
+        <w:rPr>
+          <w:rFonts w:ascii="Bahnschrift SemiBold" w:hAnsi="Bahnschrift SemiBold" w:cs="Times New Roman"/>
+          <w:b/>
+          <w:bCs/>
+          <w:sz w:val="22"/>
+          <w:szCs w:val="22"/>
+        </w:rPr>
+        <w:t>lld</w:t>
+      </w:r>
+      <w:proofErr w:type="spellEnd"/>
+      <w:r>
+        <w:rPr>
+          <w:rFonts w:ascii="Bahnschrift SemiBold" w:hAnsi="Bahnschrift SemiBold" w:cs="Times New Roman"/>
+          <w:b/>
+          <w:bCs/>
+          <w:sz w:val="22"/>
+          <w:szCs w:val="22"/>
+        </w:rPr>
+        <w:t xml:space="preserve"> mod %</w:t>
+      </w:r>
+      <w:proofErr w:type="spellStart"/>
+      <w:r>
+        <w:rPr>
+          <w:rFonts w:ascii="Bahnschrift SemiBold" w:hAnsi="Bahnschrift SemiBold" w:cs="Times New Roman"/>
+          <w:b/>
+          <w:bCs/>
+          <w:sz w:val="22"/>
+          <w:szCs w:val="22"/>
+        </w:rPr>
+        <w:t>lld</w:t>
+      </w:r>
+      <w:proofErr w:type="spellEnd"/>
+      <w:r>
+        <w:rPr>
+          <w:rFonts w:ascii="Bahnschrift SemiBold" w:hAnsi="Bahnschrift SemiBold" w:cs="Times New Roman"/>
+          <w:b/>
+          <w:bCs/>
+          <w:sz w:val="22"/>
+          <w:szCs w:val="22"/>
+        </w:rPr>
+        <w:t>\n", base, exp, mod);</w:t>
+      </w:r>
+    </w:p>
+    <w:p>
+      <w:pPr>
+        <w:spacing w:line="360" w:lineRule="auto"/>
+        <w:jc w:val="both"/>
+        <w:rPr>
+          <w:rFonts w:ascii="Bahnschrift SemiBold" w:hAnsi="Bahnschrift SemiBold" w:cs="Times New Roman"/>
+          <w:b/>
+          <w:bCs/>
+          <w:sz w:val="22"/>
+          <w:szCs w:val="22"/>
+        </w:rPr>
+      </w:pPr>
+      <w:r>
+        <w:rPr>
+          <w:rFonts w:ascii="Bahnschrift SemiBold" w:hAnsi="Bahnschrift SemiBold" w:cs="Times New Roman"/>
+          <w:b/>
+          <w:bCs/>
+          <w:sz w:val="22"/>
+          <w:szCs w:val="22"/>
+        </w:rPr>
+        <w:t>    while (exp &gt; 0)</w:t>
+      </w:r>
+    </w:p>
+    <w:p>
+      <w:pPr>
+        <w:spacing w:line="360" w:lineRule="auto"/>
+        <w:jc w:val="both"/>
+        <w:rPr>
+          <w:rFonts w:ascii="Bahnschrift SemiBold" w:hAnsi="Bahnschrift SemiBold" w:cs="Times New Roman"/>
+          <w:b/>
+          <w:bCs/>
+          <w:sz w:val="22"/>
+          <w:szCs w:val="22"/>
+        </w:rPr>
+      </w:pPr>
+      <w:r>
+        <w:rPr>
+          <w:rFonts w:ascii="Bahnschrift SemiBold" w:hAnsi="Bahnschrift SemiBold" w:cs="Times New Roman"/>
+          <w:b/>
+          <w:bCs/>
+          <w:sz w:val="22"/>
+          <w:szCs w:val="22"/>
+        </w:rPr>
+        <w:t>    {</w:t>
+      </w:r>
+    </w:p>
+    <w:p>
+      <w:pPr>
+        <w:spacing w:line="360" w:lineRule="auto"/>
+        <w:jc w:val="both"/>
+        <w:rPr>
+          <w:rFonts w:ascii="Bahnschrift SemiBold" w:hAnsi="Bahnschrift SemiBold" w:cs="Times New Roman"/>
+          <w:b/>
+          <w:bCs/>
+          <w:sz w:val="22"/>
+          <w:szCs w:val="22"/>
+        </w:rPr>
+      </w:pPr>
+      <w:r>
+        <w:rPr>
+          <w:rFonts w:ascii="Bahnschrift SemiBold" w:hAnsi="Bahnschrift SemiBold" w:cs="Times New Roman"/>
+          <w:b/>
+          <w:bCs/>
+          <w:sz w:val="22"/>
+          <w:szCs w:val="22"/>
+        </w:rPr>
+        <w:t>        if (exp % 2 == 1)</w:t>
+      </w:r>
+    </w:p>
+    <w:p>
+      <w:pPr>
+        <w:spacing w:line="360" w:lineRule="auto"/>
+        <w:jc w:val="both"/>
+        <w:rPr>
+          <w:rFonts w:ascii="Bahnschrift SemiBold" w:hAnsi="Bahnschrift SemiBold" w:cs="Times New Roman"/>
+          <w:b/>
+          <w:bCs/>
+          <w:sz w:val="22"/>
+          <w:szCs w:val="22"/>
+        </w:rPr>
+      </w:pPr>
+      <w:r>
+        <w:rPr>
+          <w:rFonts w:ascii="Bahnschrift SemiBold" w:hAnsi="Bahnschrift SemiBold" w:cs="Times New Roman"/>
+          <w:b/>
+          <w:bCs/>
+          <w:sz w:val="22"/>
+          <w:szCs w:val="22"/>
+        </w:rPr>
+        <w:t>        {</w:t>
+      </w:r>
+    </w:p>
+    <w:p>
+      <w:pPr>
+        <w:spacing w:line="360" w:lineRule="auto"/>
+        <w:jc w:val="both"/>
+        <w:rPr>
+          <w:rFonts w:ascii="Bahnschrift SemiBold" w:hAnsi="Bahnschrift SemiBold" w:cs="Times New Roman"/>
+          <w:b/>
+          <w:bCs/>
+          <w:sz w:val="22"/>
+          <w:szCs w:val="22"/>
+        </w:rPr>
+      </w:pPr>
+      <w:r>
+        <w:rPr>
+          <w:rFonts w:ascii="Bahnschrift SemiBold" w:hAnsi="Bahnschrift SemiBold" w:cs="Times New Roman"/>
+          <w:b/>
+          <w:bCs/>
+          <w:sz w:val="22"/>
+          <w:szCs w:val="22"/>
+        </w:rPr>
+        <w:t>            result = (result * base) % mod;</w:t>
+      </w:r>
+    </w:p>
+    <w:p>
+      <w:pPr>
+        <w:spacing w:line="360" w:lineRule="auto"/>
+        <w:jc w:val="both"/>
+        <w:rPr>
+          <w:rFonts w:ascii="Bahnschrift SemiBold" w:hAnsi="Bahnschrift SemiBold" w:cs="Times New Roman"/>
+          <w:b/>
+          <w:bCs/>
+          <w:sz w:val="22"/>
+          <w:szCs w:val="22"/>
+        </w:rPr>
+      </w:pPr>
+      <w:r>
+        <w:rPr>
+          <w:rFonts w:ascii="Bahnschrift SemiBold" w:hAnsi="Bahnschrift SemiBold" w:cs="Times New Roman"/>
+          <w:b/>
+          <w:bCs/>
+          <w:sz w:val="22"/>
+          <w:szCs w:val="22"/>
+        </w:rPr>
+        <w:t xml:space="preserve">            </w:t>
+      </w:r>
+      <w:proofErr w:type="spellStart"/>
+      <w:proofErr w:type="gramStart"/>
+      <w:r>
+        <w:rPr>
+          <w:rFonts w:ascii="Bahnschrift SemiBold" w:hAnsi="Bahnschrift SemiBold" w:cs="Times New Roman"/>
+          <w:b/>
+          <w:bCs/>
+          <w:sz w:val="22"/>
+          <w:szCs w:val="22"/>
+        </w:rPr>
+        <w:t>printf</w:t>
+      </w:r>
+      <w:proofErr w:type="spellEnd"/>
+      <w:r>
+        <w:rPr>
+          <w:rFonts w:ascii="Bahnschrift SemiBold" w:hAnsi="Bahnschrift SemiBold" w:cs="Times New Roman"/>
+          <w:b/>
+          <w:bCs/>
+          <w:sz w:val="22"/>
+          <w:szCs w:val="22"/>
+        </w:rPr>
+        <w:t>(</w:t>
+      </w:r>
+      <w:proofErr w:type="gramEnd"/>
+      <w:r>
+        <w:rPr>
+          <w:rFonts w:ascii="Bahnschrift SemiBold" w:hAnsi="Bahnschrift SemiBold" w:cs="Times New Roman"/>
+          <w:b/>
+          <w:bCs/>
+          <w:sz w:val="22"/>
+          <w:szCs w:val="22"/>
+        </w:rPr>
+        <w:t>"result = (result * base) mod n = %</w:t>
+      </w:r>
+      <w:proofErr w:type="spellStart"/>
+      <w:r>
+        <w:rPr>
+          <w:rFonts w:ascii="Bahnschrift SemiBold" w:hAnsi="Bahnschrift SemiBold" w:cs="Times New Roman"/>
+          <w:b/>
+          <w:bCs/>
+          <w:sz w:val="22"/>
+          <w:szCs w:val="22"/>
+        </w:rPr>
+        <w:t>lld</w:t>
+      </w:r>
+      <w:proofErr w:type="spellEnd"/>
+      <w:r>
+        <w:rPr>
+          <w:rFonts w:ascii="Bahnschrift SemiBold" w:hAnsi="Bahnschrift SemiBold" w:cs="Times New Roman"/>
+          <w:b/>
+          <w:bCs/>
+          <w:sz w:val="22"/>
+          <w:szCs w:val="22"/>
+        </w:rPr>
+        <w:t>\n", result);</w:t>
+      </w:r>
+    </w:p>
+    <w:p>
+      <w:pPr>
+        <w:spacing w:line="360" w:lineRule="auto"/>
+        <w:jc w:val="both"/>
+        <w:rPr>
+          <w:rFonts w:ascii="Bahnschrift SemiBold" w:hAnsi="Bahnschrift SemiBold" w:cs="Times New Roman"/>
+          <w:b/>
+          <w:bCs/>
+          <w:sz w:val="22"/>
+          <w:szCs w:val="22"/>
+        </w:rPr>
+      </w:pPr>
+      <w:r>
+        <w:rPr>
+          <w:rFonts w:ascii="Bahnschrift SemiBold" w:hAnsi="Bahnschrift SemiBold" w:cs="Times New Roman"/>
+          <w:b/>
+          <w:bCs/>
+          <w:sz w:val="22"/>
+          <w:szCs w:val="22"/>
+        </w:rPr>
+        <w:t>        }</w:t>
+      </w:r>
+    </w:p>
+    <w:p>
+      <w:pPr>
+        <w:spacing w:line="360" w:lineRule="auto"/>
+        <w:jc w:val="both"/>
+        <w:rPr>
+          <w:rFonts w:ascii="Bahnschrift SemiBold" w:hAnsi="Bahnschrift SemiBold" w:cs="Times New Roman"/>
+          <w:b/>
+          <w:bCs/>
+          <w:sz w:val="22"/>
+          <w:szCs w:val="22"/>
+        </w:rPr>
+      </w:pPr>
+      <w:r>
+        <w:rPr>
+          <w:rFonts w:ascii="Bahnschrift SemiBold" w:hAnsi="Bahnschrift SemiBold" w:cs="Times New Roman"/>
+          <w:b/>
+          <w:bCs/>
+          <w:sz w:val="22"/>
+          <w:szCs w:val="22"/>
+        </w:rPr>
+        <w:t>        base = (base * base) % mod;</w:t>
+      </w:r>
+    </w:p>
+    <w:p>
+      <w:pPr>
+        <w:spacing w:line="360" w:lineRule="auto"/>
+        <w:jc w:val="both"/>
+        <w:rPr>
+          <w:rFonts w:ascii="Bahnschrift SemiBold" w:hAnsi="Bahnschrift SemiBold" w:cs="Times New Roman"/>
+          <w:b/>
+          <w:bCs/>
+          <w:sz w:val="22"/>
+          <w:szCs w:val="22"/>
+        </w:rPr>
+      </w:pPr>
+      <w:r>
+        <w:rPr>
+          <w:rFonts w:ascii="Bahnschrift SemiBold" w:hAnsi="Bahnschrift SemiBold" w:cs="Times New Roman"/>
+          <w:b/>
+          <w:bCs/>
+          <w:sz w:val="22"/>
+          <w:szCs w:val="22"/>
+        </w:rPr>
+        <w:t xml:space="preserve">        </w:t>
+      </w:r>
+      <w:proofErr w:type="spellStart"/>
+      <w:proofErr w:type="gramStart"/>
+      <w:r>
+        <w:rPr>
+          <w:rFonts w:ascii="Bahnschrift SemiBold" w:hAnsi="Bahnschrift SemiBold" w:cs="Times New Roman"/>
+          <w:b/>
+          <w:bCs/>
+          <w:sz w:val="22"/>
+          <w:szCs w:val="22"/>
+        </w:rPr>
+        <w:t>printf</w:t>
+      </w:r>
+      <w:proofErr w:type="spellEnd"/>
+      <w:r>
+        <w:rPr>
+          <w:rFonts w:ascii="Bahnschrift SemiBold" w:hAnsi="Bahnschrift SemiBold" w:cs="Times New Roman"/>
+          <w:b/>
+          <w:bCs/>
+          <w:sz w:val="22"/>
+          <w:szCs w:val="22"/>
+        </w:rPr>
+        <w:t>(</w:t>
+      </w:r>
+      <w:proofErr w:type="gramEnd"/>
+      <w:r>
+        <w:rPr>
+          <w:rFonts w:ascii="Bahnschrift SemiBold" w:hAnsi="Bahnschrift SemiBold" w:cs="Times New Roman"/>
+          <w:b/>
+          <w:bCs/>
+          <w:sz w:val="22"/>
+          <w:szCs w:val="22"/>
+        </w:rPr>
+        <w:t>"base = (base * base) mod n = %</w:t>
+      </w:r>
+      <w:proofErr w:type="spellStart"/>
+      <w:r>
+        <w:rPr>
+          <w:rFonts w:ascii="Bahnschrift SemiBold" w:hAnsi="Bahnschrift SemiBold" w:cs="Times New Roman"/>
+          <w:b/>
+          <w:bCs/>
+          <w:sz w:val="22"/>
+          <w:szCs w:val="22"/>
+        </w:rPr>
+        <w:t>lld</w:t>
+      </w:r>
+      <w:proofErr w:type="spellEnd"/>
+      <w:r>
+        <w:rPr>
+          <w:rFonts w:ascii="Bahnschrift SemiBold" w:hAnsi="Bahnschrift SemiBold" w:cs="Times New Roman"/>
+          <w:b/>
+          <w:bCs/>
+          <w:sz w:val="22"/>
+          <w:szCs w:val="22"/>
+        </w:rPr>
+        <w:t>\n", base);</w:t>
+      </w:r>
+    </w:p>
+    <w:p>
+      <w:pPr>
+        <w:spacing w:line="360" w:lineRule="auto"/>
+        <w:jc w:val="both"/>
+        <w:rPr>
+          <w:rFonts w:ascii="Bahnschrift SemiBold" w:hAnsi="Bahnschrift SemiBold" w:cs="Times New Roman"/>
+          <w:b/>
+          <w:bCs/>
+          <w:sz w:val="22"/>
+          <w:szCs w:val="22"/>
+        </w:rPr>
+      </w:pPr>
+      <w:r>
+        <w:rPr>
+          <w:rFonts w:ascii="Bahnschrift SemiBold" w:hAnsi="Bahnschrift SemiBold" w:cs="Times New Roman"/>
+          <w:b/>
+          <w:bCs/>
+          <w:sz w:val="22"/>
+          <w:szCs w:val="22"/>
+        </w:rPr>
+        <w:t>        exp = exp / 2;</w:t>
+      </w:r>
+    </w:p>
+    <w:p>
+      <w:pPr>
+        <w:spacing w:line="360" w:lineRule="auto"/>
+        <w:jc w:val="both"/>
+        <w:rPr>
+          <w:rFonts w:ascii="Bahnschrift SemiBold" w:hAnsi="Bahnschrift SemiBold" w:cs="Times New Roman"/>
+          <w:b/>
+          <w:bCs/>
+          <w:sz w:val="22"/>
+          <w:szCs w:val="22"/>
+        </w:rPr>
+      </w:pPr>
+      <w:r>
+        <w:rPr>
+          <w:rFonts w:ascii="Bahnschrift SemiBold" w:hAnsi="Bahnschrift SemiBold" w:cs="Times New Roman"/>
+          <w:b/>
+          <w:bCs/>
+          <w:sz w:val="22"/>
+          <w:szCs w:val="22"/>
+        </w:rPr>
+        <w:t>    }</w:t>
+      </w:r>
+    </w:p>
+    <w:p>
+      <w:pPr>
+        <w:spacing w:line="360" w:lineRule="auto"/>
+        <w:jc w:val="both"/>
+        <w:rPr>
+          <w:rFonts w:ascii="Bahnschrift SemiBold" w:hAnsi="Bahnschrift SemiBold" w:cs="Times New Roman"/>
+          <w:b/>
+          <w:bCs/>
+          <w:sz w:val="22"/>
+          <w:szCs w:val="22"/>
+        </w:rPr>
+      </w:pPr>
+      <w:r>
+        <w:rPr>
+          <w:rFonts w:ascii="Bahnschrift SemiBold" w:hAnsi="Bahnschrift SemiBold" w:cs="Times New Roman"/>
+          <w:b/>
+          <w:bCs/>
+          <w:sz w:val="22"/>
+          <w:szCs w:val="22"/>
+        </w:rPr>
+        <w:t>    return result;</w:t>
+      </w:r>
+    </w:p>
+    <w:p>
+      <w:pPr>
+        <w:spacing w:line="360" w:lineRule="auto"/>
+        <w:jc w:val="both"/>
+        <w:rPr>
+          <w:rFonts w:ascii="Bahnschrift SemiBold" w:hAnsi="Bahnschrift SemiBold" w:cs="Times New Roman"/>
+          <w:b/>
+          <w:bCs/>
+          <w:sz w:val="22"/>
+          <w:szCs w:val="22"/>
+        </w:rPr>
+      </w:pPr>
+      <w:r>
+        <w:rPr>
+          <w:rFonts w:ascii="Bahnschrift SemiBold" w:hAnsi="Bahnschrift SemiBold" w:cs="Times New Roman"/>
+          <w:b/>
+          <w:bCs/>
+          <w:sz w:val="22"/>
+          <w:szCs w:val="22"/>
+        </w:rPr>
+        <w:t>}</w:t>
+      </w:r>
+    </w:p>
+    <w:p>
+      <w:pPr>
+        <w:spacing w:line="360" w:lineRule="auto"/>
+        <w:jc w:val="both"/>
+        <w:rPr>
+          <w:rFonts w:ascii="Bahnschrift SemiBold" w:hAnsi="Bahnschrift SemiBold" w:cs="Times New Roman"/>
+          <w:b/>
+          <w:bCs/>
+          <w:sz w:val="22"/>
+          <w:szCs w:val="22"/>
+        </w:rPr>
+      </w:pPr>
+      <w:r>
+        <w:rPr>
+          <w:rFonts w:ascii="Bahnschrift SemiBold" w:hAnsi="Bahnschrift SemiBold" w:cs="Times New Roman"/>
+          <w:b/>
+          <w:bCs/>
+          <w:sz w:val="22"/>
+          <w:szCs w:val="22"/>
+        </w:rPr>
+        <w:t>/* Miller Rabin Test */</w:t>
+      </w:r>
+    </w:p>
+    <w:p>
+      <w:pPr>
+        <w:spacing w:line="360" w:lineRule="auto"/>
+        <w:jc w:val="both"/>
+        <w:rPr>
+          <w:rFonts w:ascii="Bahnschrift SemiBold" w:hAnsi="Bahnschrift SemiBold" w:cs="Times New Roman"/>
+          <w:b/>
+          <w:bCs/>
+          <w:sz w:val="22"/>
+          <w:szCs w:val="22"/>
+        </w:rPr>
+      </w:pPr>
+      <w:r>
+        <w:rPr>
+          <w:rFonts w:ascii="Bahnschrift SemiBold" w:hAnsi="Bahnschrift SemiBold" w:cs="Times New Roman"/>
+          <w:b/>
+          <w:bCs/>
+          <w:sz w:val="22"/>
+          <w:szCs w:val="22"/>
+        </w:rPr>
+        <w:t xml:space="preserve">int </w:t>
+      </w:r>
+      <w:proofErr w:type="spellStart"/>
+      <w:proofErr w:type="gramStart"/>
+      <w:r>
+        <w:rPr>
+          <w:rFonts w:ascii="Bahnschrift SemiBold" w:hAnsi="Bahnschrift SemiBold" w:cs="Times New Roman"/>
+          <w:b/>
+          <w:bCs/>
+          <w:sz w:val="22"/>
+          <w:szCs w:val="22"/>
+        </w:rPr>
+        <w:t>millerRabin</w:t>
+      </w:r>
+      <w:proofErr w:type="spellEnd"/>
+      <w:r>
+        <w:rPr>
+          <w:rFonts w:ascii="Bahnschrift SemiBold" w:hAnsi="Bahnschrift SemiBold" w:cs="Times New Roman"/>
+          <w:b/>
+          <w:bCs/>
+          <w:sz w:val="22"/>
+          <w:szCs w:val="22"/>
+        </w:rPr>
+        <w:t>(</w:t>
+      </w:r>
+      <w:proofErr w:type="gramEnd"/>
+      <w:r>
+        <w:rPr>
+          <w:rFonts w:ascii="Bahnschrift SemiBold" w:hAnsi="Bahnschrift SemiBold" w:cs="Times New Roman"/>
+          <w:b/>
+          <w:bCs/>
+          <w:sz w:val="22"/>
+          <w:szCs w:val="22"/>
+        </w:rPr>
+        <w:t xml:space="preserve">long long n, long </w:t>
+      </w:r>
+      <w:proofErr w:type="spellStart"/>
+      <w:r>
+        <w:rPr>
+          <w:rFonts w:ascii="Bahnschrift SemiBold" w:hAnsi="Bahnschrift SemiBold" w:cs="Times New Roman"/>
+          <w:b/>
+          <w:bCs/>
+          <w:sz w:val="22"/>
+          <w:szCs w:val="22"/>
+        </w:rPr>
+        <w:t>long</w:t>
+      </w:r>
+      <w:proofErr w:type="spellEnd"/>
+      <w:r>
+        <w:rPr>
+          <w:rFonts w:ascii="Bahnschrift SemiBold" w:hAnsi="Bahnschrift SemiBold" w:cs="Times New Roman"/>
+          <w:b/>
+          <w:bCs/>
+          <w:sz w:val="22"/>
+          <w:szCs w:val="22"/>
+        </w:rPr>
+        <w:t xml:space="preserve"> b)</w:t>
+      </w:r>
+    </w:p>
+    <w:p>
+      <w:pPr>
+        <w:spacing w:line="360" w:lineRule="auto"/>
+        <w:jc w:val="both"/>
+        <w:rPr>
+          <w:rFonts w:ascii="Bahnschrift SemiBold" w:hAnsi="Bahnschrift SemiBold" w:cs="Times New Roman"/>
+          <w:b/>
+          <w:bCs/>
+          <w:sz w:val="22"/>
+          <w:szCs w:val="22"/>
+        </w:rPr>
+      </w:pPr>
+      <w:r>
+        <w:rPr>
+          <w:rFonts w:ascii="Bahnschrift SemiBold" w:hAnsi="Bahnschrift SemiBold" w:cs="Times New Roman"/>
+          <w:b/>
+          <w:bCs/>
+          <w:sz w:val="22"/>
+          <w:szCs w:val="22"/>
+        </w:rPr>
+        <w:t>{</w:t>
+      </w:r>
+    </w:p>
+    <w:p>
+      <w:pPr>
+        <w:spacing w:line="360" w:lineRule="auto"/>
+        <w:jc w:val="both"/>
+        <w:rPr>
+          <w:rFonts w:ascii="Bahnschrift SemiBold" w:hAnsi="Bahnschrift SemiBold" w:cs="Times New Roman"/>
+          <w:b/>
+          <w:bCs/>
+          <w:sz w:val="22"/>
+          <w:szCs w:val="22"/>
+        </w:rPr>
+      </w:pPr>
+      <w:r>
+        <w:rPr>
+          <w:rFonts w:ascii="Bahnschrift SemiBold" w:hAnsi="Bahnschrift SemiBold" w:cs="Times New Roman"/>
+          <w:b/>
+          <w:bCs/>
+          <w:sz w:val="22"/>
+          <w:szCs w:val="22"/>
+        </w:rPr>
+        <w:lastRenderedPageBreak/>
+        <w:t>    if (n &lt;= 1 || n == 4)</w:t>
+      </w:r>
+    </w:p>
+    <w:p>
+      <w:pPr>
+        <w:spacing w:line="360" w:lineRule="auto"/>
+        <w:jc w:val="both"/>
+        <w:rPr>
+          <w:rFonts w:ascii="Bahnschrift SemiBold" w:hAnsi="Bahnschrift SemiBold" w:cs="Times New Roman"/>
+          <w:b/>
+          <w:bCs/>
+          <w:sz w:val="22"/>
+          <w:szCs w:val="22"/>
+        </w:rPr>
+      </w:pPr>
+      <w:r>
+        <w:rPr>
+          <w:rFonts w:ascii="Bahnschrift SemiBold" w:hAnsi="Bahnschrift SemiBold" w:cs="Times New Roman"/>
+          <w:b/>
+          <w:bCs/>
+          <w:sz w:val="22"/>
+          <w:szCs w:val="22"/>
+        </w:rPr>
+        <w:t>        return 0;</w:t>
+      </w:r>
+    </w:p>
+    <w:p>
+      <w:pPr>
+        <w:spacing w:line="360" w:lineRule="auto"/>
+        <w:jc w:val="both"/>
+        <w:rPr>
+          <w:rFonts w:ascii="Bahnschrift SemiBold" w:hAnsi="Bahnschrift SemiBold" w:cs="Times New Roman"/>
+          <w:b/>
+          <w:bCs/>
+          <w:sz w:val="22"/>
+          <w:szCs w:val="22"/>
+        </w:rPr>
+      </w:pPr>
+      <w:r>
+        <w:rPr>
+          <w:rFonts w:ascii="Bahnschrift SemiBold" w:hAnsi="Bahnschrift SemiBold" w:cs="Times New Roman"/>
+          <w:b/>
+          <w:bCs/>
+          <w:sz w:val="22"/>
+          <w:szCs w:val="22"/>
+        </w:rPr>
+        <w:t>    if (n &lt;= 3)</w:t>
+      </w:r>
+    </w:p>
+    <w:p>
+      <w:pPr>
+        <w:spacing w:line="360" w:lineRule="auto"/>
+        <w:jc w:val="both"/>
+        <w:rPr>
+          <w:rFonts w:ascii="Bahnschrift SemiBold" w:hAnsi="Bahnschrift SemiBold" w:cs="Times New Roman"/>
+          <w:b/>
+          <w:bCs/>
+          <w:sz w:val="22"/>
+          <w:szCs w:val="22"/>
+        </w:rPr>
+      </w:pPr>
+      <w:r>
+        <w:rPr>
+          <w:rFonts w:ascii="Bahnschrift SemiBold" w:hAnsi="Bahnschrift SemiBold" w:cs="Times New Roman"/>
+          <w:b/>
+          <w:bCs/>
+          <w:sz w:val="22"/>
+          <w:szCs w:val="22"/>
+        </w:rPr>
+        <w:t>        return 1;</w:t>
+      </w:r>
+    </w:p>
+    <w:p>
+      <w:pPr>
+        <w:spacing w:line="360" w:lineRule="auto"/>
+        <w:jc w:val="both"/>
+        <w:rPr>
+          <w:rFonts w:ascii="Bahnschrift SemiBold" w:hAnsi="Bahnschrift SemiBold" w:cs="Times New Roman"/>
+          <w:b/>
+          <w:bCs/>
+          <w:sz w:val="22"/>
+          <w:szCs w:val="22"/>
+        </w:rPr>
+      </w:pPr>
+      <w:r>
+        <w:rPr>
+          <w:rFonts w:ascii="Bahnschrift SemiBold" w:hAnsi="Bahnschrift SemiBold" w:cs="Times New Roman"/>
+          <w:b/>
+          <w:bCs/>
+          <w:sz w:val="22"/>
+          <w:szCs w:val="22"/>
+        </w:rPr>
+        <w:t xml:space="preserve">    long </w:t>
+      </w:r>
+      <w:proofErr w:type="spellStart"/>
+      <w:r>
+        <w:rPr>
+          <w:rFonts w:ascii="Bahnschrift SemiBold" w:hAnsi="Bahnschrift SemiBold" w:cs="Times New Roman"/>
+          <w:b/>
+          <w:bCs/>
+          <w:sz w:val="22"/>
+          <w:szCs w:val="22"/>
+        </w:rPr>
+        <w:t>long</w:t>
+      </w:r>
+      <w:proofErr w:type="spellEnd"/>
+      <w:r>
+        <w:rPr>
+          <w:rFonts w:ascii="Bahnschrift SemiBold" w:hAnsi="Bahnschrift SemiBold" w:cs="Times New Roman"/>
+          <w:b/>
+          <w:bCs/>
+          <w:sz w:val="22"/>
+          <w:szCs w:val="22"/>
+        </w:rPr>
+        <w:t xml:space="preserve"> m = n - 1;</w:t>
+      </w:r>
+    </w:p>
+    <w:p>
+      <w:pPr>
+        <w:spacing w:line="360" w:lineRule="auto"/>
+        <w:jc w:val="both"/>
+        <w:rPr>
+          <w:rFonts w:ascii="Bahnschrift SemiBold" w:hAnsi="Bahnschrift SemiBold" w:cs="Times New Roman"/>
+          <w:b/>
+          <w:bCs/>
+          <w:sz w:val="22"/>
+          <w:szCs w:val="22"/>
+        </w:rPr>
+      </w:pPr>
+      <w:r>
+        <w:rPr>
+          <w:rFonts w:ascii="Bahnschrift SemiBold" w:hAnsi="Bahnschrift SemiBold" w:cs="Times New Roman"/>
+          <w:b/>
+          <w:bCs/>
+          <w:sz w:val="22"/>
+          <w:szCs w:val="22"/>
+        </w:rPr>
+        <w:t>    int k = 0;</w:t>
+      </w:r>
+    </w:p>
+    <w:p>
+      <w:pPr>
+        <w:spacing w:line="360" w:lineRule="auto"/>
+        <w:jc w:val="both"/>
+        <w:rPr>
+          <w:rFonts w:ascii="Bahnschrift SemiBold" w:hAnsi="Bahnschrift SemiBold" w:cs="Times New Roman"/>
+          <w:b/>
+          <w:bCs/>
+          <w:sz w:val="22"/>
+          <w:szCs w:val="22"/>
+        </w:rPr>
+      </w:pPr>
+      <w:r>
+        <w:rPr>
+          <w:rFonts w:ascii="Bahnschrift SemiBold" w:hAnsi="Bahnschrift SemiBold" w:cs="Times New Roman"/>
+          <w:b/>
+          <w:bCs/>
+          <w:sz w:val="22"/>
+          <w:szCs w:val="22"/>
+        </w:rPr>
+        <w:t xml:space="preserve">    </w:t>
+      </w:r>
+      <w:proofErr w:type="spellStart"/>
+      <w:proofErr w:type="gramStart"/>
+      <w:r>
+        <w:rPr>
+          <w:rFonts w:ascii="Bahnschrift SemiBold" w:hAnsi="Bahnschrift SemiBold" w:cs="Times New Roman"/>
+          <w:b/>
+          <w:bCs/>
+          <w:sz w:val="22"/>
+          <w:szCs w:val="22"/>
+        </w:rPr>
+        <w:t>printf</w:t>
+      </w:r>
+      <w:proofErr w:type="spellEnd"/>
+      <w:r>
+        <w:rPr>
+          <w:rFonts w:ascii="Bahnschrift SemiBold" w:hAnsi="Bahnschrift SemiBold" w:cs="Times New Roman"/>
+          <w:b/>
+          <w:bCs/>
+          <w:sz w:val="22"/>
+          <w:szCs w:val="22"/>
+        </w:rPr>
+        <w:t>(</w:t>
+      </w:r>
+      <w:proofErr w:type="gramEnd"/>
+      <w:r>
+        <w:rPr>
+          <w:rFonts w:ascii="Bahnschrift SemiBold" w:hAnsi="Bahnschrift SemiBold" w:cs="Times New Roman"/>
+          <w:b/>
+          <w:bCs/>
+          <w:sz w:val="22"/>
+          <w:szCs w:val="22"/>
+        </w:rPr>
+        <w:t>"\</w:t>
+      </w:r>
+      <w:proofErr w:type="spellStart"/>
+      <w:r>
+        <w:rPr>
+          <w:rFonts w:ascii="Bahnschrift SemiBold" w:hAnsi="Bahnschrift SemiBold" w:cs="Times New Roman"/>
+          <w:b/>
+          <w:bCs/>
+          <w:sz w:val="22"/>
+          <w:szCs w:val="22"/>
+        </w:rPr>
+        <w:t>nStep</w:t>
+      </w:r>
+      <w:proofErr w:type="spellEnd"/>
+      <w:r>
+        <w:rPr>
+          <w:rFonts w:ascii="Bahnschrift SemiBold" w:hAnsi="Bahnschrift SemiBold" w:cs="Times New Roman"/>
+          <w:b/>
+          <w:bCs/>
+          <w:sz w:val="22"/>
+          <w:szCs w:val="22"/>
+        </w:rPr>
+        <w:t xml:space="preserve"> 1: Express n-1 as m * 2^k\n");</w:t>
+      </w:r>
+    </w:p>
+    <w:p>
+      <w:pPr>
+        <w:spacing w:line="360" w:lineRule="auto"/>
+        <w:jc w:val="both"/>
+        <w:rPr>
+          <w:rFonts w:ascii="Bahnschrift SemiBold" w:hAnsi="Bahnschrift SemiBold" w:cs="Times New Roman"/>
+          <w:b/>
+          <w:bCs/>
+          <w:sz w:val="22"/>
+          <w:szCs w:val="22"/>
+        </w:rPr>
+      </w:pPr>
+      <w:r>
+        <w:rPr>
+          <w:rFonts w:ascii="Bahnschrift SemiBold" w:hAnsi="Bahnschrift SemiBold" w:cs="Times New Roman"/>
+          <w:b/>
+          <w:bCs/>
+          <w:sz w:val="22"/>
+          <w:szCs w:val="22"/>
+        </w:rPr>
+        <w:t>    while (m % 2 == 0)</w:t>
+      </w:r>
+    </w:p>
+    <w:p>
+      <w:pPr>
+        <w:spacing w:line="360" w:lineRule="auto"/>
+        <w:jc w:val="both"/>
+        <w:rPr>
+          <w:rFonts w:ascii="Bahnschrift SemiBold" w:hAnsi="Bahnschrift SemiBold" w:cs="Times New Roman"/>
+          <w:b/>
+          <w:bCs/>
+          <w:sz w:val="22"/>
+          <w:szCs w:val="22"/>
+        </w:rPr>
+      </w:pPr>
+      <w:r>
+        <w:rPr>
+          <w:rFonts w:ascii="Bahnschrift SemiBold" w:hAnsi="Bahnschrift SemiBold" w:cs="Times New Roman"/>
+          <w:b/>
+          <w:bCs/>
+          <w:sz w:val="22"/>
+          <w:szCs w:val="22"/>
+        </w:rPr>
+        <w:t>    {</w:t>
+      </w:r>
+    </w:p>
+    <w:p>
+      <w:pPr>
+        <w:spacing w:line="360" w:lineRule="auto"/>
+        <w:jc w:val="both"/>
+        <w:rPr>
+          <w:rFonts w:ascii="Bahnschrift SemiBold" w:hAnsi="Bahnschrift SemiBold" w:cs="Times New Roman"/>
+          <w:b/>
+          <w:bCs/>
+          <w:sz w:val="22"/>
+          <w:szCs w:val="22"/>
+        </w:rPr>
+      </w:pPr>
+      <w:r>
+        <w:rPr>
+          <w:rFonts w:ascii="Bahnschrift SemiBold" w:hAnsi="Bahnschrift SemiBold" w:cs="Times New Roman"/>
+          <w:b/>
+          <w:bCs/>
+          <w:sz w:val="22"/>
+          <w:szCs w:val="22"/>
+        </w:rPr>
+        <w:t>        m = m / 2;</w:t>
+      </w:r>
+    </w:p>
+    <w:p>
+      <w:pPr>
+        <w:spacing w:line="360" w:lineRule="auto"/>
+        <w:jc w:val="both"/>
+        <w:rPr>
+          <w:rFonts w:ascii="Bahnschrift SemiBold" w:hAnsi="Bahnschrift SemiBold" w:cs="Times New Roman"/>
+          <w:b/>
+          <w:bCs/>
+          <w:sz w:val="22"/>
+          <w:szCs w:val="22"/>
+        </w:rPr>
+      </w:pPr>
+      <w:r>
+        <w:rPr>
+          <w:rFonts w:ascii="Bahnschrift SemiBold" w:hAnsi="Bahnschrift SemiBold" w:cs="Times New Roman"/>
+          <w:b/>
+          <w:bCs/>
+          <w:sz w:val="22"/>
+          <w:szCs w:val="22"/>
+        </w:rPr>
+        <w:t>        k++;</w:t>
+      </w:r>
+    </w:p>
+    <w:p>
+      <w:pPr>
+        <w:spacing w:line="360" w:lineRule="auto"/>
+        <w:jc w:val="both"/>
+        <w:rPr>
+          <w:rFonts w:ascii="Bahnschrift SemiBold" w:hAnsi="Bahnschrift SemiBold" w:cs="Times New Roman"/>
+          <w:b/>
+          <w:bCs/>
+          <w:sz w:val="22"/>
+          <w:szCs w:val="22"/>
+        </w:rPr>
+      </w:pPr>
+      <w:r>
+        <w:rPr>
+          <w:rFonts w:ascii="Bahnschrift SemiBold" w:hAnsi="Bahnschrift SemiBold" w:cs="Times New Roman"/>
+          <w:b/>
+          <w:bCs/>
+          <w:sz w:val="22"/>
+          <w:szCs w:val="22"/>
+        </w:rPr>
+        <w:t>    }</w:t>
+      </w:r>
+    </w:p>
+    <w:p>
+      <w:pPr>
+        <w:spacing w:line="360" w:lineRule="auto"/>
+        <w:jc w:val="both"/>
+        <w:rPr>
+          <w:rFonts w:ascii="Bahnschrift SemiBold" w:hAnsi="Bahnschrift SemiBold" w:cs="Times New Roman"/>
+          <w:b/>
+          <w:bCs/>
+          <w:sz w:val="22"/>
+          <w:szCs w:val="22"/>
+        </w:rPr>
+      </w:pPr>
+      <w:r>
+        <w:rPr>
+          <w:rFonts w:ascii="Bahnschrift SemiBold" w:hAnsi="Bahnschrift SemiBold" w:cs="Times New Roman"/>
+          <w:b/>
+          <w:bCs/>
+          <w:sz w:val="22"/>
+          <w:szCs w:val="22"/>
+        </w:rPr>
+        <w:t xml:space="preserve">    </w:t>
+      </w:r>
+      <w:proofErr w:type="spellStart"/>
+      <w:proofErr w:type="gramStart"/>
+      <w:r>
+        <w:rPr>
+          <w:rFonts w:ascii="Bahnschrift SemiBold" w:hAnsi="Bahnschrift SemiBold" w:cs="Times New Roman"/>
+          <w:b/>
+          <w:bCs/>
+          <w:sz w:val="22"/>
+          <w:szCs w:val="22"/>
+        </w:rPr>
+        <w:t>printf</w:t>
+      </w:r>
+      <w:proofErr w:type="spellEnd"/>
+      <w:r>
+        <w:rPr>
+          <w:rFonts w:ascii="Bahnschrift SemiBold" w:hAnsi="Bahnschrift SemiBold" w:cs="Times New Roman"/>
+          <w:b/>
+          <w:bCs/>
+          <w:sz w:val="22"/>
+          <w:szCs w:val="22"/>
+        </w:rPr>
+        <w:t>(</w:t>
+      </w:r>
+      <w:proofErr w:type="gramEnd"/>
+      <w:r>
+        <w:rPr>
+          <w:rFonts w:ascii="Bahnschrift SemiBold" w:hAnsi="Bahnschrift SemiBold" w:cs="Times New Roman"/>
+          <w:b/>
+          <w:bCs/>
+          <w:sz w:val="22"/>
+          <w:szCs w:val="22"/>
+        </w:rPr>
+        <w:t>"n - 1 = %</w:t>
+      </w:r>
+      <w:proofErr w:type="spellStart"/>
+      <w:r>
+        <w:rPr>
+          <w:rFonts w:ascii="Bahnschrift SemiBold" w:hAnsi="Bahnschrift SemiBold" w:cs="Times New Roman"/>
+          <w:b/>
+          <w:bCs/>
+          <w:sz w:val="22"/>
+          <w:szCs w:val="22"/>
+        </w:rPr>
+        <w:t>lld</w:t>
+      </w:r>
+      <w:proofErr w:type="spellEnd"/>
+      <w:r>
+        <w:rPr>
+          <w:rFonts w:ascii="Bahnschrift SemiBold" w:hAnsi="Bahnschrift SemiBold" w:cs="Times New Roman"/>
+          <w:b/>
+          <w:bCs/>
+          <w:sz w:val="22"/>
+          <w:szCs w:val="22"/>
+        </w:rPr>
+        <w:t>\n", n - 1);</w:t>
+      </w:r>
+    </w:p>
+    <w:p>
+      <w:pPr>
+        <w:spacing w:line="360" w:lineRule="auto"/>
+        <w:jc w:val="both"/>
+        <w:rPr>
+          <w:rFonts w:ascii="Bahnschrift SemiBold" w:hAnsi="Bahnschrift SemiBold" w:cs="Times New Roman"/>
+          <w:b/>
+          <w:bCs/>
+          <w:sz w:val="22"/>
+          <w:szCs w:val="22"/>
+        </w:rPr>
+      </w:pPr>
+      <w:r>
+        <w:rPr>
+          <w:rFonts w:ascii="Bahnschrift SemiBold" w:hAnsi="Bahnschrift SemiBold" w:cs="Times New Roman"/>
+          <w:b/>
+          <w:bCs/>
+          <w:sz w:val="22"/>
+          <w:szCs w:val="22"/>
+        </w:rPr>
+        <w:t xml:space="preserve">    </w:t>
+      </w:r>
+      <w:proofErr w:type="spellStart"/>
+      <w:proofErr w:type="gramStart"/>
+      <w:r>
+        <w:rPr>
+          <w:rFonts w:ascii="Bahnschrift SemiBold" w:hAnsi="Bahnschrift SemiBold" w:cs="Times New Roman"/>
+          <w:b/>
+          <w:bCs/>
+          <w:sz w:val="22"/>
+          <w:szCs w:val="22"/>
+        </w:rPr>
+        <w:t>printf</w:t>
+      </w:r>
+      <w:proofErr w:type="spellEnd"/>
+      <w:r>
+        <w:rPr>
+          <w:rFonts w:ascii="Bahnschrift SemiBold" w:hAnsi="Bahnschrift SemiBold" w:cs="Times New Roman"/>
+          <w:b/>
+          <w:bCs/>
+          <w:sz w:val="22"/>
+          <w:szCs w:val="22"/>
+        </w:rPr>
+        <w:t>(</w:t>
+      </w:r>
+      <w:proofErr w:type="gramEnd"/>
+      <w:r>
+        <w:rPr>
+          <w:rFonts w:ascii="Bahnschrift SemiBold" w:hAnsi="Bahnschrift SemiBold" w:cs="Times New Roman"/>
+          <w:b/>
+          <w:bCs/>
+          <w:sz w:val="22"/>
+          <w:szCs w:val="22"/>
+        </w:rPr>
+        <w:t>"m = %</w:t>
+      </w:r>
+      <w:proofErr w:type="spellStart"/>
+      <w:r>
+        <w:rPr>
+          <w:rFonts w:ascii="Bahnschrift SemiBold" w:hAnsi="Bahnschrift SemiBold" w:cs="Times New Roman"/>
+          <w:b/>
+          <w:bCs/>
+          <w:sz w:val="22"/>
+          <w:szCs w:val="22"/>
+        </w:rPr>
+        <w:t>lld</w:t>
+      </w:r>
+      <w:proofErr w:type="spellEnd"/>
+      <w:r>
+        <w:rPr>
+          <w:rFonts w:ascii="Bahnschrift SemiBold" w:hAnsi="Bahnschrift SemiBold" w:cs="Times New Roman"/>
+          <w:b/>
+          <w:bCs/>
+          <w:sz w:val="22"/>
+          <w:szCs w:val="22"/>
+        </w:rPr>
+        <w:t>, k = %d\n", m, k);</w:t>
+      </w:r>
+    </w:p>
+    <w:p>
+      <w:pPr>
+        <w:spacing w:line="360" w:lineRule="auto"/>
+        <w:jc w:val="both"/>
+        <w:rPr>
+          <w:rFonts w:ascii="Bahnschrift SemiBold" w:hAnsi="Bahnschrift SemiBold" w:cs="Times New Roman"/>
+          <w:b/>
+          <w:bCs/>
+          <w:sz w:val="22"/>
+          <w:szCs w:val="22"/>
+        </w:rPr>
+      </w:pPr>
+      <w:r>
+        <w:rPr>
+          <w:rFonts w:ascii="Bahnschrift SemiBold" w:hAnsi="Bahnschrift SemiBold" w:cs="Times New Roman"/>
+          <w:b/>
+          <w:bCs/>
+          <w:sz w:val="22"/>
+          <w:szCs w:val="22"/>
+        </w:rPr>
+        <w:t xml:space="preserve">    </w:t>
+      </w:r>
+      <w:proofErr w:type="spellStart"/>
+      <w:proofErr w:type="gramStart"/>
+      <w:r>
+        <w:rPr>
+          <w:rFonts w:ascii="Bahnschrift SemiBold" w:hAnsi="Bahnschrift SemiBold" w:cs="Times New Roman"/>
+          <w:b/>
+          <w:bCs/>
+          <w:sz w:val="22"/>
+          <w:szCs w:val="22"/>
+        </w:rPr>
+        <w:t>printf</w:t>
+      </w:r>
+      <w:proofErr w:type="spellEnd"/>
+      <w:r>
+        <w:rPr>
+          <w:rFonts w:ascii="Bahnschrift SemiBold" w:hAnsi="Bahnschrift SemiBold" w:cs="Times New Roman"/>
+          <w:b/>
+          <w:bCs/>
+          <w:sz w:val="22"/>
+          <w:szCs w:val="22"/>
+        </w:rPr>
+        <w:t>(</w:t>
+      </w:r>
+      <w:proofErr w:type="gramEnd"/>
+      <w:r>
+        <w:rPr>
+          <w:rFonts w:ascii="Bahnschrift SemiBold" w:hAnsi="Bahnschrift SemiBold" w:cs="Times New Roman"/>
+          <w:b/>
+          <w:bCs/>
+          <w:sz w:val="22"/>
+          <w:szCs w:val="22"/>
+        </w:rPr>
+        <w:t>"So, %</w:t>
+      </w:r>
+      <w:proofErr w:type="spellStart"/>
+      <w:r>
+        <w:rPr>
+          <w:rFonts w:ascii="Bahnschrift SemiBold" w:hAnsi="Bahnschrift SemiBold" w:cs="Times New Roman"/>
+          <w:b/>
+          <w:bCs/>
+          <w:sz w:val="22"/>
+          <w:szCs w:val="22"/>
+        </w:rPr>
+        <w:t>lld</w:t>
+      </w:r>
+      <w:proofErr w:type="spellEnd"/>
+      <w:r>
+        <w:rPr>
+          <w:rFonts w:ascii="Bahnschrift SemiBold" w:hAnsi="Bahnschrift SemiBold" w:cs="Times New Roman"/>
+          <w:b/>
+          <w:bCs/>
+          <w:sz w:val="22"/>
+          <w:szCs w:val="22"/>
+        </w:rPr>
+        <w:t xml:space="preserve"> = %</w:t>
+      </w:r>
+      <w:proofErr w:type="spellStart"/>
+      <w:r>
+        <w:rPr>
+          <w:rFonts w:ascii="Bahnschrift SemiBold" w:hAnsi="Bahnschrift SemiBold" w:cs="Times New Roman"/>
+          <w:b/>
+          <w:bCs/>
+          <w:sz w:val="22"/>
+          <w:szCs w:val="22"/>
+        </w:rPr>
+        <w:t>lld</w:t>
+      </w:r>
+      <w:proofErr w:type="spellEnd"/>
+      <w:r>
+        <w:rPr>
+          <w:rFonts w:ascii="Bahnschrift SemiBold" w:hAnsi="Bahnschrift SemiBold" w:cs="Times New Roman"/>
+          <w:b/>
+          <w:bCs/>
+          <w:sz w:val="22"/>
+          <w:szCs w:val="22"/>
+        </w:rPr>
+        <w:t xml:space="preserve"> * 2^%d\n", n - 1, m, k);</w:t>
+      </w:r>
+    </w:p>
+    <w:p>
+      <w:pPr>
+        <w:spacing w:line="360" w:lineRule="auto"/>
+        <w:jc w:val="both"/>
+        <w:rPr>
+          <w:rFonts w:ascii="Bahnschrift SemiBold" w:hAnsi="Bahnschrift SemiBold" w:cs="Times New Roman"/>
+          <w:b/>
+          <w:bCs/>
+          <w:sz w:val="22"/>
+          <w:szCs w:val="22"/>
+        </w:rPr>
+      </w:pPr>
+      <w:r>
+        <w:rPr>
+          <w:rFonts w:ascii="Bahnschrift SemiBold" w:hAnsi="Bahnschrift SemiBold" w:cs="Times New Roman"/>
+          <w:b/>
+          <w:bCs/>
+          <w:sz w:val="22"/>
+          <w:szCs w:val="22"/>
+        </w:rPr>
+        <w:t xml:space="preserve">    </w:t>
+      </w:r>
+      <w:proofErr w:type="spellStart"/>
+      <w:proofErr w:type="gramStart"/>
+      <w:r>
+        <w:rPr>
+          <w:rFonts w:ascii="Bahnschrift SemiBold" w:hAnsi="Bahnschrift SemiBold" w:cs="Times New Roman"/>
+          <w:b/>
+          <w:bCs/>
+          <w:sz w:val="22"/>
+          <w:szCs w:val="22"/>
+        </w:rPr>
+        <w:t>printf</w:t>
+      </w:r>
+      <w:proofErr w:type="spellEnd"/>
+      <w:r>
+        <w:rPr>
+          <w:rFonts w:ascii="Bahnschrift SemiBold" w:hAnsi="Bahnschrift SemiBold" w:cs="Times New Roman"/>
+          <w:b/>
+          <w:bCs/>
+          <w:sz w:val="22"/>
+          <w:szCs w:val="22"/>
+        </w:rPr>
+        <w:t>(</w:t>
+      </w:r>
+      <w:proofErr w:type="gramEnd"/>
+      <w:r>
+        <w:rPr>
+          <w:rFonts w:ascii="Bahnschrift SemiBold" w:hAnsi="Bahnschrift SemiBold" w:cs="Times New Roman"/>
+          <w:b/>
+          <w:bCs/>
+          <w:sz w:val="22"/>
+          <w:szCs w:val="22"/>
+        </w:rPr>
+        <w:t>"\</w:t>
+      </w:r>
+      <w:proofErr w:type="spellStart"/>
+      <w:r>
+        <w:rPr>
+          <w:rFonts w:ascii="Bahnschrift SemiBold" w:hAnsi="Bahnschrift SemiBold" w:cs="Times New Roman"/>
+          <w:b/>
+          <w:bCs/>
+          <w:sz w:val="22"/>
+          <w:szCs w:val="22"/>
+        </w:rPr>
+        <w:t>nStep</w:t>
+      </w:r>
+      <w:proofErr w:type="spellEnd"/>
+      <w:r>
+        <w:rPr>
+          <w:rFonts w:ascii="Bahnschrift SemiBold" w:hAnsi="Bahnschrift SemiBold" w:cs="Times New Roman"/>
+          <w:b/>
+          <w:bCs/>
+          <w:sz w:val="22"/>
+          <w:szCs w:val="22"/>
+        </w:rPr>
+        <w:t xml:space="preserve"> 2: Compute T = </w:t>
+      </w:r>
+      <w:proofErr w:type="spellStart"/>
+      <w:r>
+        <w:rPr>
+          <w:rFonts w:ascii="Bahnschrift SemiBold" w:hAnsi="Bahnschrift SemiBold" w:cs="Times New Roman"/>
+          <w:b/>
+          <w:bCs/>
+          <w:sz w:val="22"/>
+          <w:szCs w:val="22"/>
+        </w:rPr>
         <w:t>b^m</w:t>
       </w:r>
       <w:proofErr w:type="spellEnd"/>
@@ -879,76 +2501,30 @@
           <w:sz w:val="22"/>
           <w:szCs w:val="22"/>
         </w:rPr>
-        <w:t xml:space="preserve"> mod n efficiently</w:t>
-      </w:r>
-    </w:p>
-    <w:p>
-      <w:pPr>
-        <w:spacing w:line="360" w:lineRule="auto"/>
-        <w:jc w:val="both"/>
-        <w:rPr>
-          <w:rFonts w:ascii="Bahnschrift SemiBold" w:hAnsi="Bahnschrift SemiBold" w:cs="Times New Roman"/>
-          <w:b/>
-          <w:bCs/>
-          <w:sz w:val="22"/>
-          <w:szCs w:val="22"/>
-        </w:rPr>
-      </w:pPr>
-      <w:r>
-        <w:rPr>
-          <w:rFonts w:ascii="Bahnschrift SemiBold" w:hAnsi="Bahnschrift SemiBold" w:cs="Times New Roman"/>
-          <w:b/>
-          <w:bCs/>
-          <w:sz w:val="22"/>
-          <w:szCs w:val="22"/>
-        </w:rPr>
-        <w:t>    b13= b8 × b4 × b1</w:t>
-      </w:r>
-    </w:p>
-    <w:p>
-      <w:pPr>
-        <w:spacing w:line="360" w:lineRule="auto"/>
-        <w:jc w:val="both"/>
-        <w:rPr>
-          <w:rFonts w:ascii="Bahnschrift SemiBold" w:hAnsi="Bahnschrift SemiBold" w:cs="Times New Roman"/>
-          <w:b/>
-          <w:bCs/>
-          <w:sz w:val="22"/>
-          <w:szCs w:val="22"/>
-        </w:rPr>
-      </w:pPr>
-      <w:r>
-        <w:rPr>
-          <w:rFonts w:ascii="Bahnschrift SemiBold" w:hAnsi="Bahnschrift SemiBold" w:cs="Times New Roman"/>
-          <w:b/>
-          <w:bCs/>
-          <w:sz w:val="22"/>
-          <w:szCs w:val="22"/>
-        </w:rPr>
-        <w:t>*/</w:t>
-      </w:r>
-    </w:p>
-    <w:p>
-      <w:pPr>
-        <w:spacing w:line="360" w:lineRule="auto"/>
-        <w:jc w:val="both"/>
-        <w:rPr>
-          <w:rFonts w:ascii="Bahnschrift SemiBold" w:hAnsi="Bahnschrift SemiBold" w:cs="Times New Roman"/>
-          <w:b/>
-          <w:bCs/>
-          <w:sz w:val="22"/>
-          <w:szCs w:val="22"/>
-        </w:rPr>
-      </w:pPr>
-      <w:r>
-        <w:rPr>
-          <w:rFonts w:ascii="Bahnschrift SemiBold" w:hAnsi="Bahnschrift SemiBold" w:cs="Times New Roman"/>
-          <w:b/>
-          <w:bCs/>
-          <w:sz w:val="22"/>
-          <w:szCs w:val="22"/>
-        </w:rPr>
-        <w:t xml:space="preserve">long </w:t>
+        <w:t xml:space="preserve"> mod n\n");</w:t>
+      </w:r>
+    </w:p>
+    <w:p>
+      <w:pPr>
+        <w:spacing w:line="360" w:lineRule="auto"/>
+        <w:jc w:val="both"/>
+        <w:rPr>
+          <w:rFonts w:ascii="Bahnschrift SemiBold" w:hAnsi="Bahnschrift SemiBold" w:cs="Times New Roman"/>
+          <w:b/>
+          <w:bCs/>
+          <w:sz w:val="22"/>
+          <w:szCs w:val="22"/>
+        </w:rPr>
+      </w:pPr>
+      <w:r>
+        <w:rPr>
+          <w:rFonts w:ascii="Bahnschrift SemiBold" w:hAnsi="Bahnschrift SemiBold" w:cs="Times New Roman"/>
+          <w:b/>
+          <w:bCs/>
+          <w:sz w:val="22"/>
+          <w:szCs w:val="22"/>
+        </w:rPr>
+        <w:t xml:space="preserve">    long </w:t>
       </w:r>
       <w:proofErr w:type="spellStart"/>
       <w:r>
@@ -970,9 +2546,10 @@
           <w:sz w:val="22"/>
           <w:szCs w:val="22"/>
         </w:rPr>
-        <w:t xml:space="preserve"> </w:t>
+        <w:t xml:space="preserve"> T = </w:t>
       </w:r>
       <w:proofErr w:type="spellStart"/>
+      <w:proofErr w:type="gramStart"/>
       <w:r>
         <w:rPr>
           <w:rFonts w:ascii="Bahnschrift SemiBold" w:hAnsi="Bahnschrift SemiBold" w:cs="Times New Roman"/>
@@ -992,9 +2569,987 @@
           <w:sz w:val="22"/>
           <w:szCs w:val="22"/>
         </w:rPr>
-        <w:t xml:space="preserve">(long long base, long </w:t>
+        <w:t>(</w:t>
+      </w:r>
+      <w:proofErr w:type="gramEnd"/>
+      <w:r>
+        <w:rPr>
+          <w:rFonts w:ascii="Bahnschrift SemiBold" w:hAnsi="Bahnschrift SemiBold" w:cs="Times New Roman"/>
+          <w:b/>
+          <w:bCs/>
+          <w:sz w:val="22"/>
+          <w:szCs w:val="22"/>
+        </w:rPr>
+        <w:t>b, m, n);</w:t>
+      </w:r>
+    </w:p>
+    <w:p>
+      <w:pPr>
+        <w:spacing w:line="360" w:lineRule="auto"/>
+        <w:jc w:val="both"/>
+        <w:rPr>
+          <w:rFonts w:ascii="Bahnschrift SemiBold" w:hAnsi="Bahnschrift SemiBold" w:cs="Times New Roman"/>
+          <w:b/>
+          <w:bCs/>
+          <w:sz w:val="22"/>
+          <w:szCs w:val="22"/>
+        </w:rPr>
+      </w:pPr>
+      <w:r>
+        <w:rPr>
+          <w:rFonts w:ascii="Bahnschrift SemiBold" w:hAnsi="Bahnschrift SemiBold" w:cs="Times New Roman"/>
+          <w:b/>
+          <w:bCs/>
+          <w:sz w:val="22"/>
+          <w:szCs w:val="22"/>
+        </w:rPr>
+        <w:t xml:space="preserve">    </w:t>
       </w:r>
       <w:proofErr w:type="spellStart"/>
+      <w:proofErr w:type="gramStart"/>
+      <w:r>
+        <w:rPr>
+          <w:rFonts w:ascii="Bahnschrift SemiBold" w:hAnsi="Bahnschrift SemiBold" w:cs="Times New Roman"/>
+          <w:b/>
+          <w:bCs/>
+          <w:sz w:val="22"/>
+          <w:szCs w:val="22"/>
+        </w:rPr>
+        <w:t>printf</w:t>
+      </w:r>
+      <w:proofErr w:type="spellEnd"/>
+      <w:r>
+        <w:rPr>
+          <w:rFonts w:ascii="Bahnschrift SemiBold" w:hAnsi="Bahnschrift SemiBold" w:cs="Times New Roman"/>
+          <w:b/>
+          <w:bCs/>
+          <w:sz w:val="22"/>
+          <w:szCs w:val="22"/>
+        </w:rPr>
+        <w:t>(</w:t>
+      </w:r>
+      <w:proofErr w:type="gramEnd"/>
+      <w:r>
+        <w:rPr>
+          <w:rFonts w:ascii="Bahnschrift SemiBold" w:hAnsi="Bahnschrift SemiBold" w:cs="Times New Roman"/>
+          <w:b/>
+          <w:bCs/>
+          <w:sz w:val="22"/>
+          <w:szCs w:val="22"/>
+        </w:rPr>
+        <w:t>"T = %</w:t>
+      </w:r>
+      <w:proofErr w:type="spellStart"/>
+      <w:r>
+        <w:rPr>
+          <w:rFonts w:ascii="Bahnschrift SemiBold" w:hAnsi="Bahnschrift SemiBold" w:cs="Times New Roman"/>
+          <w:b/>
+          <w:bCs/>
+          <w:sz w:val="22"/>
+          <w:szCs w:val="22"/>
+        </w:rPr>
+        <w:t>lld</w:t>
+      </w:r>
+      <w:proofErr w:type="spellEnd"/>
+      <w:r>
+        <w:rPr>
+          <w:rFonts w:ascii="Bahnschrift SemiBold" w:hAnsi="Bahnschrift SemiBold" w:cs="Times New Roman"/>
+          <w:b/>
+          <w:bCs/>
+          <w:sz w:val="22"/>
+          <w:szCs w:val="22"/>
+        </w:rPr>
+        <w:t>\n", T);</w:t>
+      </w:r>
+    </w:p>
+    <w:p>
+      <w:pPr>
+        <w:spacing w:line="360" w:lineRule="auto"/>
+        <w:jc w:val="both"/>
+        <w:rPr>
+          <w:rFonts w:ascii="Bahnschrift SemiBold" w:hAnsi="Bahnschrift SemiBold" w:cs="Times New Roman"/>
+          <w:b/>
+          <w:bCs/>
+          <w:sz w:val="22"/>
+          <w:szCs w:val="22"/>
+        </w:rPr>
+      </w:pPr>
+      <w:r>
+        <w:rPr>
+          <w:rFonts w:ascii="Bahnschrift SemiBold" w:hAnsi="Bahnschrift SemiBold" w:cs="Times New Roman"/>
+          <w:b/>
+          <w:bCs/>
+          <w:sz w:val="22"/>
+          <w:szCs w:val="22"/>
+        </w:rPr>
+        <w:t xml:space="preserve">    </w:t>
+      </w:r>
+      <w:proofErr w:type="spellStart"/>
+      <w:proofErr w:type="gramStart"/>
+      <w:r>
+        <w:rPr>
+          <w:rFonts w:ascii="Bahnschrift SemiBold" w:hAnsi="Bahnschrift SemiBold" w:cs="Times New Roman"/>
+          <w:b/>
+          <w:bCs/>
+          <w:sz w:val="22"/>
+          <w:szCs w:val="22"/>
+        </w:rPr>
+        <w:t>printf</w:t>
+      </w:r>
+      <w:proofErr w:type="spellEnd"/>
+      <w:r>
+        <w:rPr>
+          <w:rFonts w:ascii="Bahnschrift SemiBold" w:hAnsi="Bahnschrift SemiBold" w:cs="Times New Roman"/>
+          <w:b/>
+          <w:bCs/>
+          <w:sz w:val="22"/>
+          <w:szCs w:val="22"/>
+        </w:rPr>
+        <w:t>(</w:t>
+      </w:r>
+      <w:proofErr w:type="gramEnd"/>
+      <w:r>
+        <w:rPr>
+          <w:rFonts w:ascii="Bahnschrift SemiBold" w:hAnsi="Bahnschrift SemiBold" w:cs="Times New Roman"/>
+          <w:b/>
+          <w:bCs/>
+          <w:sz w:val="22"/>
+          <w:szCs w:val="22"/>
+        </w:rPr>
+        <w:t>"\</w:t>
+      </w:r>
+      <w:proofErr w:type="spellStart"/>
+      <w:r>
+        <w:rPr>
+          <w:rFonts w:ascii="Bahnschrift SemiBold" w:hAnsi="Bahnschrift SemiBold" w:cs="Times New Roman"/>
+          <w:b/>
+          <w:bCs/>
+          <w:sz w:val="22"/>
+          <w:szCs w:val="22"/>
+        </w:rPr>
+        <w:t>nStep</w:t>
+      </w:r>
+      <w:proofErr w:type="spellEnd"/>
+      <w:r>
+        <w:rPr>
+          <w:rFonts w:ascii="Bahnschrift SemiBold" w:hAnsi="Bahnschrift SemiBold" w:cs="Times New Roman"/>
+          <w:b/>
+          <w:bCs/>
+          <w:sz w:val="22"/>
+          <w:szCs w:val="22"/>
+        </w:rPr>
+        <w:t xml:space="preserve"> 3: Check conditions\n");</w:t>
+      </w:r>
+    </w:p>
+    <w:p>
+      <w:pPr>
+        <w:spacing w:line="360" w:lineRule="auto"/>
+        <w:jc w:val="both"/>
+        <w:rPr>
+          <w:rFonts w:ascii="Bahnschrift SemiBold" w:hAnsi="Bahnschrift SemiBold" w:cs="Times New Roman"/>
+          <w:b/>
+          <w:bCs/>
+          <w:sz w:val="22"/>
+          <w:szCs w:val="22"/>
+        </w:rPr>
+      </w:pPr>
+      <w:r>
+        <w:rPr>
+          <w:rFonts w:ascii="Bahnschrift SemiBold" w:hAnsi="Bahnschrift SemiBold" w:cs="Times New Roman"/>
+          <w:b/>
+          <w:bCs/>
+          <w:sz w:val="22"/>
+          <w:szCs w:val="22"/>
+        </w:rPr>
+        <w:t>    if (T == 1 || T == n - 1)</w:t>
+      </w:r>
+    </w:p>
+    <w:p>
+      <w:pPr>
+        <w:spacing w:line="360" w:lineRule="auto"/>
+        <w:jc w:val="both"/>
+        <w:rPr>
+          <w:rFonts w:ascii="Bahnschrift SemiBold" w:hAnsi="Bahnschrift SemiBold" w:cs="Times New Roman"/>
+          <w:b/>
+          <w:bCs/>
+          <w:sz w:val="22"/>
+          <w:szCs w:val="22"/>
+        </w:rPr>
+      </w:pPr>
+      <w:r>
+        <w:rPr>
+          <w:rFonts w:ascii="Bahnschrift SemiBold" w:hAnsi="Bahnschrift SemiBold" w:cs="Times New Roman"/>
+          <w:b/>
+          <w:bCs/>
+          <w:sz w:val="22"/>
+          <w:szCs w:val="22"/>
+        </w:rPr>
+        <w:t>    {</w:t>
+      </w:r>
+    </w:p>
+    <w:p>
+      <w:pPr>
+        <w:spacing w:line="360" w:lineRule="auto"/>
+        <w:jc w:val="both"/>
+        <w:rPr>
+          <w:rFonts w:ascii="Bahnschrift SemiBold" w:hAnsi="Bahnschrift SemiBold" w:cs="Times New Roman"/>
+          <w:b/>
+          <w:bCs/>
+          <w:sz w:val="22"/>
+          <w:szCs w:val="22"/>
+        </w:rPr>
+      </w:pPr>
+      <w:r>
+        <w:rPr>
+          <w:rFonts w:ascii="Bahnschrift SemiBold" w:hAnsi="Bahnschrift SemiBold" w:cs="Times New Roman"/>
+          <w:b/>
+          <w:bCs/>
+          <w:sz w:val="22"/>
+          <w:szCs w:val="22"/>
+        </w:rPr>
+        <w:t xml:space="preserve">        </w:t>
+      </w:r>
+      <w:proofErr w:type="spellStart"/>
+      <w:proofErr w:type="gramStart"/>
+      <w:r>
+        <w:rPr>
+          <w:rFonts w:ascii="Bahnschrift SemiBold" w:hAnsi="Bahnschrift SemiBold" w:cs="Times New Roman"/>
+          <w:b/>
+          <w:bCs/>
+          <w:sz w:val="22"/>
+          <w:szCs w:val="22"/>
+        </w:rPr>
+        <w:t>printf</w:t>
+      </w:r>
+      <w:proofErr w:type="spellEnd"/>
+      <w:r>
+        <w:rPr>
+          <w:rFonts w:ascii="Bahnschrift SemiBold" w:hAnsi="Bahnschrift SemiBold" w:cs="Times New Roman"/>
+          <w:b/>
+          <w:bCs/>
+          <w:sz w:val="22"/>
+          <w:szCs w:val="22"/>
+        </w:rPr>
+        <w:t>(</w:t>
+      </w:r>
+      <w:proofErr w:type="gramEnd"/>
+      <w:r>
+        <w:rPr>
+          <w:rFonts w:ascii="Bahnschrift SemiBold" w:hAnsi="Bahnschrift SemiBold" w:cs="Times New Roman"/>
+          <w:b/>
+          <w:bCs/>
+          <w:sz w:val="22"/>
+          <w:szCs w:val="22"/>
+        </w:rPr>
+        <w:t>"T = 1 or n-1 -&gt; Probably Prime\n");</w:t>
+      </w:r>
+    </w:p>
+    <w:p>
+      <w:pPr>
+        <w:spacing w:line="360" w:lineRule="auto"/>
+        <w:jc w:val="both"/>
+        <w:rPr>
+          <w:rFonts w:ascii="Bahnschrift SemiBold" w:hAnsi="Bahnschrift SemiBold" w:cs="Times New Roman"/>
+          <w:b/>
+          <w:bCs/>
+          <w:sz w:val="22"/>
+          <w:szCs w:val="22"/>
+        </w:rPr>
+      </w:pPr>
+      <w:r>
+        <w:rPr>
+          <w:rFonts w:ascii="Bahnschrift SemiBold" w:hAnsi="Bahnschrift SemiBold" w:cs="Times New Roman"/>
+          <w:b/>
+          <w:bCs/>
+          <w:sz w:val="22"/>
+          <w:szCs w:val="22"/>
+        </w:rPr>
+        <w:t>        return 1;</w:t>
+      </w:r>
+    </w:p>
+    <w:p>
+      <w:pPr>
+        <w:spacing w:line="360" w:lineRule="auto"/>
+        <w:jc w:val="both"/>
+        <w:rPr>
+          <w:rFonts w:ascii="Bahnschrift SemiBold" w:hAnsi="Bahnschrift SemiBold" w:cs="Times New Roman"/>
+          <w:b/>
+          <w:bCs/>
+          <w:sz w:val="22"/>
+          <w:szCs w:val="22"/>
+        </w:rPr>
+      </w:pPr>
+      <w:r>
+        <w:rPr>
+          <w:rFonts w:ascii="Bahnschrift SemiBold" w:hAnsi="Bahnschrift SemiBold" w:cs="Times New Roman"/>
+          <w:b/>
+          <w:bCs/>
+          <w:sz w:val="22"/>
+          <w:szCs w:val="22"/>
+        </w:rPr>
+        <w:t>    }</w:t>
+      </w:r>
+    </w:p>
+    <w:p>
+      <w:pPr>
+        <w:spacing w:line="360" w:lineRule="auto"/>
+        <w:jc w:val="both"/>
+        <w:rPr>
+          <w:rFonts w:ascii="Bahnschrift SemiBold" w:hAnsi="Bahnschrift SemiBold" w:cs="Times New Roman"/>
+          <w:b/>
+          <w:bCs/>
+          <w:sz w:val="22"/>
+          <w:szCs w:val="22"/>
+        </w:rPr>
+      </w:pPr>
+      <w:r>
+        <w:rPr>
+          <w:rFonts w:ascii="Bahnschrift SemiBold" w:hAnsi="Bahnschrift SemiBold" w:cs="Times New Roman"/>
+          <w:b/>
+          <w:bCs/>
+          <w:sz w:val="22"/>
+          <w:szCs w:val="22"/>
+        </w:rPr>
+        <w:t xml:space="preserve">    </w:t>
+      </w:r>
+      <w:proofErr w:type="spellStart"/>
+      <w:proofErr w:type="gramStart"/>
+      <w:r>
+        <w:rPr>
+          <w:rFonts w:ascii="Bahnschrift SemiBold" w:hAnsi="Bahnschrift SemiBold" w:cs="Times New Roman"/>
+          <w:b/>
+          <w:bCs/>
+          <w:sz w:val="22"/>
+          <w:szCs w:val="22"/>
+        </w:rPr>
+        <w:t>printf</w:t>
+      </w:r>
+      <w:proofErr w:type="spellEnd"/>
+      <w:r>
+        <w:rPr>
+          <w:rFonts w:ascii="Bahnschrift SemiBold" w:hAnsi="Bahnschrift SemiBold" w:cs="Times New Roman"/>
+          <w:b/>
+          <w:bCs/>
+          <w:sz w:val="22"/>
+          <w:szCs w:val="22"/>
+        </w:rPr>
+        <w:t>(</w:t>
+      </w:r>
+      <w:proofErr w:type="gramEnd"/>
+      <w:r>
+        <w:rPr>
+          <w:rFonts w:ascii="Bahnschrift SemiBold" w:hAnsi="Bahnschrift SemiBold" w:cs="Times New Roman"/>
+          <w:b/>
+          <w:bCs/>
+          <w:sz w:val="22"/>
+          <w:szCs w:val="22"/>
+        </w:rPr>
+        <w:t>"\</w:t>
+      </w:r>
+      <w:proofErr w:type="spellStart"/>
+      <w:r>
+        <w:rPr>
+          <w:rFonts w:ascii="Bahnschrift SemiBold" w:hAnsi="Bahnschrift SemiBold" w:cs="Times New Roman"/>
+          <w:b/>
+          <w:bCs/>
+          <w:sz w:val="22"/>
+          <w:szCs w:val="22"/>
+        </w:rPr>
+        <w:t>nStep</w:t>
+      </w:r>
+      <w:proofErr w:type="spellEnd"/>
+      <w:r>
+        <w:rPr>
+          <w:rFonts w:ascii="Bahnschrift SemiBold" w:hAnsi="Bahnschrift SemiBold" w:cs="Times New Roman"/>
+          <w:b/>
+          <w:bCs/>
+          <w:sz w:val="22"/>
+          <w:szCs w:val="22"/>
+        </w:rPr>
+        <w:t xml:space="preserve"> 4: Repeated squaring\n");</w:t>
+      </w:r>
+    </w:p>
+    <w:p>
+      <w:pPr>
+        <w:spacing w:line="360" w:lineRule="auto"/>
+        <w:jc w:val="both"/>
+        <w:rPr>
+          <w:rFonts w:ascii="Bahnschrift SemiBold" w:hAnsi="Bahnschrift SemiBold" w:cs="Times New Roman"/>
+          <w:b/>
+          <w:bCs/>
+          <w:sz w:val="22"/>
+          <w:szCs w:val="22"/>
+        </w:rPr>
+      </w:pPr>
+      <w:r>
+        <w:rPr>
+          <w:rFonts w:ascii="Bahnschrift SemiBold" w:hAnsi="Bahnschrift SemiBold" w:cs="Times New Roman"/>
+          <w:b/>
+          <w:bCs/>
+          <w:sz w:val="22"/>
+          <w:szCs w:val="22"/>
+        </w:rPr>
+        <w:lastRenderedPageBreak/>
+        <w:t xml:space="preserve">    for (int i = 1; </w:t>
+      </w:r>
+      <w:proofErr w:type="spellStart"/>
+      <w:r>
+        <w:rPr>
+          <w:rFonts w:ascii="Bahnschrift SemiBold" w:hAnsi="Bahnschrift SemiBold" w:cs="Times New Roman"/>
+          <w:b/>
+          <w:bCs/>
+          <w:sz w:val="22"/>
+          <w:szCs w:val="22"/>
+        </w:rPr>
+        <w:t>i</w:t>
+      </w:r>
+      <w:proofErr w:type="spellEnd"/>
+      <w:r>
+        <w:rPr>
+          <w:rFonts w:ascii="Bahnschrift SemiBold" w:hAnsi="Bahnschrift SemiBold" w:cs="Times New Roman"/>
+          <w:b/>
+          <w:bCs/>
+          <w:sz w:val="22"/>
+          <w:szCs w:val="22"/>
+        </w:rPr>
+        <w:t xml:space="preserve"> &lt; k; </w:t>
+      </w:r>
+      <w:proofErr w:type="spellStart"/>
+      <w:r>
+        <w:rPr>
+          <w:rFonts w:ascii="Bahnschrift SemiBold" w:hAnsi="Bahnschrift SemiBold" w:cs="Times New Roman"/>
+          <w:b/>
+          <w:bCs/>
+          <w:sz w:val="22"/>
+          <w:szCs w:val="22"/>
+        </w:rPr>
+        <w:t>i</w:t>
+      </w:r>
+      <w:proofErr w:type="spellEnd"/>
+      <w:r>
+        <w:rPr>
+          <w:rFonts w:ascii="Bahnschrift SemiBold" w:hAnsi="Bahnschrift SemiBold" w:cs="Times New Roman"/>
+          <w:b/>
+          <w:bCs/>
+          <w:sz w:val="22"/>
+          <w:szCs w:val="22"/>
+        </w:rPr>
+        <w:t>++)</w:t>
+      </w:r>
+    </w:p>
+    <w:p>
+      <w:pPr>
+        <w:spacing w:line="360" w:lineRule="auto"/>
+        <w:jc w:val="both"/>
+        <w:rPr>
+          <w:rFonts w:ascii="Bahnschrift SemiBold" w:hAnsi="Bahnschrift SemiBold" w:cs="Times New Roman"/>
+          <w:b/>
+          <w:bCs/>
+          <w:sz w:val="22"/>
+          <w:szCs w:val="22"/>
+        </w:rPr>
+      </w:pPr>
+      <w:r>
+        <w:rPr>
+          <w:rFonts w:ascii="Bahnschrift SemiBold" w:hAnsi="Bahnschrift SemiBold" w:cs="Times New Roman"/>
+          <w:b/>
+          <w:bCs/>
+          <w:sz w:val="22"/>
+          <w:szCs w:val="22"/>
+        </w:rPr>
+        <w:t>    {</w:t>
+      </w:r>
+    </w:p>
+    <w:p>
+      <w:pPr>
+        <w:spacing w:line="360" w:lineRule="auto"/>
+        <w:jc w:val="both"/>
+        <w:rPr>
+          <w:rFonts w:ascii="Bahnschrift SemiBold" w:hAnsi="Bahnschrift SemiBold" w:cs="Times New Roman"/>
+          <w:b/>
+          <w:bCs/>
+          <w:sz w:val="22"/>
+          <w:szCs w:val="22"/>
+        </w:rPr>
+      </w:pPr>
+      <w:r>
+        <w:rPr>
+          <w:rFonts w:ascii="Bahnschrift SemiBold" w:hAnsi="Bahnschrift SemiBold" w:cs="Times New Roman"/>
+          <w:b/>
+          <w:bCs/>
+          <w:sz w:val="22"/>
+          <w:szCs w:val="22"/>
+        </w:rPr>
+        <w:t>        T = (T * T) % n;</w:t>
+      </w:r>
+    </w:p>
+    <w:p>
+      <w:pPr>
+        <w:spacing w:line="360" w:lineRule="auto"/>
+        <w:jc w:val="both"/>
+        <w:rPr>
+          <w:rFonts w:ascii="Bahnschrift SemiBold" w:hAnsi="Bahnschrift SemiBold" w:cs="Times New Roman"/>
+          <w:b/>
+          <w:bCs/>
+          <w:sz w:val="22"/>
+          <w:szCs w:val="22"/>
+        </w:rPr>
+      </w:pPr>
+      <w:r>
+        <w:rPr>
+          <w:rFonts w:ascii="Bahnschrift SemiBold" w:hAnsi="Bahnschrift SemiBold" w:cs="Times New Roman"/>
+          <w:b/>
+          <w:bCs/>
+          <w:sz w:val="22"/>
+          <w:szCs w:val="22"/>
+        </w:rPr>
+        <w:t xml:space="preserve">        </w:t>
+      </w:r>
+      <w:proofErr w:type="spellStart"/>
+      <w:proofErr w:type="gramStart"/>
+      <w:r>
+        <w:rPr>
+          <w:rFonts w:ascii="Bahnschrift SemiBold" w:hAnsi="Bahnschrift SemiBold" w:cs="Times New Roman"/>
+          <w:b/>
+          <w:bCs/>
+          <w:sz w:val="22"/>
+          <w:szCs w:val="22"/>
+        </w:rPr>
+        <w:t>printf</w:t>
+      </w:r>
+      <w:proofErr w:type="spellEnd"/>
+      <w:r>
+        <w:rPr>
+          <w:rFonts w:ascii="Bahnschrift SemiBold" w:hAnsi="Bahnschrift SemiBold" w:cs="Times New Roman"/>
+          <w:b/>
+          <w:bCs/>
+          <w:sz w:val="22"/>
+          <w:szCs w:val="22"/>
+        </w:rPr>
+        <w:t>(</w:t>
+      </w:r>
+      <w:proofErr w:type="gramEnd"/>
+      <w:r>
+        <w:rPr>
+          <w:rFonts w:ascii="Bahnschrift SemiBold" w:hAnsi="Bahnschrift SemiBold" w:cs="Times New Roman"/>
+          <w:b/>
+          <w:bCs/>
+          <w:sz w:val="22"/>
+          <w:szCs w:val="22"/>
+        </w:rPr>
+        <w:t>"Iteration %d -&gt; T = (T^2 mod n) = %</w:t>
+      </w:r>
+      <w:proofErr w:type="spellStart"/>
+      <w:r>
+        <w:rPr>
+          <w:rFonts w:ascii="Bahnschrift SemiBold" w:hAnsi="Bahnschrift SemiBold" w:cs="Times New Roman"/>
+          <w:b/>
+          <w:bCs/>
+          <w:sz w:val="22"/>
+          <w:szCs w:val="22"/>
+        </w:rPr>
+        <w:t>lld</w:t>
+      </w:r>
+      <w:proofErr w:type="spellEnd"/>
+      <w:r>
+        <w:rPr>
+          <w:rFonts w:ascii="Bahnschrift SemiBold" w:hAnsi="Bahnschrift SemiBold" w:cs="Times New Roman"/>
+          <w:b/>
+          <w:bCs/>
+          <w:sz w:val="22"/>
+          <w:szCs w:val="22"/>
+        </w:rPr>
+        <w:t xml:space="preserve">\n", </w:t>
+      </w:r>
+      <w:proofErr w:type="spellStart"/>
+      <w:r>
+        <w:rPr>
+          <w:rFonts w:ascii="Bahnschrift SemiBold" w:hAnsi="Bahnschrift SemiBold" w:cs="Times New Roman"/>
+          <w:b/>
+          <w:bCs/>
+          <w:sz w:val="22"/>
+          <w:szCs w:val="22"/>
+        </w:rPr>
+        <w:t>i</w:t>
+      </w:r>
+      <w:proofErr w:type="spellEnd"/>
+      <w:r>
+        <w:rPr>
+          <w:rFonts w:ascii="Bahnschrift SemiBold" w:hAnsi="Bahnschrift SemiBold" w:cs="Times New Roman"/>
+          <w:b/>
+          <w:bCs/>
+          <w:sz w:val="22"/>
+          <w:szCs w:val="22"/>
+        </w:rPr>
+        <w:t>, T);</w:t>
+      </w:r>
+    </w:p>
+    <w:p>
+      <w:pPr>
+        <w:spacing w:line="360" w:lineRule="auto"/>
+        <w:jc w:val="both"/>
+        <w:rPr>
+          <w:rFonts w:ascii="Bahnschrift SemiBold" w:hAnsi="Bahnschrift SemiBold" w:cs="Times New Roman"/>
+          <w:b/>
+          <w:bCs/>
+          <w:sz w:val="22"/>
+          <w:szCs w:val="22"/>
+        </w:rPr>
+      </w:pPr>
+      <w:r>
+        <w:rPr>
+          <w:rFonts w:ascii="Bahnschrift SemiBold" w:hAnsi="Bahnschrift SemiBold" w:cs="Times New Roman"/>
+          <w:b/>
+          <w:bCs/>
+          <w:sz w:val="22"/>
+          <w:szCs w:val="22"/>
+        </w:rPr>
+        <w:t>        if (T == n - 1)</w:t>
+      </w:r>
+    </w:p>
+    <w:p>
+      <w:pPr>
+        <w:spacing w:line="360" w:lineRule="auto"/>
+        <w:jc w:val="both"/>
+        <w:rPr>
+          <w:rFonts w:ascii="Bahnschrift SemiBold" w:hAnsi="Bahnschrift SemiBold" w:cs="Times New Roman"/>
+          <w:b/>
+          <w:bCs/>
+          <w:sz w:val="22"/>
+          <w:szCs w:val="22"/>
+        </w:rPr>
+      </w:pPr>
+      <w:r>
+        <w:rPr>
+          <w:rFonts w:ascii="Bahnschrift SemiBold" w:hAnsi="Bahnschrift SemiBold" w:cs="Times New Roman"/>
+          <w:b/>
+          <w:bCs/>
+          <w:sz w:val="22"/>
+          <w:szCs w:val="22"/>
+        </w:rPr>
+        <w:t>        {</w:t>
+      </w:r>
+    </w:p>
+    <w:p>
+      <w:pPr>
+        <w:spacing w:line="360" w:lineRule="auto"/>
+        <w:jc w:val="both"/>
+        <w:rPr>
+          <w:rFonts w:ascii="Bahnschrift SemiBold" w:hAnsi="Bahnschrift SemiBold" w:cs="Times New Roman"/>
+          <w:b/>
+          <w:bCs/>
+          <w:sz w:val="22"/>
+          <w:szCs w:val="22"/>
+        </w:rPr>
+      </w:pPr>
+      <w:r>
+        <w:rPr>
+          <w:rFonts w:ascii="Bahnschrift SemiBold" w:hAnsi="Bahnschrift SemiBold" w:cs="Times New Roman"/>
+          <w:b/>
+          <w:bCs/>
+          <w:sz w:val="22"/>
+          <w:szCs w:val="22"/>
+        </w:rPr>
+        <w:t xml:space="preserve">            </w:t>
+      </w:r>
+      <w:proofErr w:type="spellStart"/>
+      <w:proofErr w:type="gramStart"/>
+      <w:r>
+        <w:rPr>
+          <w:rFonts w:ascii="Bahnschrift SemiBold" w:hAnsi="Bahnschrift SemiBold" w:cs="Times New Roman"/>
+          <w:b/>
+          <w:bCs/>
+          <w:sz w:val="22"/>
+          <w:szCs w:val="22"/>
+        </w:rPr>
+        <w:t>printf</w:t>
+      </w:r>
+      <w:proofErr w:type="spellEnd"/>
+      <w:r>
+        <w:rPr>
+          <w:rFonts w:ascii="Bahnschrift SemiBold" w:hAnsi="Bahnschrift SemiBold" w:cs="Times New Roman"/>
+          <w:b/>
+          <w:bCs/>
+          <w:sz w:val="22"/>
+          <w:szCs w:val="22"/>
+        </w:rPr>
+        <w:t>(</w:t>
+      </w:r>
+      <w:proofErr w:type="gramEnd"/>
+      <w:r>
+        <w:rPr>
+          <w:rFonts w:ascii="Bahnschrift SemiBold" w:hAnsi="Bahnschrift SemiBold" w:cs="Times New Roman"/>
+          <w:b/>
+          <w:bCs/>
+          <w:sz w:val="22"/>
+          <w:szCs w:val="22"/>
+        </w:rPr>
+        <w:t>"T = n-1 -&gt; Probably Prime\n");</w:t>
+      </w:r>
+    </w:p>
+    <w:p>
+      <w:pPr>
+        <w:spacing w:line="360" w:lineRule="auto"/>
+        <w:jc w:val="both"/>
+        <w:rPr>
+          <w:rFonts w:ascii="Bahnschrift SemiBold" w:hAnsi="Bahnschrift SemiBold" w:cs="Times New Roman"/>
+          <w:b/>
+          <w:bCs/>
+          <w:sz w:val="22"/>
+          <w:szCs w:val="22"/>
+        </w:rPr>
+      </w:pPr>
+      <w:r>
+        <w:rPr>
+          <w:rFonts w:ascii="Bahnschrift SemiBold" w:hAnsi="Bahnschrift SemiBold" w:cs="Times New Roman"/>
+          <w:b/>
+          <w:bCs/>
+          <w:sz w:val="22"/>
+          <w:szCs w:val="22"/>
+        </w:rPr>
+        <w:t>            return 1;</w:t>
+      </w:r>
+    </w:p>
+    <w:p>
+      <w:pPr>
+        <w:spacing w:line="360" w:lineRule="auto"/>
+        <w:jc w:val="both"/>
+        <w:rPr>
+          <w:rFonts w:ascii="Bahnschrift SemiBold" w:hAnsi="Bahnschrift SemiBold" w:cs="Times New Roman"/>
+          <w:b/>
+          <w:bCs/>
+          <w:sz w:val="22"/>
+          <w:szCs w:val="22"/>
+        </w:rPr>
+      </w:pPr>
+      <w:r>
+        <w:rPr>
+          <w:rFonts w:ascii="Bahnschrift SemiBold" w:hAnsi="Bahnschrift SemiBold" w:cs="Times New Roman"/>
+          <w:b/>
+          <w:bCs/>
+          <w:sz w:val="22"/>
+          <w:szCs w:val="22"/>
+        </w:rPr>
+        <w:t>        }</w:t>
+      </w:r>
+    </w:p>
+    <w:p>
+      <w:pPr>
+        <w:spacing w:line="360" w:lineRule="auto"/>
+        <w:jc w:val="both"/>
+        <w:rPr>
+          <w:rFonts w:ascii="Bahnschrift SemiBold" w:hAnsi="Bahnschrift SemiBold" w:cs="Times New Roman"/>
+          <w:b/>
+          <w:bCs/>
+          <w:sz w:val="22"/>
+          <w:szCs w:val="22"/>
+        </w:rPr>
+      </w:pPr>
+      <w:r>
+        <w:rPr>
+          <w:rFonts w:ascii="Bahnschrift SemiBold" w:hAnsi="Bahnschrift SemiBold" w:cs="Times New Roman"/>
+          <w:b/>
+          <w:bCs/>
+          <w:sz w:val="22"/>
+          <w:szCs w:val="22"/>
+        </w:rPr>
+        <w:t>    }</w:t>
+      </w:r>
+    </w:p>
+    <w:p>
+      <w:pPr>
+        <w:spacing w:line="360" w:lineRule="auto"/>
+        <w:jc w:val="both"/>
+        <w:rPr>
+          <w:rFonts w:ascii="Bahnschrift SemiBold" w:hAnsi="Bahnschrift SemiBold" w:cs="Times New Roman"/>
+          <w:b/>
+          <w:bCs/>
+          <w:sz w:val="22"/>
+          <w:szCs w:val="22"/>
+        </w:rPr>
+      </w:pPr>
+      <w:r>
+        <w:rPr>
+          <w:rFonts w:ascii="Bahnschrift SemiBold" w:hAnsi="Bahnschrift SemiBold" w:cs="Times New Roman"/>
+          <w:b/>
+          <w:bCs/>
+          <w:sz w:val="22"/>
+          <w:szCs w:val="22"/>
+        </w:rPr>
+        <w:t xml:space="preserve">    </w:t>
+      </w:r>
+      <w:proofErr w:type="spellStart"/>
+      <w:proofErr w:type="gramStart"/>
+      <w:r>
+        <w:rPr>
+          <w:rFonts w:ascii="Bahnschrift SemiBold" w:hAnsi="Bahnschrift SemiBold" w:cs="Times New Roman"/>
+          <w:b/>
+          <w:bCs/>
+          <w:sz w:val="22"/>
+          <w:szCs w:val="22"/>
+        </w:rPr>
+        <w:t>printf</w:t>
+      </w:r>
+      <w:proofErr w:type="spellEnd"/>
+      <w:r>
+        <w:rPr>
+          <w:rFonts w:ascii="Bahnschrift SemiBold" w:hAnsi="Bahnschrift SemiBold" w:cs="Times New Roman"/>
+          <w:b/>
+          <w:bCs/>
+          <w:sz w:val="22"/>
+          <w:szCs w:val="22"/>
+        </w:rPr>
+        <w:t>(</w:t>
+      </w:r>
+      <w:proofErr w:type="gramEnd"/>
+      <w:r>
+        <w:rPr>
+          <w:rFonts w:ascii="Bahnschrift SemiBold" w:hAnsi="Bahnschrift SemiBold" w:cs="Times New Roman"/>
+          <w:b/>
+          <w:bCs/>
+          <w:sz w:val="22"/>
+          <w:szCs w:val="22"/>
+        </w:rPr>
+        <w:t>"No condition satisfied -&gt; Composite\n");</w:t>
+      </w:r>
+    </w:p>
+    <w:p>
+      <w:pPr>
+        <w:spacing w:line="360" w:lineRule="auto"/>
+        <w:jc w:val="both"/>
+        <w:rPr>
+          <w:rFonts w:ascii="Bahnschrift SemiBold" w:hAnsi="Bahnschrift SemiBold" w:cs="Times New Roman"/>
+          <w:b/>
+          <w:bCs/>
+          <w:sz w:val="22"/>
+          <w:szCs w:val="22"/>
+        </w:rPr>
+      </w:pPr>
+      <w:r>
+        <w:rPr>
+          <w:rFonts w:ascii="Bahnschrift SemiBold" w:hAnsi="Bahnschrift SemiBold" w:cs="Times New Roman"/>
+          <w:b/>
+          <w:bCs/>
+          <w:sz w:val="22"/>
+          <w:szCs w:val="22"/>
+        </w:rPr>
+        <w:t>    return 0;</w:t>
+      </w:r>
+    </w:p>
+    <w:p>
+      <w:pPr>
+        <w:spacing w:line="360" w:lineRule="auto"/>
+        <w:jc w:val="both"/>
+        <w:rPr>
+          <w:rFonts w:ascii="Bahnschrift SemiBold" w:hAnsi="Bahnschrift SemiBold" w:cs="Times New Roman"/>
+          <w:b/>
+          <w:bCs/>
+          <w:sz w:val="22"/>
+          <w:szCs w:val="22"/>
+        </w:rPr>
+      </w:pPr>
+      <w:r>
+        <w:rPr>
+          <w:rFonts w:ascii="Bahnschrift SemiBold" w:hAnsi="Bahnschrift SemiBold" w:cs="Times New Roman"/>
+          <w:b/>
+          <w:bCs/>
+          <w:sz w:val="22"/>
+          <w:szCs w:val="22"/>
+        </w:rPr>
+        <w:t>}</w:t>
+      </w:r>
+    </w:p>
+    <w:p>
+      <w:pPr>
+        <w:spacing w:line="360" w:lineRule="auto"/>
+        <w:jc w:val="both"/>
+        <w:rPr>
+          <w:rFonts w:ascii="Bahnschrift SemiBold" w:hAnsi="Bahnschrift SemiBold" w:cs="Times New Roman"/>
+          <w:b/>
+          <w:bCs/>
+          <w:sz w:val="22"/>
+          <w:szCs w:val="22"/>
+        </w:rPr>
+      </w:pPr>
+      <w:r>
+        <w:rPr>
+          <w:rFonts w:ascii="Bahnschrift SemiBold" w:hAnsi="Bahnschrift SemiBold" w:cs="Times New Roman"/>
+          <w:b/>
+          <w:bCs/>
+          <w:sz w:val="22"/>
+          <w:szCs w:val="22"/>
+        </w:rPr>
+        <w:t xml:space="preserve">int </w:t>
+      </w:r>
+      <w:proofErr w:type="gramStart"/>
+      <w:r>
+        <w:rPr>
+          <w:rFonts w:ascii="Bahnschrift SemiBold" w:hAnsi="Bahnschrift SemiBold" w:cs="Times New Roman"/>
+          <w:b/>
+          <w:bCs/>
+          <w:sz w:val="22"/>
+          <w:szCs w:val="22"/>
+        </w:rPr>
+        <w:t>main(</w:t>
+      </w:r>
+      <w:proofErr w:type="gramEnd"/>
+      <w:r>
+        <w:rPr>
+          <w:rFonts w:ascii="Bahnschrift SemiBold" w:hAnsi="Bahnschrift SemiBold" w:cs="Times New Roman"/>
+          <w:b/>
+          <w:bCs/>
+          <w:sz w:val="22"/>
+          <w:szCs w:val="22"/>
+        </w:rPr>
+        <w:t>)</w:t>
+      </w:r>
+    </w:p>
+    <w:p>
+      <w:pPr>
+        <w:spacing w:line="360" w:lineRule="auto"/>
+        <w:jc w:val="both"/>
+        <w:rPr>
+          <w:rFonts w:ascii="Bahnschrift SemiBold" w:hAnsi="Bahnschrift SemiBold" w:cs="Times New Roman"/>
+          <w:b/>
+          <w:bCs/>
+          <w:sz w:val="22"/>
+          <w:szCs w:val="22"/>
+        </w:rPr>
+      </w:pPr>
+      <w:r>
+        <w:rPr>
+          <w:rFonts w:ascii="Bahnschrift SemiBold" w:hAnsi="Bahnschrift SemiBold" w:cs="Times New Roman"/>
+          <w:b/>
+          <w:bCs/>
+          <w:sz w:val="22"/>
+          <w:szCs w:val="22"/>
+        </w:rPr>
+        <w:t>{</w:t>
+      </w:r>
+    </w:p>
+    <w:p>
+      <w:pPr>
+        <w:spacing w:line="360" w:lineRule="auto"/>
+        <w:jc w:val="both"/>
+        <w:rPr>
+          <w:rFonts w:ascii="Bahnschrift SemiBold" w:hAnsi="Bahnschrift SemiBold" w:cs="Times New Roman"/>
+          <w:b/>
+          <w:bCs/>
+          <w:sz w:val="22"/>
+          <w:szCs w:val="22"/>
+        </w:rPr>
+      </w:pPr>
+      <w:r>
+        <w:rPr>
+          <w:rFonts w:ascii="Bahnschrift SemiBold" w:hAnsi="Bahnschrift SemiBold" w:cs="Times New Roman"/>
+          <w:b/>
+          <w:bCs/>
+          <w:sz w:val="22"/>
+          <w:szCs w:val="22"/>
+        </w:rPr>
+        <w:t xml:space="preserve">    long </w:t>
+      </w:r>
+      <w:proofErr w:type="spellStart"/>
       <w:r>
         <w:rPr>
           <w:rFonts w:ascii="Bahnschrift SemiBold" w:hAnsi="Bahnschrift SemiBold" w:cs="Times New Roman"/>
@@ -1014,18 +3569,42 @@
           <w:sz w:val="22"/>
           <w:szCs w:val="22"/>
         </w:rPr>
-        <w:t xml:space="preserve"> exp, long </w:t>
+        <w:t xml:space="preserve"> n, b;</w:t>
+      </w:r>
+    </w:p>
+    <w:p>
+      <w:pPr>
+        <w:spacing w:line="360" w:lineRule="auto"/>
+        <w:jc w:val="both"/>
+        <w:rPr>
+          <w:rFonts w:ascii="Bahnschrift SemiBold" w:hAnsi="Bahnschrift SemiBold" w:cs="Times New Roman"/>
+          <w:b/>
+          <w:bCs/>
+          <w:sz w:val="22"/>
+          <w:szCs w:val="22"/>
+        </w:rPr>
+      </w:pPr>
+      <w:r>
+        <w:rPr>
+          <w:rFonts w:ascii="Bahnschrift SemiBold" w:hAnsi="Bahnschrift SemiBold" w:cs="Times New Roman"/>
+          <w:b/>
+          <w:bCs/>
+          <w:sz w:val="22"/>
+          <w:szCs w:val="22"/>
+        </w:rPr>
+        <w:t xml:space="preserve">    </w:t>
       </w:r>
       <w:proofErr w:type="spellStart"/>
-      <w:r>
-        <w:rPr>
-          <w:rFonts w:ascii="Bahnschrift SemiBold" w:hAnsi="Bahnschrift SemiBold" w:cs="Times New Roman"/>
-          <w:b/>
-          <w:bCs/>
-          <w:sz w:val="22"/>
-          <w:szCs w:val="22"/>
-        </w:rPr>
-        <w:t>long</w:t>
+      <w:proofErr w:type="gramStart"/>
+      <w:r>
+        <w:rPr>
+          <w:rFonts w:ascii="Bahnschrift SemiBold" w:hAnsi="Bahnschrift SemiBold" w:cs="Times New Roman"/>
+          <w:b/>
+          <w:bCs/>
+          <w:sz w:val="22"/>
+          <w:szCs w:val="22"/>
+        </w:rPr>
+        <w:t>printf</w:t>
       </w:r>
       <w:proofErr w:type="spellEnd"/>
       <w:r>
@@ -1036,64 +3615,53 @@
           <w:sz w:val="22"/>
           <w:szCs w:val="22"/>
         </w:rPr>
-        <w:t xml:space="preserve"> mod)</w:t>
-      </w:r>
-    </w:p>
-    <w:p>
-      <w:pPr>
-        <w:spacing w:line="360" w:lineRule="auto"/>
-        <w:jc w:val="both"/>
-        <w:rPr>
-          <w:rFonts w:ascii="Bahnschrift SemiBold" w:hAnsi="Bahnschrift SemiBold" w:cs="Times New Roman"/>
-          <w:b/>
-          <w:bCs/>
-          <w:sz w:val="22"/>
-          <w:szCs w:val="22"/>
-        </w:rPr>
-      </w:pPr>
-      <w:r>
-        <w:rPr>
-          <w:rFonts w:ascii="Bahnschrift SemiBold" w:hAnsi="Bahnschrift SemiBold" w:cs="Times New Roman"/>
-          <w:b/>
-          <w:bCs/>
-          <w:sz w:val="22"/>
-          <w:szCs w:val="22"/>
-        </w:rPr>
-        <w:t>{</w:t>
-      </w:r>
-    </w:p>
-    <w:p>
-      <w:pPr>
-        <w:spacing w:line="360" w:lineRule="auto"/>
-        <w:jc w:val="both"/>
-        <w:rPr>
-          <w:rFonts w:ascii="Bahnschrift SemiBold" w:hAnsi="Bahnschrift SemiBold" w:cs="Times New Roman"/>
-          <w:b/>
-          <w:bCs/>
-          <w:sz w:val="22"/>
-          <w:szCs w:val="22"/>
-        </w:rPr>
-      </w:pPr>
-      <w:r>
-        <w:rPr>
-          <w:rFonts w:ascii="Bahnschrift SemiBold" w:hAnsi="Bahnschrift SemiBold" w:cs="Times New Roman"/>
-          <w:b/>
-          <w:bCs/>
-          <w:sz w:val="22"/>
-          <w:szCs w:val="22"/>
-        </w:rPr>
-        <w:t xml:space="preserve">    long </w:t>
+        <w:t>(</w:t>
+      </w:r>
+      <w:proofErr w:type="gramEnd"/>
+      <w:r>
+        <w:rPr>
+          <w:rFonts w:ascii="Bahnschrift SemiBold" w:hAnsi="Bahnschrift SemiBold" w:cs="Times New Roman"/>
+          <w:b/>
+          <w:bCs/>
+          <w:sz w:val="22"/>
+          <w:szCs w:val="22"/>
+        </w:rPr>
+        <w:t>"Enter the integer (n): ");</w:t>
+      </w:r>
+    </w:p>
+    <w:p>
+      <w:pPr>
+        <w:spacing w:line="360" w:lineRule="auto"/>
+        <w:jc w:val="both"/>
+        <w:rPr>
+          <w:rFonts w:ascii="Bahnschrift SemiBold" w:hAnsi="Bahnschrift SemiBold" w:cs="Times New Roman"/>
+          <w:b/>
+          <w:bCs/>
+          <w:sz w:val="22"/>
+          <w:szCs w:val="22"/>
+        </w:rPr>
+      </w:pPr>
+      <w:r>
+        <w:rPr>
+          <w:rFonts w:ascii="Bahnschrift SemiBold" w:hAnsi="Bahnschrift SemiBold" w:cs="Times New Roman"/>
+          <w:b/>
+          <w:bCs/>
+          <w:sz w:val="22"/>
+          <w:szCs w:val="22"/>
+        </w:rPr>
+        <w:t xml:space="preserve">    </w:t>
       </w:r>
       <w:proofErr w:type="spellStart"/>
-      <w:r>
-        <w:rPr>
-          <w:rFonts w:ascii="Bahnschrift SemiBold" w:hAnsi="Bahnschrift SemiBold" w:cs="Times New Roman"/>
-          <w:b/>
-          <w:bCs/>
-          <w:sz w:val="22"/>
-          <w:szCs w:val="22"/>
-        </w:rPr>
-        <w:t>long</w:t>
+      <w:proofErr w:type="gramStart"/>
+      <w:r>
+        <w:rPr>
+          <w:rFonts w:ascii="Bahnschrift SemiBold" w:hAnsi="Bahnschrift SemiBold" w:cs="Times New Roman"/>
+          <w:b/>
+          <w:bCs/>
+          <w:sz w:val="22"/>
+          <w:szCs w:val="22"/>
+        </w:rPr>
+        <w:t>scanf</w:t>
       </w:r>
       <w:proofErr w:type="spellEnd"/>
       <w:r>
@@ -1104,53 +3672,199 @@
           <w:sz w:val="22"/>
           <w:szCs w:val="22"/>
         </w:rPr>
-        <w:t xml:space="preserve"> result = 1;</w:t>
-      </w:r>
-    </w:p>
-    <w:p>
-      <w:pPr>
-        <w:spacing w:line="360" w:lineRule="auto"/>
-        <w:jc w:val="both"/>
-        <w:rPr>
-          <w:rFonts w:ascii="Bahnschrift SemiBold" w:hAnsi="Bahnschrift SemiBold" w:cs="Times New Roman"/>
-          <w:b/>
-          <w:bCs/>
-          <w:sz w:val="22"/>
-          <w:szCs w:val="22"/>
-        </w:rPr>
-      </w:pPr>
-      <w:r>
-        <w:rPr>
-          <w:rFonts w:ascii="Bahnschrift SemiBold" w:hAnsi="Bahnschrift SemiBold" w:cs="Times New Roman"/>
-          <w:b/>
-          <w:bCs/>
-          <w:sz w:val="22"/>
-          <w:szCs w:val="22"/>
-        </w:rPr>
-        <w:t>    base = base % mod;</w:t>
-      </w:r>
-    </w:p>
-    <w:p>
-      <w:pPr>
-        <w:spacing w:line="360" w:lineRule="auto"/>
-        <w:jc w:val="both"/>
-        <w:rPr>
-          <w:rFonts w:ascii="Bahnschrift SemiBold" w:hAnsi="Bahnschrift SemiBold" w:cs="Times New Roman"/>
-          <w:b/>
-          <w:bCs/>
-          <w:sz w:val="22"/>
-          <w:szCs w:val="22"/>
-        </w:rPr>
-      </w:pPr>
-      <w:r>
-        <w:rPr>
-          <w:rFonts w:ascii="Bahnschrift SemiBold" w:hAnsi="Bahnschrift SemiBold" w:cs="Times New Roman"/>
-          <w:b/>
-          <w:bCs/>
-          <w:sz w:val="22"/>
-          <w:szCs w:val="22"/>
-        </w:rPr>
-        <w:t>    while (exp &gt; 0)</w:t>
+        <w:t>(</w:t>
+      </w:r>
+      <w:proofErr w:type="gramEnd"/>
+      <w:r>
+        <w:rPr>
+          <w:rFonts w:ascii="Bahnschrift SemiBold" w:hAnsi="Bahnschrift SemiBold" w:cs="Times New Roman"/>
+          <w:b/>
+          <w:bCs/>
+          <w:sz w:val="22"/>
+          <w:szCs w:val="22"/>
+        </w:rPr>
+        <w:t>"%</w:t>
+      </w:r>
+      <w:proofErr w:type="spellStart"/>
+      <w:r>
+        <w:rPr>
+          <w:rFonts w:ascii="Bahnschrift SemiBold" w:hAnsi="Bahnschrift SemiBold" w:cs="Times New Roman"/>
+          <w:b/>
+          <w:bCs/>
+          <w:sz w:val="22"/>
+          <w:szCs w:val="22"/>
+        </w:rPr>
+        <w:t>lld</w:t>
+      </w:r>
+      <w:proofErr w:type="spellEnd"/>
+      <w:r>
+        <w:rPr>
+          <w:rFonts w:ascii="Bahnschrift SemiBold" w:hAnsi="Bahnschrift SemiBold" w:cs="Times New Roman"/>
+          <w:b/>
+          <w:bCs/>
+          <w:sz w:val="22"/>
+          <w:szCs w:val="22"/>
+        </w:rPr>
+        <w:t>", &amp;n);</w:t>
+      </w:r>
+    </w:p>
+    <w:p>
+      <w:pPr>
+        <w:spacing w:line="360" w:lineRule="auto"/>
+        <w:jc w:val="both"/>
+        <w:rPr>
+          <w:rFonts w:ascii="Bahnschrift SemiBold" w:hAnsi="Bahnschrift SemiBold" w:cs="Times New Roman"/>
+          <w:b/>
+          <w:bCs/>
+          <w:sz w:val="22"/>
+          <w:szCs w:val="22"/>
+        </w:rPr>
+      </w:pPr>
+      <w:r>
+        <w:rPr>
+          <w:rFonts w:ascii="Bahnschrift SemiBold" w:hAnsi="Bahnschrift SemiBold" w:cs="Times New Roman"/>
+          <w:b/>
+          <w:bCs/>
+          <w:sz w:val="22"/>
+          <w:szCs w:val="22"/>
+        </w:rPr>
+        <w:t xml:space="preserve">    </w:t>
+      </w:r>
+      <w:proofErr w:type="spellStart"/>
+      <w:proofErr w:type="gramStart"/>
+      <w:r>
+        <w:rPr>
+          <w:rFonts w:ascii="Bahnschrift SemiBold" w:hAnsi="Bahnschrift SemiBold" w:cs="Times New Roman"/>
+          <w:b/>
+          <w:bCs/>
+          <w:sz w:val="22"/>
+          <w:szCs w:val="22"/>
+        </w:rPr>
+        <w:t>printf</w:t>
+      </w:r>
+      <w:proofErr w:type="spellEnd"/>
+      <w:r>
+        <w:rPr>
+          <w:rFonts w:ascii="Bahnschrift SemiBold" w:hAnsi="Bahnschrift SemiBold" w:cs="Times New Roman"/>
+          <w:b/>
+          <w:bCs/>
+          <w:sz w:val="22"/>
+          <w:szCs w:val="22"/>
+        </w:rPr>
+        <w:t>(</w:t>
+      </w:r>
+      <w:proofErr w:type="gramEnd"/>
+      <w:r>
+        <w:rPr>
+          <w:rFonts w:ascii="Bahnschrift SemiBold" w:hAnsi="Bahnschrift SemiBold" w:cs="Times New Roman"/>
+          <w:b/>
+          <w:bCs/>
+          <w:sz w:val="22"/>
+          <w:szCs w:val="22"/>
+        </w:rPr>
+        <w:t>"Enter the base value (b): ");</w:t>
+      </w:r>
+    </w:p>
+    <w:p>
+      <w:pPr>
+        <w:spacing w:line="360" w:lineRule="auto"/>
+        <w:jc w:val="both"/>
+        <w:rPr>
+          <w:rFonts w:ascii="Bahnschrift SemiBold" w:hAnsi="Bahnschrift SemiBold" w:cs="Times New Roman"/>
+          <w:b/>
+          <w:bCs/>
+          <w:sz w:val="22"/>
+          <w:szCs w:val="22"/>
+        </w:rPr>
+      </w:pPr>
+      <w:r>
+        <w:rPr>
+          <w:rFonts w:ascii="Bahnschrift SemiBold" w:hAnsi="Bahnschrift SemiBold" w:cs="Times New Roman"/>
+          <w:b/>
+          <w:bCs/>
+          <w:sz w:val="22"/>
+          <w:szCs w:val="22"/>
+        </w:rPr>
+        <w:t xml:space="preserve">    </w:t>
+      </w:r>
+      <w:proofErr w:type="spellStart"/>
+      <w:proofErr w:type="gramStart"/>
+      <w:r>
+        <w:rPr>
+          <w:rFonts w:ascii="Bahnschrift SemiBold" w:hAnsi="Bahnschrift SemiBold" w:cs="Times New Roman"/>
+          <w:b/>
+          <w:bCs/>
+          <w:sz w:val="22"/>
+          <w:szCs w:val="22"/>
+        </w:rPr>
+        <w:t>scanf</w:t>
+      </w:r>
+      <w:proofErr w:type="spellEnd"/>
+      <w:r>
+        <w:rPr>
+          <w:rFonts w:ascii="Bahnschrift SemiBold" w:hAnsi="Bahnschrift SemiBold" w:cs="Times New Roman"/>
+          <w:b/>
+          <w:bCs/>
+          <w:sz w:val="22"/>
+          <w:szCs w:val="22"/>
+        </w:rPr>
+        <w:t>(</w:t>
+      </w:r>
+      <w:proofErr w:type="gramEnd"/>
+      <w:r>
+        <w:rPr>
+          <w:rFonts w:ascii="Bahnschrift SemiBold" w:hAnsi="Bahnschrift SemiBold" w:cs="Times New Roman"/>
+          <w:b/>
+          <w:bCs/>
+          <w:sz w:val="22"/>
+          <w:szCs w:val="22"/>
+        </w:rPr>
+        <w:t>"%</w:t>
+      </w:r>
+      <w:proofErr w:type="spellStart"/>
+      <w:r>
+        <w:rPr>
+          <w:rFonts w:ascii="Bahnschrift SemiBold" w:hAnsi="Bahnschrift SemiBold" w:cs="Times New Roman"/>
+          <w:b/>
+          <w:bCs/>
+          <w:sz w:val="22"/>
+          <w:szCs w:val="22"/>
+        </w:rPr>
+        <w:t>lld</w:t>
+      </w:r>
+      <w:proofErr w:type="spellEnd"/>
+      <w:r>
+        <w:rPr>
+          <w:rFonts w:ascii="Bahnschrift SemiBold" w:hAnsi="Bahnschrift SemiBold" w:cs="Times New Roman"/>
+          <w:b/>
+          <w:bCs/>
+          <w:sz w:val="22"/>
+          <w:szCs w:val="22"/>
+        </w:rPr>
+        <w:t>", &amp;b);</w:t>
+      </w:r>
+    </w:p>
+    <w:p>
+      <w:pPr>
+        <w:spacing w:line="360" w:lineRule="auto"/>
+        <w:jc w:val="both"/>
+        <w:rPr>
+          <w:rFonts w:ascii="Bahnschrift SemiBold" w:hAnsi="Bahnschrift SemiBold" w:cs="Times New Roman"/>
+          <w:b/>
+          <w:bCs/>
+          <w:sz w:val="22"/>
+          <w:szCs w:val="22"/>
+        </w:rPr>
+      </w:pPr>
+      <w:r>
+        <w:rPr>
+          <w:rFonts w:ascii="Bahnschrift SemiBold" w:hAnsi="Bahnschrift SemiBold" w:cs="Times New Roman"/>
+          <w:b/>
+          <w:bCs/>
+          <w:sz w:val="22"/>
+          <w:szCs w:val="22"/>
+        </w:rPr>
+        <w:t>    if (b &lt;= 1 || b &gt;= n)</w:t>
       </w:r>
     </w:p>
     <w:p>
@@ -1196,76 +3910,86 @@
           <w:sz w:val="22"/>
           <w:szCs w:val="22"/>
         </w:rPr>
-        <w:t>        if (exp % 2 == 1)</w:t>
-      </w:r>
-    </w:p>
-    <w:p>
-      <w:pPr>
-        <w:spacing w:line="360" w:lineRule="auto"/>
-        <w:jc w:val="both"/>
-        <w:rPr>
-          <w:rFonts w:ascii="Bahnschrift SemiBold" w:hAnsi="Bahnschrift SemiBold" w:cs="Times New Roman"/>
-          <w:b/>
-          <w:bCs/>
-          <w:sz w:val="22"/>
-          <w:szCs w:val="22"/>
-        </w:rPr>
-      </w:pPr>
-      <w:r>
-        <w:rPr>
-          <w:rFonts w:ascii="Bahnschrift SemiBold" w:hAnsi="Bahnschrift SemiBold" w:cs="Times New Roman"/>
-          <w:b/>
-          <w:bCs/>
-          <w:sz w:val="22"/>
-          <w:szCs w:val="22"/>
-        </w:rPr>
-        <w:t>            result = (result * base) % mod;</w:t>
-      </w:r>
-    </w:p>
-    <w:p>
-      <w:pPr>
-        <w:spacing w:line="360" w:lineRule="auto"/>
-        <w:jc w:val="both"/>
-        <w:rPr>
-          <w:rFonts w:ascii="Bahnschrift SemiBold" w:hAnsi="Bahnschrift SemiBold" w:cs="Times New Roman"/>
-          <w:b/>
-          <w:bCs/>
-          <w:sz w:val="22"/>
-          <w:szCs w:val="22"/>
-        </w:rPr>
-      </w:pPr>
-      <w:r>
-        <w:rPr>
-          <w:rFonts w:ascii="Bahnschrift SemiBold" w:hAnsi="Bahnschrift SemiBold" w:cs="Times New Roman"/>
-          <w:b/>
-          <w:bCs/>
-          <w:sz w:val="22"/>
-          <w:szCs w:val="22"/>
-        </w:rPr>
-        <w:t>        base = (base * base) % mod;</w:t>
-      </w:r>
-    </w:p>
-    <w:p>
-      <w:pPr>
-        <w:spacing w:line="360" w:lineRule="auto"/>
-        <w:jc w:val="both"/>
-        <w:rPr>
-          <w:rFonts w:ascii="Bahnschrift SemiBold" w:hAnsi="Bahnschrift SemiBold" w:cs="Times New Roman"/>
-          <w:b/>
-          <w:bCs/>
-          <w:sz w:val="22"/>
-          <w:szCs w:val="22"/>
-        </w:rPr>
-      </w:pPr>
-      <w:r>
-        <w:rPr>
-          <w:rFonts w:ascii="Bahnschrift SemiBold" w:hAnsi="Bahnschrift SemiBold" w:cs="Times New Roman"/>
-          <w:b/>
-          <w:bCs/>
-          <w:sz w:val="22"/>
-          <w:szCs w:val="22"/>
-        </w:rPr>
-        <w:t>        exp = exp / 2;</w:t>
+        <w:t xml:space="preserve">        </w:t>
+      </w:r>
+      <w:proofErr w:type="spellStart"/>
+      <w:proofErr w:type="gramStart"/>
+      <w:r>
+        <w:rPr>
+          <w:rFonts w:ascii="Bahnschrift SemiBold" w:hAnsi="Bahnschrift SemiBold" w:cs="Times New Roman"/>
+          <w:b/>
+          <w:bCs/>
+          <w:sz w:val="22"/>
+          <w:szCs w:val="22"/>
+        </w:rPr>
+        <w:t>printf</w:t>
+      </w:r>
+      <w:proofErr w:type="spellEnd"/>
+      <w:r>
+        <w:rPr>
+          <w:rFonts w:ascii="Bahnschrift SemiBold" w:hAnsi="Bahnschrift SemiBold" w:cs="Times New Roman"/>
+          <w:b/>
+          <w:bCs/>
+          <w:sz w:val="22"/>
+          <w:szCs w:val="22"/>
+        </w:rPr>
+        <w:t>(</w:t>
+      </w:r>
+      <w:proofErr w:type="gramEnd"/>
+      <w:r>
+        <w:rPr>
+          <w:rFonts w:ascii="Bahnschrift SemiBold" w:hAnsi="Bahnschrift SemiBold" w:cs="Times New Roman"/>
+          <w:b/>
+          <w:bCs/>
+          <w:sz w:val="22"/>
+          <w:szCs w:val="22"/>
+        </w:rPr>
+        <w:t xml:space="preserve">"Invalid base </w:t>
+      </w:r>
+      <w:proofErr w:type="gramStart"/>
+      <w:r>
+        <w:rPr>
+          <w:rFonts w:ascii="Bahnschrift SemiBold" w:hAnsi="Bahnschrift SemiBold" w:cs="Times New Roman"/>
+          <w:b/>
+          <w:bCs/>
+          <w:sz w:val="22"/>
+          <w:szCs w:val="22"/>
+        </w:rPr>
+        <w:t>value!\</w:t>
+      </w:r>
+      <w:proofErr w:type="gramEnd"/>
+      <w:r>
+        <w:rPr>
+          <w:rFonts w:ascii="Bahnschrift SemiBold" w:hAnsi="Bahnschrift SemiBold" w:cs="Times New Roman"/>
+          <w:b/>
+          <w:bCs/>
+          <w:sz w:val="22"/>
+          <w:szCs w:val="22"/>
+        </w:rPr>
+        <w:t>n");</w:t>
+      </w:r>
+    </w:p>
+    <w:p>
+      <w:pPr>
+        <w:spacing w:line="360" w:lineRule="auto"/>
+        <w:jc w:val="both"/>
+        <w:rPr>
+          <w:rFonts w:ascii="Bahnschrift SemiBold" w:hAnsi="Bahnschrift SemiBold" w:cs="Times New Roman"/>
+          <w:b/>
+          <w:bCs/>
+          <w:sz w:val="22"/>
+          <w:szCs w:val="22"/>
+        </w:rPr>
+      </w:pPr>
+      <w:r>
+        <w:rPr>
+          <w:rFonts w:ascii="Bahnschrift SemiBold" w:hAnsi="Bahnschrift SemiBold" w:cs="Times New Roman"/>
+          <w:b/>
+          <w:bCs/>
+          <w:sz w:val="22"/>
+          <w:szCs w:val="22"/>
+        </w:rPr>
+        <w:t>        return 0;</w:t>
       </w:r>
     </w:p>
     <w:p>
@@ -1324,7 +4048,289 @@
           <w:sz w:val="22"/>
           <w:szCs w:val="22"/>
         </w:rPr>
-        <w:t>    return result;</w:t>
+        <w:t>    if (</w:t>
+      </w:r>
+      <w:proofErr w:type="spellStart"/>
+      <w:proofErr w:type="gramStart"/>
+      <w:r>
+        <w:rPr>
+          <w:rFonts w:ascii="Bahnschrift SemiBold" w:hAnsi="Bahnschrift SemiBold" w:cs="Times New Roman"/>
+          <w:b/>
+          <w:bCs/>
+          <w:sz w:val="22"/>
+          <w:szCs w:val="22"/>
+        </w:rPr>
+        <w:t>millerRabin</w:t>
+      </w:r>
+      <w:proofErr w:type="spellEnd"/>
+      <w:r>
+        <w:rPr>
+          <w:rFonts w:ascii="Bahnschrift SemiBold" w:hAnsi="Bahnschrift SemiBold" w:cs="Times New Roman"/>
+          <w:b/>
+          <w:bCs/>
+          <w:sz w:val="22"/>
+          <w:szCs w:val="22"/>
+        </w:rPr>
+        <w:t>(</w:t>
+      </w:r>
+      <w:proofErr w:type="gramEnd"/>
+      <w:r>
+        <w:rPr>
+          <w:rFonts w:ascii="Bahnschrift SemiBold" w:hAnsi="Bahnschrift SemiBold" w:cs="Times New Roman"/>
+          <w:b/>
+          <w:bCs/>
+          <w:sz w:val="22"/>
+          <w:szCs w:val="22"/>
+        </w:rPr>
+        <w:t>n, b))</w:t>
+      </w:r>
+    </w:p>
+    <w:p>
+      <w:pPr>
+        <w:spacing w:line="360" w:lineRule="auto"/>
+        <w:jc w:val="both"/>
+        <w:rPr>
+          <w:rFonts w:ascii="Bahnschrift SemiBold" w:hAnsi="Bahnschrift SemiBold" w:cs="Times New Roman"/>
+          <w:b/>
+          <w:bCs/>
+          <w:sz w:val="22"/>
+          <w:szCs w:val="22"/>
+        </w:rPr>
+      </w:pPr>
+      <w:r>
+        <w:rPr>
+          <w:rFonts w:ascii="Bahnschrift SemiBold" w:hAnsi="Bahnschrift SemiBold" w:cs="Times New Roman"/>
+          <w:b/>
+          <w:bCs/>
+          <w:sz w:val="22"/>
+          <w:szCs w:val="22"/>
+        </w:rPr>
+        <w:t xml:space="preserve">        </w:t>
+      </w:r>
+      <w:proofErr w:type="spellStart"/>
+      <w:proofErr w:type="gramStart"/>
+      <w:r>
+        <w:rPr>
+          <w:rFonts w:ascii="Bahnschrift SemiBold" w:hAnsi="Bahnschrift SemiBold" w:cs="Times New Roman"/>
+          <w:b/>
+          <w:bCs/>
+          <w:sz w:val="22"/>
+          <w:szCs w:val="22"/>
+        </w:rPr>
+        <w:t>printf</w:t>
+      </w:r>
+      <w:proofErr w:type="spellEnd"/>
+      <w:r>
+        <w:rPr>
+          <w:rFonts w:ascii="Bahnschrift SemiBold" w:hAnsi="Bahnschrift SemiBold" w:cs="Times New Roman"/>
+          <w:b/>
+          <w:bCs/>
+          <w:sz w:val="22"/>
+          <w:szCs w:val="22"/>
+        </w:rPr>
+        <w:t>(</w:t>
+      </w:r>
+      <w:proofErr w:type="gramEnd"/>
+      <w:r>
+        <w:rPr>
+          <w:rFonts w:ascii="Bahnschrift SemiBold" w:hAnsi="Bahnschrift SemiBold" w:cs="Times New Roman"/>
+          <w:b/>
+          <w:bCs/>
+          <w:sz w:val="22"/>
+          <w:szCs w:val="22"/>
+        </w:rPr>
+        <w:t>"\</w:t>
+      </w:r>
+      <w:proofErr w:type="spellStart"/>
+      <w:r>
+        <w:rPr>
+          <w:rFonts w:ascii="Bahnschrift SemiBold" w:hAnsi="Bahnschrift SemiBold" w:cs="Times New Roman"/>
+          <w:b/>
+          <w:bCs/>
+          <w:sz w:val="22"/>
+          <w:szCs w:val="22"/>
+        </w:rPr>
+        <w:t>nResult</w:t>
+      </w:r>
+      <w:proofErr w:type="spellEnd"/>
+      <w:r>
+        <w:rPr>
+          <w:rFonts w:ascii="Bahnschrift SemiBold" w:hAnsi="Bahnschrift SemiBold" w:cs="Times New Roman"/>
+          <w:b/>
+          <w:bCs/>
+          <w:sz w:val="22"/>
+          <w:szCs w:val="22"/>
+        </w:rPr>
+        <w:t>: %</w:t>
+      </w:r>
+      <w:proofErr w:type="spellStart"/>
+      <w:r>
+        <w:rPr>
+          <w:rFonts w:ascii="Bahnschrift SemiBold" w:hAnsi="Bahnschrift SemiBold" w:cs="Times New Roman"/>
+          <w:b/>
+          <w:bCs/>
+          <w:sz w:val="22"/>
+          <w:szCs w:val="22"/>
+        </w:rPr>
+        <w:t>lld</w:t>
+      </w:r>
+      <w:proofErr w:type="spellEnd"/>
+      <w:r>
+        <w:rPr>
+          <w:rFonts w:ascii="Bahnschrift SemiBold" w:hAnsi="Bahnschrift SemiBold" w:cs="Times New Roman"/>
+          <w:b/>
+          <w:bCs/>
+          <w:sz w:val="22"/>
+          <w:szCs w:val="22"/>
+        </w:rPr>
+        <w:t xml:space="preserve"> is Probably Prime.\n", n);</w:t>
+      </w:r>
+    </w:p>
+    <w:p>
+      <w:pPr>
+        <w:spacing w:line="360" w:lineRule="auto"/>
+        <w:jc w:val="both"/>
+        <w:rPr>
+          <w:rFonts w:ascii="Bahnschrift SemiBold" w:hAnsi="Bahnschrift SemiBold" w:cs="Times New Roman"/>
+          <w:b/>
+          <w:bCs/>
+          <w:sz w:val="22"/>
+          <w:szCs w:val="22"/>
+        </w:rPr>
+      </w:pPr>
+      <w:r>
+        <w:rPr>
+          <w:rFonts w:ascii="Bahnschrift SemiBold" w:hAnsi="Bahnschrift SemiBold" w:cs="Times New Roman"/>
+          <w:b/>
+          <w:bCs/>
+          <w:sz w:val="22"/>
+          <w:szCs w:val="22"/>
+        </w:rPr>
+        <w:t>    else</w:t>
+      </w:r>
+    </w:p>
+    <w:p>
+      <w:pPr>
+        <w:spacing w:line="360" w:lineRule="auto"/>
+        <w:jc w:val="both"/>
+        <w:rPr>
+          <w:rFonts w:ascii="Bahnschrift SemiBold" w:hAnsi="Bahnschrift SemiBold" w:cs="Times New Roman"/>
+          <w:b/>
+          <w:bCs/>
+          <w:sz w:val="22"/>
+          <w:szCs w:val="22"/>
+        </w:rPr>
+      </w:pPr>
+      <w:r>
+        <w:rPr>
+          <w:rFonts w:ascii="Bahnschrift SemiBold" w:hAnsi="Bahnschrift SemiBold" w:cs="Times New Roman"/>
+          <w:b/>
+          <w:bCs/>
+          <w:sz w:val="22"/>
+          <w:szCs w:val="22"/>
+        </w:rPr>
+        <w:t xml:space="preserve">        </w:t>
+      </w:r>
+      <w:proofErr w:type="spellStart"/>
+      <w:proofErr w:type="gramStart"/>
+      <w:r>
+        <w:rPr>
+          <w:rFonts w:ascii="Bahnschrift SemiBold" w:hAnsi="Bahnschrift SemiBold" w:cs="Times New Roman"/>
+          <w:b/>
+          <w:bCs/>
+          <w:sz w:val="22"/>
+          <w:szCs w:val="22"/>
+        </w:rPr>
+        <w:t>printf</w:t>
+      </w:r>
+      <w:proofErr w:type="spellEnd"/>
+      <w:r>
+        <w:rPr>
+          <w:rFonts w:ascii="Bahnschrift SemiBold" w:hAnsi="Bahnschrift SemiBold" w:cs="Times New Roman"/>
+          <w:b/>
+          <w:bCs/>
+          <w:sz w:val="22"/>
+          <w:szCs w:val="22"/>
+        </w:rPr>
+        <w:t>(</w:t>
+      </w:r>
+      <w:proofErr w:type="gramEnd"/>
+      <w:r>
+        <w:rPr>
+          <w:rFonts w:ascii="Bahnschrift SemiBold" w:hAnsi="Bahnschrift SemiBold" w:cs="Times New Roman"/>
+          <w:b/>
+          <w:bCs/>
+          <w:sz w:val="22"/>
+          <w:szCs w:val="22"/>
+        </w:rPr>
+        <w:t>"\</w:t>
+      </w:r>
+      <w:proofErr w:type="spellStart"/>
+      <w:r>
+        <w:rPr>
+          <w:rFonts w:ascii="Bahnschrift SemiBold" w:hAnsi="Bahnschrift SemiBold" w:cs="Times New Roman"/>
+          <w:b/>
+          <w:bCs/>
+          <w:sz w:val="22"/>
+          <w:szCs w:val="22"/>
+        </w:rPr>
+        <w:t>nResult</w:t>
+      </w:r>
+      <w:proofErr w:type="spellEnd"/>
+      <w:r>
+        <w:rPr>
+          <w:rFonts w:ascii="Bahnschrift SemiBold" w:hAnsi="Bahnschrift SemiBold" w:cs="Times New Roman"/>
+          <w:b/>
+          <w:bCs/>
+          <w:sz w:val="22"/>
+          <w:szCs w:val="22"/>
+        </w:rPr>
+        <w:t>: %</w:t>
+      </w:r>
+      <w:proofErr w:type="spellStart"/>
+      <w:r>
+        <w:rPr>
+          <w:rFonts w:ascii="Bahnschrift SemiBold" w:hAnsi="Bahnschrift SemiBold" w:cs="Times New Roman"/>
+          <w:b/>
+          <w:bCs/>
+          <w:sz w:val="22"/>
+          <w:szCs w:val="22"/>
+        </w:rPr>
+        <w:t>lld</w:t>
+      </w:r>
+      <w:proofErr w:type="spellEnd"/>
+      <w:r>
+        <w:rPr>
+          <w:rFonts w:ascii="Bahnschrift SemiBold" w:hAnsi="Bahnschrift SemiBold" w:cs="Times New Roman"/>
+          <w:b/>
+          <w:bCs/>
+          <w:sz w:val="22"/>
+          <w:szCs w:val="22"/>
+        </w:rPr>
+        <w:t xml:space="preserve"> is Composite.\n", n);</w:t>
+      </w:r>
+    </w:p>
+    <w:p>
+      <w:pPr>
+        <w:spacing w:line="360" w:lineRule="auto"/>
+        <w:jc w:val="both"/>
+        <w:rPr>
+          <w:rFonts w:ascii="Bahnschrift SemiBold" w:hAnsi="Bahnschrift SemiBold" w:cs="Times New Roman"/>
+          <w:b/>
+          <w:bCs/>
+          <w:sz w:val="22"/>
+          <w:szCs w:val="22"/>
+        </w:rPr>
+      </w:pPr>
+      <w:r>
+        <w:rPr>
+          <w:rFonts w:ascii="Bahnschrift SemiBold" w:hAnsi="Bahnschrift SemiBold" w:cs="Times New Roman"/>
+          <w:b/>
+          <w:bCs/>
+          <w:sz w:val="22"/>
+          <w:szCs w:val="22"/>
+        </w:rPr>
+        <w:t>    return 0;</w:t>
       </w:r>
     </w:p>
     <w:p>
@@ -1362,1576 +4368,6 @@
           <w:szCs w:val="22"/>
         </w:rPr>
       </w:pPr>
-      <w:r>
-        <w:rPr>
-          <w:rFonts w:ascii="Bahnschrift SemiBold" w:hAnsi="Bahnschrift SemiBold" w:cs="Times New Roman"/>
-          <w:b/>
-          <w:bCs/>
-          <w:sz w:val="22"/>
-          <w:szCs w:val="22"/>
-        </w:rPr>
-        <w:t>/*</w:t>
-      </w:r>
-    </w:p>
-    <w:p>
-      <w:pPr>
-        <w:spacing w:line="360" w:lineRule="auto"/>
-        <w:jc w:val="both"/>
-        <w:rPr>
-          <w:rFonts w:ascii="Bahnschrift SemiBold" w:hAnsi="Bahnschrift SemiBold" w:cs="Times New Roman"/>
-          <w:b/>
-          <w:bCs/>
-          <w:sz w:val="22"/>
-          <w:szCs w:val="22"/>
-        </w:rPr>
-      </w:pPr>
-      <w:r>
-        <w:rPr>
-          <w:rFonts w:ascii="Bahnschrift SemiBold" w:hAnsi="Bahnschrift SemiBold" w:cs="Times New Roman"/>
-          <w:b/>
-          <w:bCs/>
-          <w:sz w:val="22"/>
-          <w:szCs w:val="22"/>
-        </w:rPr>
-        <w:t>    Miller-Rabin Test Function</w:t>
-      </w:r>
-    </w:p>
-    <w:p>
-      <w:pPr>
-        <w:spacing w:line="360" w:lineRule="auto"/>
-        <w:jc w:val="both"/>
-        <w:rPr>
-          <w:rFonts w:ascii="Bahnschrift SemiBold" w:hAnsi="Bahnschrift SemiBold" w:cs="Times New Roman"/>
-          <w:b/>
-          <w:bCs/>
-          <w:sz w:val="22"/>
-          <w:szCs w:val="22"/>
-        </w:rPr>
-      </w:pPr>
-      <w:r>
-        <w:rPr>
-          <w:rFonts w:ascii="Bahnschrift SemiBold" w:hAnsi="Bahnschrift SemiBold" w:cs="Times New Roman"/>
-          <w:b/>
-          <w:bCs/>
-          <w:sz w:val="22"/>
-          <w:szCs w:val="22"/>
-        </w:rPr>
-        <w:t>    n = given integer</w:t>
-      </w:r>
-    </w:p>
-    <w:p>
-      <w:pPr>
-        <w:spacing w:line="360" w:lineRule="auto"/>
-        <w:jc w:val="both"/>
-        <w:rPr>
-          <w:rFonts w:ascii="Bahnschrift SemiBold" w:hAnsi="Bahnschrift SemiBold" w:cs="Times New Roman"/>
-          <w:b/>
-          <w:bCs/>
-          <w:sz w:val="22"/>
-          <w:szCs w:val="22"/>
-        </w:rPr>
-      </w:pPr>
-      <w:r>
-        <w:rPr>
-          <w:rFonts w:ascii="Bahnschrift SemiBold" w:hAnsi="Bahnschrift SemiBold" w:cs="Times New Roman"/>
-          <w:b/>
-          <w:bCs/>
-          <w:sz w:val="22"/>
-          <w:szCs w:val="22"/>
-        </w:rPr>
-        <w:t>    b = base value</w:t>
-      </w:r>
-    </w:p>
-    <w:p>
-      <w:pPr>
-        <w:spacing w:line="360" w:lineRule="auto"/>
-        <w:jc w:val="both"/>
-        <w:rPr>
-          <w:rFonts w:ascii="Bahnschrift SemiBold" w:hAnsi="Bahnschrift SemiBold" w:cs="Times New Roman"/>
-          <w:b/>
-          <w:bCs/>
-          <w:sz w:val="22"/>
-          <w:szCs w:val="22"/>
-        </w:rPr>
-      </w:pPr>
-      <w:r>
-        <w:rPr>
-          <w:rFonts w:ascii="Bahnschrift SemiBold" w:hAnsi="Bahnschrift SemiBold" w:cs="Times New Roman"/>
-          <w:b/>
-          <w:bCs/>
-          <w:sz w:val="22"/>
-          <w:szCs w:val="22"/>
-        </w:rPr>
-        <w:t>*/</w:t>
-      </w:r>
-    </w:p>
-    <w:p>
-      <w:pPr>
-        <w:spacing w:line="360" w:lineRule="auto"/>
-        <w:jc w:val="both"/>
-        <w:rPr>
-          <w:rFonts w:ascii="Bahnschrift SemiBold" w:hAnsi="Bahnschrift SemiBold" w:cs="Times New Roman"/>
-          <w:b/>
-          <w:bCs/>
-          <w:sz w:val="22"/>
-          <w:szCs w:val="22"/>
-        </w:rPr>
-      </w:pPr>
-      <w:r>
-        <w:rPr>
-          <w:rFonts w:ascii="Bahnschrift SemiBold" w:hAnsi="Bahnschrift SemiBold" w:cs="Times New Roman"/>
-          <w:b/>
-          <w:bCs/>
-          <w:sz w:val="22"/>
-          <w:szCs w:val="22"/>
-        </w:rPr>
-        <w:lastRenderedPageBreak/>
-        <w:t xml:space="preserve">int </w:t>
-      </w:r>
-      <w:proofErr w:type="spellStart"/>
-      <w:r>
-        <w:rPr>
-          <w:rFonts w:ascii="Bahnschrift SemiBold" w:hAnsi="Bahnschrift SemiBold" w:cs="Times New Roman"/>
-          <w:b/>
-          <w:bCs/>
-          <w:sz w:val="22"/>
-          <w:szCs w:val="22"/>
-        </w:rPr>
-        <w:t>millerRabin</w:t>
-      </w:r>
-      <w:proofErr w:type="spellEnd"/>
-      <w:r>
-        <w:rPr>
-          <w:rFonts w:ascii="Bahnschrift SemiBold" w:hAnsi="Bahnschrift SemiBold" w:cs="Times New Roman"/>
-          <w:b/>
-          <w:bCs/>
-          <w:sz w:val="22"/>
-          <w:szCs w:val="22"/>
-        </w:rPr>
-        <w:t xml:space="preserve">(long long n, long </w:t>
-      </w:r>
-      <w:proofErr w:type="spellStart"/>
-      <w:r>
-        <w:rPr>
-          <w:rFonts w:ascii="Bahnschrift SemiBold" w:hAnsi="Bahnschrift SemiBold" w:cs="Times New Roman"/>
-          <w:b/>
-          <w:bCs/>
-          <w:sz w:val="22"/>
-          <w:szCs w:val="22"/>
-        </w:rPr>
-        <w:t>long</w:t>
-      </w:r>
-      <w:proofErr w:type="spellEnd"/>
-      <w:r>
-        <w:rPr>
-          <w:rFonts w:ascii="Bahnschrift SemiBold" w:hAnsi="Bahnschrift SemiBold" w:cs="Times New Roman"/>
-          <w:b/>
-          <w:bCs/>
-          <w:sz w:val="22"/>
-          <w:szCs w:val="22"/>
-        </w:rPr>
-        <w:t xml:space="preserve"> b)</w:t>
-      </w:r>
-    </w:p>
-    <w:p>
-      <w:pPr>
-        <w:spacing w:line="360" w:lineRule="auto"/>
-        <w:jc w:val="both"/>
-        <w:rPr>
-          <w:rFonts w:ascii="Bahnschrift SemiBold" w:hAnsi="Bahnschrift SemiBold" w:cs="Times New Roman"/>
-          <w:b/>
-          <w:bCs/>
-          <w:sz w:val="22"/>
-          <w:szCs w:val="22"/>
-        </w:rPr>
-      </w:pPr>
-      <w:r>
-        <w:rPr>
-          <w:rFonts w:ascii="Bahnschrift SemiBold" w:hAnsi="Bahnschrift SemiBold" w:cs="Times New Roman"/>
-          <w:b/>
-          <w:bCs/>
-          <w:sz w:val="22"/>
-          <w:szCs w:val="22"/>
-        </w:rPr>
-        <w:t>{</w:t>
-      </w:r>
-    </w:p>
-    <w:p>
-      <w:pPr>
-        <w:spacing w:line="360" w:lineRule="auto"/>
-        <w:jc w:val="both"/>
-        <w:rPr>
-          <w:rFonts w:ascii="Bahnschrift SemiBold" w:hAnsi="Bahnschrift SemiBold" w:cs="Times New Roman"/>
-          <w:b/>
-          <w:bCs/>
-          <w:sz w:val="22"/>
-          <w:szCs w:val="22"/>
-        </w:rPr>
-      </w:pPr>
-      <w:r>
-        <w:rPr>
-          <w:rFonts w:ascii="Bahnschrift SemiBold" w:hAnsi="Bahnschrift SemiBold" w:cs="Times New Roman"/>
-          <w:b/>
-          <w:bCs/>
-          <w:sz w:val="22"/>
-          <w:szCs w:val="22"/>
-        </w:rPr>
-        <w:t>    if (n &lt;= 1 || n == 4)</w:t>
-      </w:r>
-    </w:p>
-    <w:p>
-      <w:pPr>
-        <w:spacing w:line="360" w:lineRule="auto"/>
-        <w:jc w:val="both"/>
-        <w:rPr>
-          <w:rFonts w:ascii="Bahnschrift SemiBold" w:hAnsi="Bahnschrift SemiBold" w:cs="Times New Roman"/>
-          <w:b/>
-          <w:bCs/>
-          <w:sz w:val="22"/>
-          <w:szCs w:val="22"/>
-        </w:rPr>
-      </w:pPr>
-      <w:r>
-        <w:rPr>
-          <w:rFonts w:ascii="Bahnschrift SemiBold" w:hAnsi="Bahnschrift SemiBold" w:cs="Times New Roman"/>
-          <w:b/>
-          <w:bCs/>
-          <w:sz w:val="22"/>
-          <w:szCs w:val="22"/>
-        </w:rPr>
-        <w:t>        return 0;   // Composite</w:t>
-      </w:r>
-    </w:p>
-    <w:p>
-      <w:pPr>
-        <w:spacing w:line="360" w:lineRule="auto"/>
-        <w:jc w:val="both"/>
-        <w:rPr>
-          <w:rFonts w:ascii="Bahnschrift SemiBold" w:hAnsi="Bahnschrift SemiBold" w:cs="Times New Roman"/>
-          <w:b/>
-          <w:bCs/>
-          <w:sz w:val="22"/>
-          <w:szCs w:val="22"/>
-        </w:rPr>
-      </w:pPr>
-      <w:r>
-        <w:rPr>
-          <w:rFonts w:ascii="Bahnschrift SemiBold" w:hAnsi="Bahnschrift SemiBold" w:cs="Times New Roman"/>
-          <w:b/>
-          <w:bCs/>
-          <w:sz w:val="22"/>
-          <w:szCs w:val="22"/>
-        </w:rPr>
-        <w:t>    if (n &lt;= 3)</w:t>
-      </w:r>
-    </w:p>
-    <w:p>
-      <w:pPr>
-        <w:spacing w:line="360" w:lineRule="auto"/>
-        <w:jc w:val="both"/>
-        <w:rPr>
-          <w:rFonts w:ascii="Bahnschrift SemiBold" w:hAnsi="Bahnschrift SemiBold" w:cs="Times New Roman"/>
-          <w:b/>
-          <w:bCs/>
-          <w:sz w:val="22"/>
-          <w:szCs w:val="22"/>
-        </w:rPr>
-      </w:pPr>
-      <w:r>
-        <w:rPr>
-          <w:rFonts w:ascii="Bahnschrift SemiBold" w:hAnsi="Bahnschrift SemiBold" w:cs="Times New Roman"/>
-          <w:b/>
-          <w:bCs/>
-          <w:sz w:val="22"/>
-          <w:szCs w:val="22"/>
-        </w:rPr>
-        <w:t>        return 1;   // Prime</w:t>
-      </w:r>
-    </w:p>
-    <w:p>
-      <w:pPr>
-        <w:spacing w:line="360" w:lineRule="auto"/>
-        <w:jc w:val="both"/>
-        <w:rPr>
-          <w:rFonts w:ascii="Bahnschrift SemiBold" w:hAnsi="Bahnschrift SemiBold" w:cs="Times New Roman"/>
-          <w:b/>
-          <w:bCs/>
-          <w:sz w:val="22"/>
-          <w:szCs w:val="22"/>
-        </w:rPr>
-      </w:pPr>
-      <w:r>
-        <w:rPr>
-          <w:rFonts w:ascii="Bahnschrift SemiBold" w:hAnsi="Bahnschrift SemiBold" w:cs="Times New Roman"/>
-          <w:b/>
-          <w:bCs/>
-          <w:sz w:val="22"/>
-          <w:szCs w:val="22"/>
-        </w:rPr>
-        <w:t xml:space="preserve">    long </w:t>
-      </w:r>
-      <w:proofErr w:type="spellStart"/>
-      <w:r>
-        <w:rPr>
-          <w:rFonts w:ascii="Bahnschrift SemiBold" w:hAnsi="Bahnschrift SemiBold" w:cs="Times New Roman"/>
-          <w:b/>
-          <w:bCs/>
-          <w:sz w:val="22"/>
-          <w:szCs w:val="22"/>
-        </w:rPr>
-        <w:t>long</w:t>
-      </w:r>
-      <w:proofErr w:type="spellEnd"/>
-      <w:r>
-        <w:rPr>
-          <w:rFonts w:ascii="Bahnschrift SemiBold" w:hAnsi="Bahnschrift SemiBold" w:cs="Times New Roman"/>
-          <w:b/>
-          <w:bCs/>
-          <w:sz w:val="22"/>
-          <w:szCs w:val="22"/>
-        </w:rPr>
-        <w:t xml:space="preserve"> m = n - 1;</w:t>
-      </w:r>
-    </w:p>
-    <w:p>
-      <w:pPr>
-        <w:spacing w:line="360" w:lineRule="auto"/>
-        <w:jc w:val="both"/>
-        <w:rPr>
-          <w:rFonts w:ascii="Bahnschrift SemiBold" w:hAnsi="Bahnschrift SemiBold" w:cs="Times New Roman"/>
-          <w:b/>
-          <w:bCs/>
-          <w:sz w:val="22"/>
-          <w:szCs w:val="22"/>
-        </w:rPr>
-      </w:pPr>
-      <w:r>
-        <w:rPr>
-          <w:rFonts w:ascii="Bahnschrift SemiBold" w:hAnsi="Bahnschrift SemiBold" w:cs="Times New Roman"/>
-          <w:b/>
-          <w:bCs/>
-          <w:sz w:val="22"/>
-          <w:szCs w:val="22"/>
-        </w:rPr>
-        <w:t>    int k = 0;</w:t>
-      </w:r>
-    </w:p>
-    <w:p>
-      <w:pPr>
-        <w:spacing w:line="360" w:lineRule="auto"/>
-        <w:jc w:val="both"/>
-        <w:rPr>
-          <w:rFonts w:ascii="Bahnschrift SemiBold" w:hAnsi="Bahnschrift SemiBold" w:cs="Times New Roman"/>
-          <w:b/>
-          <w:bCs/>
-          <w:sz w:val="22"/>
-          <w:szCs w:val="22"/>
-        </w:rPr>
-      </w:pPr>
-      <w:r>
-        <w:rPr>
-          <w:rFonts w:ascii="Bahnschrift SemiBold" w:hAnsi="Bahnschrift SemiBold" w:cs="Times New Roman"/>
-          <w:b/>
-          <w:bCs/>
-          <w:sz w:val="22"/>
-          <w:szCs w:val="22"/>
-        </w:rPr>
-        <w:t>    while (m % 2 == 0)</w:t>
-      </w:r>
-    </w:p>
-    <w:p>
-      <w:pPr>
-        <w:spacing w:line="360" w:lineRule="auto"/>
-        <w:jc w:val="both"/>
-        <w:rPr>
-          <w:rFonts w:ascii="Bahnschrift SemiBold" w:hAnsi="Bahnschrift SemiBold" w:cs="Times New Roman"/>
-          <w:b/>
-          <w:bCs/>
-          <w:sz w:val="22"/>
-          <w:szCs w:val="22"/>
-        </w:rPr>
-      </w:pPr>
-      <w:r>
-        <w:rPr>
-          <w:rFonts w:ascii="Bahnschrift SemiBold" w:hAnsi="Bahnschrift SemiBold" w:cs="Times New Roman"/>
-          <w:b/>
-          <w:bCs/>
-          <w:sz w:val="22"/>
-          <w:szCs w:val="22"/>
-        </w:rPr>
-        <w:t>    {</w:t>
-      </w:r>
-    </w:p>
-    <w:p>
-      <w:pPr>
-        <w:spacing w:line="360" w:lineRule="auto"/>
-        <w:jc w:val="both"/>
-        <w:rPr>
-          <w:rFonts w:ascii="Bahnschrift SemiBold" w:hAnsi="Bahnschrift SemiBold" w:cs="Times New Roman"/>
-          <w:b/>
-          <w:bCs/>
-          <w:sz w:val="22"/>
-          <w:szCs w:val="22"/>
-        </w:rPr>
-      </w:pPr>
-      <w:r>
-        <w:rPr>
-          <w:rFonts w:ascii="Bahnschrift SemiBold" w:hAnsi="Bahnschrift SemiBold" w:cs="Times New Roman"/>
-          <w:b/>
-          <w:bCs/>
-          <w:sz w:val="22"/>
-          <w:szCs w:val="22"/>
-        </w:rPr>
-        <w:t>        m = m / 2;</w:t>
-      </w:r>
-    </w:p>
-    <w:p>
-      <w:pPr>
-        <w:spacing w:line="360" w:lineRule="auto"/>
-        <w:jc w:val="both"/>
-        <w:rPr>
-          <w:rFonts w:ascii="Bahnschrift SemiBold" w:hAnsi="Bahnschrift SemiBold" w:cs="Times New Roman"/>
-          <w:b/>
-          <w:bCs/>
-          <w:sz w:val="22"/>
-          <w:szCs w:val="22"/>
-        </w:rPr>
-      </w:pPr>
-      <w:r>
-        <w:rPr>
-          <w:rFonts w:ascii="Bahnschrift SemiBold" w:hAnsi="Bahnschrift SemiBold" w:cs="Times New Roman"/>
-          <w:b/>
-          <w:bCs/>
-          <w:sz w:val="22"/>
-          <w:szCs w:val="22"/>
-        </w:rPr>
-        <w:t>        k++;</w:t>
-      </w:r>
-    </w:p>
-    <w:p>
-      <w:pPr>
-        <w:spacing w:line="360" w:lineRule="auto"/>
-        <w:jc w:val="both"/>
-        <w:rPr>
-          <w:rFonts w:ascii="Bahnschrift SemiBold" w:hAnsi="Bahnschrift SemiBold" w:cs="Times New Roman"/>
-          <w:b/>
-          <w:bCs/>
-          <w:sz w:val="22"/>
-          <w:szCs w:val="22"/>
-        </w:rPr>
-      </w:pPr>
-      <w:r>
-        <w:rPr>
-          <w:rFonts w:ascii="Bahnschrift SemiBold" w:hAnsi="Bahnschrift SemiBold" w:cs="Times New Roman"/>
-          <w:b/>
-          <w:bCs/>
-          <w:sz w:val="22"/>
-          <w:szCs w:val="22"/>
-        </w:rPr>
-        <w:t>    }</w:t>
-      </w:r>
-    </w:p>
-    <w:p>
-      <w:pPr>
-        <w:spacing w:line="360" w:lineRule="auto"/>
-        <w:jc w:val="both"/>
-        <w:rPr>
-          <w:rFonts w:ascii="Bahnschrift SemiBold" w:hAnsi="Bahnschrift SemiBold" w:cs="Times New Roman"/>
-          <w:b/>
-          <w:bCs/>
-          <w:sz w:val="22"/>
-          <w:szCs w:val="22"/>
-        </w:rPr>
-      </w:pPr>
-      <w:r>
-        <w:rPr>
-          <w:rFonts w:ascii="Bahnschrift SemiBold" w:hAnsi="Bahnschrift SemiBold" w:cs="Times New Roman"/>
-          <w:b/>
-          <w:bCs/>
-          <w:sz w:val="22"/>
-          <w:szCs w:val="22"/>
-        </w:rPr>
-        <w:t xml:space="preserve">    long </w:t>
-      </w:r>
-      <w:proofErr w:type="spellStart"/>
-      <w:r>
-        <w:rPr>
-          <w:rFonts w:ascii="Bahnschrift SemiBold" w:hAnsi="Bahnschrift SemiBold" w:cs="Times New Roman"/>
-          <w:b/>
-          <w:bCs/>
-          <w:sz w:val="22"/>
-          <w:szCs w:val="22"/>
-        </w:rPr>
-        <w:t>long</w:t>
-      </w:r>
-      <w:proofErr w:type="spellEnd"/>
-      <w:r>
-        <w:rPr>
-          <w:rFonts w:ascii="Bahnschrift SemiBold" w:hAnsi="Bahnschrift SemiBold" w:cs="Times New Roman"/>
-          <w:b/>
-          <w:bCs/>
-          <w:sz w:val="22"/>
-          <w:szCs w:val="22"/>
-        </w:rPr>
-        <w:t xml:space="preserve"> T = </w:t>
-      </w:r>
-      <w:proofErr w:type="spellStart"/>
-      <w:r>
-        <w:rPr>
-          <w:rFonts w:ascii="Bahnschrift SemiBold" w:hAnsi="Bahnschrift SemiBold" w:cs="Times New Roman"/>
-          <w:b/>
-          <w:bCs/>
-          <w:sz w:val="22"/>
-          <w:szCs w:val="22"/>
-        </w:rPr>
-        <w:t>modPower</w:t>
-      </w:r>
-      <w:proofErr w:type="spellEnd"/>
-      <w:r>
-        <w:rPr>
-          <w:rFonts w:ascii="Bahnschrift SemiBold" w:hAnsi="Bahnschrift SemiBold" w:cs="Times New Roman"/>
-          <w:b/>
-          <w:bCs/>
-          <w:sz w:val="22"/>
-          <w:szCs w:val="22"/>
-        </w:rPr>
-        <w:t>(b, m, n);</w:t>
-      </w:r>
-    </w:p>
-    <w:p>
-      <w:pPr>
-        <w:spacing w:line="360" w:lineRule="auto"/>
-        <w:jc w:val="both"/>
-        <w:rPr>
-          <w:rFonts w:ascii="Bahnschrift SemiBold" w:hAnsi="Bahnschrift SemiBold" w:cs="Times New Roman"/>
-          <w:b/>
-          <w:bCs/>
-          <w:sz w:val="22"/>
-          <w:szCs w:val="22"/>
-        </w:rPr>
-      </w:pPr>
-      <w:r>
-        <w:rPr>
-          <w:rFonts w:ascii="Bahnschrift SemiBold" w:hAnsi="Bahnschrift SemiBold" w:cs="Times New Roman"/>
-          <w:b/>
-          <w:bCs/>
-          <w:sz w:val="22"/>
-          <w:szCs w:val="22"/>
-        </w:rPr>
-        <w:t>    if (T == 1 || T == n - 1)</w:t>
-      </w:r>
-    </w:p>
-    <w:p>
-      <w:pPr>
-        <w:spacing w:line="360" w:lineRule="auto"/>
-        <w:jc w:val="both"/>
-        <w:rPr>
-          <w:rFonts w:ascii="Bahnschrift SemiBold" w:hAnsi="Bahnschrift SemiBold" w:cs="Times New Roman"/>
-          <w:b/>
-          <w:bCs/>
-          <w:sz w:val="22"/>
-          <w:szCs w:val="22"/>
-        </w:rPr>
-      </w:pPr>
-      <w:r>
-        <w:rPr>
-          <w:rFonts w:ascii="Bahnschrift SemiBold" w:hAnsi="Bahnschrift SemiBold" w:cs="Times New Roman"/>
-          <w:b/>
-          <w:bCs/>
-          <w:sz w:val="22"/>
-          <w:szCs w:val="22"/>
-        </w:rPr>
-        <w:t>        return 1;   // Probably Prime</w:t>
-      </w:r>
-    </w:p>
-    <w:p>
-      <w:pPr>
-        <w:spacing w:line="360" w:lineRule="auto"/>
-        <w:jc w:val="both"/>
-        <w:rPr>
-          <w:rFonts w:ascii="Bahnschrift SemiBold" w:hAnsi="Bahnschrift SemiBold" w:cs="Times New Roman"/>
-          <w:b/>
-          <w:bCs/>
-          <w:sz w:val="22"/>
-          <w:szCs w:val="22"/>
-        </w:rPr>
-      </w:pPr>
-      <w:r>
-        <w:rPr>
-          <w:rFonts w:ascii="Bahnschrift SemiBold" w:hAnsi="Bahnschrift SemiBold" w:cs="Times New Roman"/>
-          <w:b/>
-          <w:bCs/>
-          <w:sz w:val="22"/>
-          <w:szCs w:val="22"/>
-        </w:rPr>
-        <w:t xml:space="preserve">    for (int </w:t>
-      </w:r>
-      <w:proofErr w:type="spellStart"/>
-      <w:r>
-        <w:rPr>
-          <w:rFonts w:ascii="Bahnschrift SemiBold" w:hAnsi="Bahnschrift SemiBold" w:cs="Times New Roman"/>
-          <w:b/>
-          <w:bCs/>
-          <w:sz w:val="22"/>
-          <w:szCs w:val="22"/>
-        </w:rPr>
-        <w:t>i</w:t>
-      </w:r>
-      <w:proofErr w:type="spellEnd"/>
-      <w:r>
-        <w:rPr>
-          <w:rFonts w:ascii="Bahnschrift SemiBold" w:hAnsi="Bahnschrift SemiBold" w:cs="Times New Roman"/>
-          <w:b/>
-          <w:bCs/>
-          <w:sz w:val="22"/>
-          <w:szCs w:val="22"/>
-        </w:rPr>
-        <w:t xml:space="preserve"> = 1; </w:t>
-      </w:r>
-      <w:proofErr w:type="spellStart"/>
-      <w:r>
-        <w:rPr>
-          <w:rFonts w:ascii="Bahnschrift SemiBold" w:hAnsi="Bahnschrift SemiBold" w:cs="Times New Roman"/>
-          <w:b/>
-          <w:bCs/>
-          <w:sz w:val="22"/>
-          <w:szCs w:val="22"/>
-        </w:rPr>
-        <w:t>i</w:t>
-      </w:r>
-      <w:proofErr w:type="spellEnd"/>
-      <w:r>
-        <w:rPr>
-          <w:rFonts w:ascii="Bahnschrift SemiBold" w:hAnsi="Bahnschrift SemiBold" w:cs="Times New Roman"/>
-          <w:b/>
-          <w:bCs/>
-          <w:sz w:val="22"/>
-          <w:szCs w:val="22"/>
-        </w:rPr>
-        <w:t xml:space="preserve"> &lt; k; </w:t>
-      </w:r>
-      <w:proofErr w:type="spellStart"/>
-      <w:r>
-        <w:rPr>
-          <w:rFonts w:ascii="Bahnschrift SemiBold" w:hAnsi="Bahnschrift SemiBold" w:cs="Times New Roman"/>
-          <w:b/>
-          <w:bCs/>
-          <w:sz w:val="22"/>
-          <w:szCs w:val="22"/>
-        </w:rPr>
-        <w:t>i</w:t>
-      </w:r>
-      <w:proofErr w:type="spellEnd"/>
-      <w:r>
-        <w:rPr>
-          <w:rFonts w:ascii="Bahnschrift SemiBold" w:hAnsi="Bahnschrift SemiBold" w:cs="Times New Roman"/>
-          <w:b/>
-          <w:bCs/>
-          <w:sz w:val="22"/>
-          <w:szCs w:val="22"/>
-        </w:rPr>
-        <w:t>++)</w:t>
-      </w:r>
-    </w:p>
-    <w:p>
-      <w:pPr>
-        <w:spacing w:line="360" w:lineRule="auto"/>
-        <w:jc w:val="both"/>
-        <w:rPr>
-          <w:rFonts w:ascii="Bahnschrift SemiBold" w:hAnsi="Bahnschrift SemiBold" w:cs="Times New Roman"/>
-          <w:b/>
-          <w:bCs/>
-          <w:sz w:val="22"/>
-          <w:szCs w:val="22"/>
-        </w:rPr>
-      </w:pPr>
-      <w:r>
-        <w:rPr>
-          <w:rFonts w:ascii="Bahnschrift SemiBold" w:hAnsi="Bahnschrift SemiBold" w:cs="Times New Roman"/>
-          <w:b/>
-          <w:bCs/>
-          <w:sz w:val="22"/>
-          <w:szCs w:val="22"/>
-        </w:rPr>
-        <w:t>    {</w:t>
-      </w:r>
-    </w:p>
-    <w:p>
-      <w:pPr>
-        <w:spacing w:line="360" w:lineRule="auto"/>
-        <w:jc w:val="both"/>
-        <w:rPr>
-          <w:rFonts w:ascii="Bahnschrift SemiBold" w:hAnsi="Bahnschrift SemiBold" w:cs="Times New Roman"/>
-          <w:b/>
-          <w:bCs/>
-          <w:sz w:val="22"/>
-          <w:szCs w:val="22"/>
-        </w:rPr>
-      </w:pPr>
-      <w:r>
-        <w:rPr>
-          <w:rFonts w:ascii="Bahnschrift SemiBold" w:hAnsi="Bahnschrift SemiBold" w:cs="Times New Roman"/>
-          <w:b/>
-          <w:bCs/>
-          <w:sz w:val="22"/>
-          <w:szCs w:val="22"/>
-        </w:rPr>
-        <w:t>        T = (T * T) % n;</w:t>
-      </w:r>
-    </w:p>
-    <w:p>
-      <w:pPr>
-        <w:spacing w:line="360" w:lineRule="auto"/>
-        <w:jc w:val="both"/>
-        <w:rPr>
-          <w:rFonts w:ascii="Bahnschrift SemiBold" w:hAnsi="Bahnschrift SemiBold" w:cs="Times New Roman"/>
-          <w:b/>
-          <w:bCs/>
-          <w:sz w:val="22"/>
-          <w:szCs w:val="22"/>
-        </w:rPr>
-      </w:pPr>
-      <w:r>
-        <w:rPr>
-          <w:rFonts w:ascii="Bahnschrift SemiBold" w:hAnsi="Bahnschrift SemiBold" w:cs="Times New Roman"/>
-          <w:b/>
-          <w:bCs/>
-          <w:sz w:val="22"/>
-          <w:szCs w:val="22"/>
-        </w:rPr>
-        <w:t>        if (T == n - 1)</w:t>
-      </w:r>
-    </w:p>
-    <w:p>
-      <w:pPr>
-        <w:spacing w:line="360" w:lineRule="auto"/>
-        <w:jc w:val="both"/>
-        <w:rPr>
-          <w:rFonts w:ascii="Bahnschrift SemiBold" w:hAnsi="Bahnschrift SemiBold" w:cs="Times New Roman"/>
-          <w:b/>
-          <w:bCs/>
-          <w:sz w:val="22"/>
-          <w:szCs w:val="22"/>
-        </w:rPr>
-      </w:pPr>
-      <w:r>
-        <w:rPr>
-          <w:rFonts w:ascii="Bahnschrift SemiBold" w:hAnsi="Bahnschrift SemiBold" w:cs="Times New Roman"/>
-          <w:b/>
-          <w:bCs/>
-          <w:sz w:val="22"/>
-          <w:szCs w:val="22"/>
-        </w:rPr>
-        <w:t>            return 1;   // Probably Prime</w:t>
-      </w:r>
-    </w:p>
-    <w:p>
-      <w:pPr>
-        <w:spacing w:line="360" w:lineRule="auto"/>
-        <w:jc w:val="both"/>
-        <w:rPr>
-          <w:rFonts w:ascii="Bahnschrift SemiBold" w:hAnsi="Bahnschrift SemiBold" w:cs="Times New Roman"/>
-          <w:b/>
-          <w:bCs/>
-          <w:sz w:val="22"/>
-          <w:szCs w:val="22"/>
-        </w:rPr>
-      </w:pPr>
-      <w:r>
-        <w:rPr>
-          <w:rFonts w:ascii="Bahnschrift SemiBold" w:hAnsi="Bahnschrift SemiBold" w:cs="Times New Roman"/>
-          <w:b/>
-          <w:bCs/>
-          <w:sz w:val="22"/>
-          <w:szCs w:val="22"/>
-        </w:rPr>
-        <w:t>    }</w:t>
-      </w:r>
-    </w:p>
-    <w:p>
-      <w:pPr>
-        <w:spacing w:line="360" w:lineRule="auto"/>
-        <w:jc w:val="both"/>
-        <w:rPr>
-          <w:rFonts w:ascii="Bahnschrift SemiBold" w:hAnsi="Bahnschrift SemiBold" w:cs="Times New Roman"/>
-          <w:b/>
-          <w:bCs/>
-          <w:sz w:val="22"/>
-          <w:szCs w:val="22"/>
-        </w:rPr>
-      </w:pPr>
-    </w:p>
-    <w:p>
-      <w:pPr>
-        <w:spacing w:line="360" w:lineRule="auto"/>
-        <w:jc w:val="both"/>
-        <w:rPr>
-          <w:rFonts w:ascii="Bahnschrift SemiBold" w:hAnsi="Bahnschrift SemiBold" w:cs="Times New Roman"/>
-          <w:b/>
-          <w:bCs/>
-          <w:sz w:val="22"/>
-          <w:szCs w:val="22"/>
-        </w:rPr>
-      </w:pPr>
-      <w:r>
-        <w:rPr>
-          <w:rFonts w:ascii="Bahnschrift SemiBold" w:hAnsi="Bahnschrift SemiBold" w:cs="Times New Roman"/>
-          <w:b/>
-          <w:bCs/>
-          <w:sz w:val="22"/>
-          <w:szCs w:val="22"/>
-        </w:rPr>
-        <w:t>    return 0;</w:t>
-      </w:r>
-    </w:p>
-    <w:p>
-      <w:pPr>
-        <w:spacing w:line="360" w:lineRule="auto"/>
-        <w:jc w:val="both"/>
-        <w:rPr>
-          <w:rFonts w:ascii="Bahnschrift SemiBold" w:hAnsi="Bahnschrift SemiBold" w:cs="Times New Roman"/>
-          <w:b/>
-          <w:bCs/>
-          <w:sz w:val="22"/>
-          <w:szCs w:val="22"/>
-        </w:rPr>
-      </w:pPr>
-      <w:r>
-        <w:rPr>
-          <w:rFonts w:ascii="Bahnschrift SemiBold" w:hAnsi="Bahnschrift SemiBold" w:cs="Times New Roman"/>
-          <w:b/>
-          <w:bCs/>
-          <w:sz w:val="22"/>
-          <w:szCs w:val="22"/>
-        </w:rPr>
-        <w:t>}</w:t>
-      </w:r>
-    </w:p>
-    <w:p>
-      <w:pPr>
-        <w:spacing w:line="360" w:lineRule="auto"/>
-        <w:jc w:val="both"/>
-        <w:rPr>
-          <w:rFonts w:ascii="Bahnschrift SemiBold" w:hAnsi="Bahnschrift SemiBold" w:cs="Times New Roman"/>
-          <w:b/>
-          <w:bCs/>
-          <w:sz w:val="22"/>
-          <w:szCs w:val="22"/>
-        </w:rPr>
-      </w:pPr>
-    </w:p>
-    <w:p>
-      <w:pPr>
-        <w:spacing w:line="360" w:lineRule="auto"/>
-        <w:jc w:val="both"/>
-        <w:rPr>
-          <w:rFonts w:ascii="Bahnschrift SemiBold" w:hAnsi="Bahnschrift SemiBold" w:cs="Times New Roman"/>
-          <w:b/>
-          <w:bCs/>
-          <w:sz w:val="22"/>
-          <w:szCs w:val="22"/>
-        </w:rPr>
-      </w:pPr>
-      <w:r>
-        <w:rPr>
-          <w:rFonts w:ascii="Bahnschrift SemiBold" w:hAnsi="Bahnschrift SemiBold" w:cs="Times New Roman"/>
-          <w:b/>
-          <w:bCs/>
-          <w:sz w:val="22"/>
-          <w:szCs w:val="22"/>
-        </w:rPr>
-        <w:t>int main()</w:t>
-      </w:r>
-    </w:p>
-    <w:p>
-      <w:pPr>
-        <w:spacing w:line="360" w:lineRule="auto"/>
-        <w:jc w:val="both"/>
-        <w:rPr>
-          <w:rFonts w:ascii="Bahnschrift SemiBold" w:hAnsi="Bahnschrift SemiBold" w:cs="Times New Roman"/>
-          <w:b/>
-          <w:bCs/>
-          <w:sz w:val="22"/>
-          <w:szCs w:val="22"/>
-        </w:rPr>
-      </w:pPr>
-      <w:r>
-        <w:rPr>
-          <w:rFonts w:ascii="Bahnschrift SemiBold" w:hAnsi="Bahnschrift SemiBold" w:cs="Times New Roman"/>
-          <w:b/>
-          <w:bCs/>
-          <w:sz w:val="22"/>
-          <w:szCs w:val="22"/>
-        </w:rPr>
-        <w:t>{</w:t>
-      </w:r>
-    </w:p>
-    <w:p>
-      <w:pPr>
-        <w:spacing w:line="360" w:lineRule="auto"/>
-        <w:jc w:val="both"/>
-        <w:rPr>
-          <w:rFonts w:ascii="Bahnschrift SemiBold" w:hAnsi="Bahnschrift SemiBold" w:cs="Times New Roman"/>
-          <w:b/>
-          <w:bCs/>
-          <w:sz w:val="22"/>
-          <w:szCs w:val="22"/>
-        </w:rPr>
-      </w:pPr>
-      <w:r>
-        <w:rPr>
-          <w:rFonts w:ascii="Bahnschrift SemiBold" w:hAnsi="Bahnschrift SemiBold" w:cs="Times New Roman"/>
-          <w:b/>
-          <w:bCs/>
-          <w:sz w:val="22"/>
-          <w:szCs w:val="22"/>
-        </w:rPr>
-        <w:t xml:space="preserve">    long </w:t>
-      </w:r>
-      <w:proofErr w:type="spellStart"/>
-      <w:r>
-        <w:rPr>
-          <w:rFonts w:ascii="Bahnschrift SemiBold" w:hAnsi="Bahnschrift SemiBold" w:cs="Times New Roman"/>
-          <w:b/>
-          <w:bCs/>
-          <w:sz w:val="22"/>
-          <w:szCs w:val="22"/>
-        </w:rPr>
-        <w:t>long</w:t>
-      </w:r>
-      <w:proofErr w:type="spellEnd"/>
-      <w:r>
-        <w:rPr>
-          <w:rFonts w:ascii="Bahnschrift SemiBold" w:hAnsi="Bahnschrift SemiBold" w:cs="Times New Roman"/>
-          <w:b/>
-          <w:bCs/>
-          <w:sz w:val="22"/>
-          <w:szCs w:val="22"/>
-        </w:rPr>
-        <w:t xml:space="preserve"> n, b;</w:t>
-      </w:r>
-    </w:p>
-    <w:p>
-      <w:pPr>
-        <w:spacing w:line="360" w:lineRule="auto"/>
-        <w:jc w:val="both"/>
-        <w:rPr>
-          <w:rFonts w:ascii="Bahnschrift SemiBold" w:hAnsi="Bahnschrift SemiBold" w:cs="Times New Roman"/>
-          <w:b/>
-          <w:bCs/>
-          <w:sz w:val="22"/>
-          <w:szCs w:val="22"/>
-        </w:rPr>
-      </w:pPr>
-      <w:r>
-        <w:rPr>
-          <w:rFonts w:ascii="Bahnschrift SemiBold" w:hAnsi="Bahnschrift SemiBold" w:cs="Times New Roman"/>
-          <w:b/>
-          <w:bCs/>
-          <w:sz w:val="22"/>
-          <w:szCs w:val="22"/>
-        </w:rPr>
-        <w:t xml:space="preserve">    </w:t>
-      </w:r>
-      <w:proofErr w:type="spellStart"/>
-      <w:r>
-        <w:rPr>
-          <w:rFonts w:ascii="Bahnschrift SemiBold" w:hAnsi="Bahnschrift SemiBold" w:cs="Times New Roman"/>
-          <w:b/>
-          <w:bCs/>
-          <w:sz w:val="22"/>
-          <w:szCs w:val="22"/>
-        </w:rPr>
-        <w:t>printf</w:t>
-      </w:r>
-      <w:proofErr w:type="spellEnd"/>
-      <w:r>
-        <w:rPr>
-          <w:rFonts w:ascii="Bahnschrift SemiBold" w:hAnsi="Bahnschrift SemiBold" w:cs="Times New Roman"/>
-          <w:b/>
-          <w:bCs/>
-          <w:sz w:val="22"/>
-          <w:szCs w:val="22"/>
-        </w:rPr>
-        <w:t>("Enter the integer (n): ");</w:t>
-      </w:r>
-    </w:p>
-    <w:p>
-      <w:pPr>
-        <w:spacing w:line="360" w:lineRule="auto"/>
-        <w:jc w:val="both"/>
-        <w:rPr>
-          <w:rFonts w:ascii="Bahnschrift SemiBold" w:hAnsi="Bahnschrift SemiBold" w:cs="Times New Roman"/>
-          <w:b/>
-          <w:bCs/>
-          <w:sz w:val="22"/>
-          <w:szCs w:val="22"/>
-        </w:rPr>
-      </w:pPr>
-      <w:r>
-        <w:rPr>
-          <w:rFonts w:ascii="Bahnschrift SemiBold" w:hAnsi="Bahnschrift SemiBold" w:cs="Times New Roman"/>
-          <w:b/>
-          <w:bCs/>
-          <w:sz w:val="22"/>
-          <w:szCs w:val="22"/>
-        </w:rPr>
-        <w:t xml:space="preserve">    </w:t>
-      </w:r>
-      <w:proofErr w:type="spellStart"/>
-      <w:r>
-        <w:rPr>
-          <w:rFonts w:ascii="Bahnschrift SemiBold" w:hAnsi="Bahnschrift SemiBold" w:cs="Times New Roman"/>
-          <w:b/>
-          <w:bCs/>
-          <w:sz w:val="22"/>
-          <w:szCs w:val="22"/>
-        </w:rPr>
-        <w:t>scanf</w:t>
-      </w:r>
-      <w:proofErr w:type="spellEnd"/>
-      <w:r>
-        <w:rPr>
-          <w:rFonts w:ascii="Bahnschrift SemiBold" w:hAnsi="Bahnschrift SemiBold" w:cs="Times New Roman"/>
-          <w:b/>
-          <w:bCs/>
-          <w:sz w:val="22"/>
-          <w:szCs w:val="22"/>
-        </w:rPr>
-        <w:t>("%</w:t>
-      </w:r>
-      <w:proofErr w:type="spellStart"/>
-      <w:r>
-        <w:rPr>
-          <w:rFonts w:ascii="Bahnschrift SemiBold" w:hAnsi="Bahnschrift SemiBold" w:cs="Times New Roman"/>
-          <w:b/>
-          <w:bCs/>
-          <w:sz w:val="22"/>
-          <w:szCs w:val="22"/>
-        </w:rPr>
-        <w:t>lld</w:t>
-      </w:r>
-      <w:proofErr w:type="spellEnd"/>
-      <w:r>
-        <w:rPr>
-          <w:rFonts w:ascii="Bahnschrift SemiBold" w:hAnsi="Bahnschrift SemiBold" w:cs="Times New Roman"/>
-          <w:b/>
-          <w:bCs/>
-          <w:sz w:val="22"/>
-          <w:szCs w:val="22"/>
-        </w:rPr>
-        <w:t>", &amp;n);</w:t>
-      </w:r>
-    </w:p>
-    <w:p>
-      <w:pPr>
-        <w:spacing w:line="360" w:lineRule="auto"/>
-        <w:jc w:val="both"/>
-        <w:rPr>
-          <w:rFonts w:ascii="Bahnschrift SemiBold" w:hAnsi="Bahnschrift SemiBold" w:cs="Times New Roman"/>
-          <w:b/>
-          <w:bCs/>
-          <w:sz w:val="22"/>
-          <w:szCs w:val="22"/>
-        </w:rPr>
-      </w:pPr>
-      <w:r>
-        <w:rPr>
-          <w:rFonts w:ascii="Bahnschrift SemiBold" w:hAnsi="Bahnschrift SemiBold" w:cs="Times New Roman"/>
-          <w:b/>
-          <w:bCs/>
-          <w:sz w:val="22"/>
-          <w:szCs w:val="22"/>
-        </w:rPr>
-        <w:t xml:space="preserve">    </w:t>
-      </w:r>
-      <w:proofErr w:type="spellStart"/>
-      <w:r>
-        <w:rPr>
-          <w:rFonts w:ascii="Bahnschrift SemiBold" w:hAnsi="Bahnschrift SemiBold" w:cs="Times New Roman"/>
-          <w:b/>
-          <w:bCs/>
-          <w:sz w:val="22"/>
-          <w:szCs w:val="22"/>
-        </w:rPr>
-        <w:t>printf</w:t>
-      </w:r>
-      <w:proofErr w:type="spellEnd"/>
-      <w:r>
-        <w:rPr>
-          <w:rFonts w:ascii="Bahnschrift SemiBold" w:hAnsi="Bahnschrift SemiBold" w:cs="Times New Roman"/>
-          <w:b/>
-          <w:bCs/>
-          <w:sz w:val="22"/>
-          <w:szCs w:val="22"/>
-        </w:rPr>
-        <w:t>("Enter the base value (b): ");</w:t>
-      </w:r>
-    </w:p>
-    <w:p>
-      <w:pPr>
-        <w:spacing w:line="360" w:lineRule="auto"/>
-        <w:jc w:val="both"/>
-        <w:rPr>
-          <w:rFonts w:ascii="Bahnschrift SemiBold" w:hAnsi="Bahnschrift SemiBold" w:cs="Times New Roman"/>
-          <w:b/>
-          <w:bCs/>
-          <w:sz w:val="22"/>
-          <w:szCs w:val="22"/>
-        </w:rPr>
-      </w:pPr>
-      <w:r>
-        <w:rPr>
-          <w:rFonts w:ascii="Bahnschrift SemiBold" w:hAnsi="Bahnschrift SemiBold" w:cs="Times New Roman"/>
-          <w:b/>
-          <w:bCs/>
-          <w:sz w:val="22"/>
-          <w:szCs w:val="22"/>
-        </w:rPr>
-        <w:t xml:space="preserve">    </w:t>
-      </w:r>
-      <w:proofErr w:type="spellStart"/>
-      <w:r>
-        <w:rPr>
-          <w:rFonts w:ascii="Bahnschrift SemiBold" w:hAnsi="Bahnschrift SemiBold" w:cs="Times New Roman"/>
-          <w:b/>
-          <w:bCs/>
-          <w:sz w:val="22"/>
-          <w:szCs w:val="22"/>
-        </w:rPr>
-        <w:t>scanf</w:t>
-      </w:r>
-      <w:proofErr w:type="spellEnd"/>
-      <w:r>
-        <w:rPr>
-          <w:rFonts w:ascii="Bahnschrift SemiBold" w:hAnsi="Bahnschrift SemiBold" w:cs="Times New Roman"/>
-          <w:b/>
-          <w:bCs/>
-          <w:sz w:val="22"/>
-          <w:szCs w:val="22"/>
-        </w:rPr>
-        <w:t>("%</w:t>
-      </w:r>
-      <w:proofErr w:type="spellStart"/>
-      <w:r>
-        <w:rPr>
-          <w:rFonts w:ascii="Bahnschrift SemiBold" w:hAnsi="Bahnschrift SemiBold" w:cs="Times New Roman"/>
-          <w:b/>
-          <w:bCs/>
-          <w:sz w:val="22"/>
-          <w:szCs w:val="22"/>
-        </w:rPr>
-        <w:t>lld</w:t>
-      </w:r>
-      <w:proofErr w:type="spellEnd"/>
-      <w:r>
-        <w:rPr>
-          <w:rFonts w:ascii="Bahnschrift SemiBold" w:hAnsi="Bahnschrift SemiBold" w:cs="Times New Roman"/>
-          <w:b/>
-          <w:bCs/>
-          <w:sz w:val="22"/>
-          <w:szCs w:val="22"/>
-        </w:rPr>
-        <w:t>", &amp;b);</w:t>
-      </w:r>
-    </w:p>
-    <w:p>
-      <w:pPr>
-        <w:spacing w:line="360" w:lineRule="auto"/>
-        <w:jc w:val="both"/>
-        <w:rPr>
-          <w:rFonts w:ascii="Bahnschrift SemiBold" w:hAnsi="Bahnschrift SemiBold" w:cs="Times New Roman"/>
-          <w:b/>
-          <w:bCs/>
-          <w:sz w:val="22"/>
-          <w:szCs w:val="22"/>
-        </w:rPr>
-      </w:pPr>
-      <w:r>
-        <w:rPr>
-          <w:rFonts w:ascii="Bahnschrift SemiBold" w:hAnsi="Bahnschrift SemiBold" w:cs="Times New Roman"/>
-          <w:b/>
-          <w:bCs/>
-          <w:sz w:val="22"/>
-          <w:szCs w:val="22"/>
-        </w:rPr>
-        <w:t>    if (b &lt;= 1 || b &gt;= n)</w:t>
-      </w:r>
-    </w:p>
-    <w:p>
-      <w:pPr>
-        <w:spacing w:line="360" w:lineRule="auto"/>
-        <w:jc w:val="both"/>
-        <w:rPr>
-          <w:rFonts w:ascii="Bahnschrift SemiBold" w:hAnsi="Bahnschrift SemiBold" w:cs="Times New Roman"/>
-          <w:b/>
-          <w:bCs/>
-          <w:sz w:val="22"/>
-          <w:szCs w:val="22"/>
-        </w:rPr>
-      </w:pPr>
-      <w:r>
-        <w:rPr>
-          <w:rFonts w:ascii="Bahnschrift SemiBold" w:hAnsi="Bahnschrift SemiBold" w:cs="Times New Roman"/>
-          <w:b/>
-          <w:bCs/>
-          <w:sz w:val="22"/>
-          <w:szCs w:val="22"/>
-        </w:rPr>
-        <w:t>    {</w:t>
-      </w:r>
-    </w:p>
-    <w:p>
-      <w:pPr>
-        <w:spacing w:line="360" w:lineRule="auto"/>
-        <w:jc w:val="both"/>
-        <w:rPr>
-          <w:rFonts w:ascii="Bahnschrift SemiBold" w:hAnsi="Bahnschrift SemiBold" w:cs="Times New Roman"/>
-          <w:b/>
-          <w:bCs/>
-          <w:sz w:val="22"/>
-          <w:szCs w:val="22"/>
-        </w:rPr>
-      </w:pPr>
-      <w:r>
-        <w:rPr>
-          <w:rFonts w:ascii="Bahnschrift SemiBold" w:hAnsi="Bahnschrift SemiBold" w:cs="Times New Roman"/>
-          <w:b/>
-          <w:bCs/>
-          <w:sz w:val="22"/>
-          <w:szCs w:val="22"/>
-        </w:rPr>
-        <w:t xml:space="preserve">        </w:t>
-      </w:r>
-      <w:proofErr w:type="spellStart"/>
-      <w:r>
-        <w:rPr>
-          <w:rFonts w:ascii="Bahnschrift SemiBold" w:hAnsi="Bahnschrift SemiBold" w:cs="Times New Roman"/>
-          <w:b/>
-          <w:bCs/>
-          <w:sz w:val="22"/>
-          <w:szCs w:val="22"/>
-        </w:rPr>
-        <w:t>printf</w:t>
-      </w:r>
-      <w:proofErr w:type="spellEnd"/>
-      <w:r>
-        <w:rPr>
-          <w:rFonts w:ascii="Bahnschrift SemiBold" w:hAnsi="Bahnschrift SemiBold" w:cs="Times New Roman"/>
-          <w:b/>
-          <w:bCs/>
-          <w:sz w:val="22"/>
-          <w:szCs w:val="22"/>
-        </w:rPr>
-        <w:t>("Invalid base value!\n");</w:t>
-      </w:r>
-    </w:p>
-    <w:p>
-      <w:pPr>
-        <w:spacing w:line="360" w:lineRule="auto"/>
-        <w:jc w:val="both"/>
-        <w:rPr>
-          <w:rFonts w:ascii="Bahnschrift SemiBold" w:hAnsi="Bahnschrift SemiBold" w:cs="Times New Roman"/>
-          <w:b/>
-          <w:bCs/>
-          <w:sz w:val="22"/>
-          <w:szCs w:val="22"/>
-        </w:rPr>
-      </w:pPr>
-      <w:r>
-        <w:rPr>
-          <w:rFonts w:ascii="Bahnschrift SemiBold" w:hAnsi="Bahnschrift SemiBold" w:cs="Times New Roman"/>
-          <w:b/>
-          <w:bCs/>
-          <w:sz w:val="22"/>
-          <w:szCs w:val="22"/>
-        </w:rPr>
-        <w:t>        return 0;</w:t>
-      </w:r>
-    </w:p>
-    <w:p>
-      <w:pPr>
-        <w:spacing w:line="360" w:lineRule="auto"/>
-        <w:jc w:val="both"/>
-        <w:rPr>
-          <w:rFonts w:ascii="Bahnschrift SemiBold" w:hAnsi="Bahnschrift SemiBold" w:cs="Times New Roman"/>
-          <w:b/>
-          <w:bCs/>
-          <w:sz w:val="22"/>
-          <w:szCs w:val="22"/>
-        </w:rPr>
-      </w:pPr>
-      <w:r>
-        <w:rPr>
-          <w:rFonts w:ascii="Bahnschrift SemiBold" w:hAnsi="Bahnschrift SemiBold" w:cs="Times New Roman"/>
-          <w:b/>
-          <w:bCs/>
-          <w:sz w:val="22"/>
-          <w:szCs w:val="22"/>
-        </w:rPr>
-        <w:t>    }</w:t>
-      </w:r>
-    </w:p>
-    <w:p>
-      <w:pPr>
-        <w:spacing w:line="360" w:lineRule="auto"/>
-        <w:jc w:val="both"/>
-        <w:rPr>
-          <w:rFonts w:ascii="Bahnschrift SemiBold" w:hAnsi="Bahnschrift SemiBold" w:cs="Times New Roman"/>
-          <w:b/>
-          <w:bCs/>
-          <w:sz w:val="22"/>
-          <w:szCs w:val="22"/>
-        </w:rPr>
-      </w:pPr>
-      <w:r>
-        <w:rPr>
-          <w:rFonts w:ascii="Bahnschrift SemiBold" w:hAnsi="Bahnschrift SemiBold" w:cs="Times New Roman"/>
-          <w:b/>
-          <w:bCs/>
-          <w:sz w:val="22"/>
-          <w:szCs w:val="22"/>
-        </w:rPr>
-        <w:t>    if (</w:t>
-      </w:r>
-      <w:proofErr w:type="spellStart"/>
-      <w:r>
-        <w:rPr>
-          <w:rFonts w:ascii="Bahnschrift SemiBold" w:hAnsi="Bahnschrift SemiBold" w:cs="Times New Roman"/>
-          <w:b/>
-          <w:bCs/>
-          <w:sz w:val="22"/>
-          <w:szCs w:val="22"/>
-        </w:rPr>
-        <w:t>millerRabin</w:t>
-      </w:r>
-      <w:proofErr w:type="spellEnd"/>
-      <w:r>
-        <w:rPr>
-          <w:rFonts w:ascii="Bahnschrift SemiBold" w:hAnsi="Bahnschrift SemiBold" w:cs="Times New Roman"/>
-          <w:b/>
-          <w:bCs/>
-          <w:sz w:val="22"/>
-          <w:szCs w:val="22"/>
-        </w:rPr>
-        <w:t>(n, b))</w:t>
-      </w:r>
-    </w:p>
-    <w:p>
-      <w:pPr>
-        <w:spacing w:line="360" w:lineRule="auto"/>
-        <w:jc w:val="both"/>
-        <w:rPr>
-          <w:rFonts w:ascii="Bahnschrift SemiBold" w:hAnsi="Bahnschrift SemiBold" w:cs="Times New Roman"/>
-          <w:b/>
-          <w:bCs/>
-          <w:sz w:val="22"/>
-          <w:szCs w:val="22"/>
-        </w:rPr>
-      </w:pPr>
-      <w:r>
-        <w:rPr>
-          <w:rFonts w:ascii="Bahnschrift SemiBold" w:hAnsi="Bahnschrift SemiBold" w:cs="Times New Roman"/>
-          <w:b/>
-          <w:bCs/>
-          <w:sz w:val="22"/>
-          <w:szCs w:val="22"/>
-        </w:rPr>
-        <w:t xml:space="preserve">        </w:t>
-      </w:r>
-      <w:proofErr w:type="spellStart"/>
-      <w:r>
-        <w:rPr>
-          <w:rFonts w:ascii="Bahnschrift SemiBold" w:hAnsi="Bahnschrift SemiBold" w:cs="Times New Roman"/>
-          <w:b/>
-          <w:bCs/>
-          <w:sz w:val="22"/>
-          <w:szCs w:val="22"/>
-        </w:rPr>
-        <w:t>printf</w:t>
-      </w:r>
-      <w:proofErr w:type="spellEnd"/>
-      <w:r>
-        <w:rPr>
-          <w:rFonts w:ascii="Bahnschrift SemiBold" w:hAnsi="Bahnschrift SemiBold" w:cs="Times New Roman"/>
-          <w:b/>
-          <w:bCs/>
-          <w:sz w:val="22"/>
-          <w:szCs w:val="22"/>
-        </w:rPr>
-        <w:t>("%</w:t>
-      </w:r>
-      <w:proofErr w:type="spellStart"/>
-      <w:r>
-        <w:rPr>
-          <w:rFonts w:ascii="Bahnschrift SemiBold" w:hAnsi="Bahnschrift SemiBold" w:cs="Times New Roman"/>
-          <w:b/>
-          <w:bCs/>
-          <w:sz w:val="22"/>
-          <w:szCs w:val="22"/>
-        </w:rPr>
-        <w:t>lld</w:t>
-      </w:r>
-      <w:proofErr w:type="spellEnd"/>
-      <w:r>
-        <w:rPr>
-          <w:rFonts w:ascii="Bahnschrift SemiBold" w:hAnsi="Bahnschrift SemiBold" w:cs="Times New Roman"/>
-          <w:b/>
-          <w:bCs/>
-          <w:sz w:val="22"/>
-          <w:szCs w:val="22"/>
-        </w:rPr>
-        <w:t xml:space="preserve"> is Probably Prime.\n", n);</w:t>
-      </w:r>
-    </w:p>
-    <w:p>
-      <w:pPr>
-        <w:spacing w:line="360" w:lineRule="auto"/>
-        <w:jc w:val="both"/>
-        <w:rPr>
-          <w:rFonts w:ascii="Bahnschrift SemiBold" w:hAnsi="Bahnschrift SemiBold" w:cs="Times New Roman"/>
-          <w:b/>
-          <w:bCs/>
-          <w:sz w:val="22"/>
-          <w:szCs w:val="22"/>
-        </w:rPr>
-      </w:pPr>
-      <w:r>
-        <w:rPr>
-          <w:rFonts w:ascii="Bahnschrift SemiBold" w:hAnsi="Bahnschrift SemiBold" w:cs="Times New Roman"/>
-          <w:b/>
-          <w:bCs/>
-          <w:sz w:val="22"/>
-          <w:szCs w:val="22"/>
-        </w:rPr>
-        <w:t>    else</w:t>
-      </w:r>
-    </w:p>
-    <w:p>
-      <w:pPr>
-        <w:spacing w:line="360" w:lineRule="auto"/>
-        <w:jc w:val="both"/>
-        <w:rPr>
-          <w:rFonts w:ascii="Bahnschrift SemiBold" w:hAnsi="Bahnschrift SemiBold" w:cs="Times New Roman"/>
-          <w:b/>
-          <w:bCs/>
-          <w:sz w:val="22"/>
-          <w:szCs w:val="22"/>
-        </w:rPr>
-      </w:pPr>
-      <w:r>
-        <w:rPr>
-          <w:rFonts w:ascii="Bahnschrift SemiBold" w:hAnsi="Bahnschrift SemiBold" w:cs="Times New Roman"/>
-          <w:b/>
-          <w:bCs/>
-          <w:sz w:val="22"/>
-          <w:szCs w:val="22"/>
-        </w:rPr>
-        <w:t xml:space="preserve">        </w:t>
-      </w:r>
-      <w:proofErr w:type="spellStart"/>
-      <w:r>
-        <w:rPr>
-          <w:rFonts w:ascii="Bahnschrift SemiBold" w:hAnsi="Bahnschrift SemiBold" w:cs="Times New Roman"/>
-          <w:b/>
-          <w:bCs/>
-          <w:sz w:val="22"/>
-          <w:szCs w:val="22"/>
-        </w:rPr>
-        <w:t>printf</w:t>
-      </w:r>
-      <w:proofErr w:type="spellEnd"/>
-      <w:r>
-        <w:rPr>
-          <w:rFonts w:ascii="Bahnschrift SemiBold" w:hAnsi="Bahnschrift SemiBold" w:cs="Times New Roman"/>
-          <w:b/>
-          <w:bCs/>
-          <w:sz w:val="22"/>
-          <w:szCs w:val="22"/>
-        </w:rPr>
-        <w:t>("%</w:t>
-      </w:r>
-      <w:proofErr w:type="spellStart"/>
-      <w:r>
-        <w:rPr>
-          <w:rFonts w:ascii="Bahnschrift SemiBold" w:hAnsi="Bahnschrift SemiBold" w:cs="Times New Roman"/>
-          <w:b/>
-          <w:bCs/>
-          <w:sz w:val="22"/>
-          <w:szCs w:val="22"/>
-        </w:rPr>
-        <w:t>lld</w:t>
-      </w:r>
-      <w:proofErr w:type="spellEnd"/>
-      <w:r>
-        <w:rPr>
-          <w:rFonts w:ascii="Bahnschrift SemiBold" w:hAnsi="Bahnschrift SemiBold" w:cs="Times New Roman"/>
-          <w:b/>
-          <w:bCs/>
-          <w:sz w:val="22"/>
-          <w:szCs w:val="22"/>
-        </w:rPr>
-        <w:t xml:space="preserve"> is Composite.\n", n);</w:t>
-      </w:r>
-    </w:p>
-    <w:p>
-      <w:pPr>
-        <w:spacing w:line="360" w:lineRule="auto"/>
-        <w:jc w:val="both"/>
-        <w:rPr>
-          <w:rFonts w:ascii="Bahnschrift SemiBold" w:hAnsi="Bahnschrift SemiBold" w:cs="Times New Roman"/>
-          <w:b/>
-          <w:bCs/>
-          <w:sz w:val="22"/>
-          <w:szCs w:val="22"/>
-        </w:rPr>
-      </w:pPr>
-      <w:r>
-        <w:rPr>
-          <w:rFonts w:ascii="Bahnschrift SemiBold" w:hAnsi="Bahnschrift SemiBold" w:cs="Times New Roman"/>
-          <w:b/>
-          <w:bCs/>
-          <w:sz w:val="22"/>
-          <w:szCs w:val="22"/>
-        </w:rPr>
-        <w:t>    return 0;</w:t>
-      </w:r>
-    </w:p>
-    <w:p>
-      <w:pPr>
-        <w:spacing w:line="360" w:lineRule="auto"/>
-        <w:jc w:val="both"/>
-        <w:rPr>
-          <w:rFonts w:ascii="Bahnschrift SemiBold" w:hAnsi="Bahnschrift SemiBold" w:cs="Times New Roman"/>
-          <w:b/>
-          <w:bCs/>
-          <w:sz w:val="22"/>
-          <w:szCs w:val="22"/>
-        </w:rPr>
-      </w:pPr>
-      <w:r>
-        <w:rPr>
-          <w:rFonts w:ascii="Bahnschrift SemiBold" w:hAnsi="Bahnschrift SemiBold" w:cs="Times New Roman"/>
-          <w:b/>
-          <w:bCs/>
-          <w:sz w:val="22"/>
-          <w:szCs w:val="22"/>
-        </w:rPr>
-        <w:t>}</w:t>
-      </w:r>
-    </w:p>
-    <w:p>
-      <w:pPr>
-        <w:spacing w:line="360" w:lineRule="auto"/>
-        <w:jc w:val="both"/>
-        <w:rPr>
-          <w:rFonts w:ascii="Bahnschrift SemiBold" w:hAnsi="Bahnschrift SemiBold" w:cs="Times New Roman"/>
-          <w:b/>
-          <w:bCs/>
-          <w:sz w:val="22"/>
-          <w:szCs w:val="22"/>
-        </w:rPr>
-      </w:pPr>
     </w:p>
     <w:p>
       <w:pPr>
@@ -2969,13 +4405,12 @@
           <w:rFonts w:ascii="Times New Roman" w:hAnsi="Times New Roman" w:cs="Times New Roman"/>
           <w:b/>
           <w:bCs/>
-          <w:noProof/>
         </w:rPr>
         <w:drawing>
-          <wp:inline distT="0" distB="0" distL="0" distR="0" wp14:anchorId="6AE8CD43" wp14:editId="1C47993F">
-            <wp:extent cx="4297680" cy="949695"/>
-            <wp:effectExtent l="76200" t="76200" r="140970" b="136525"/>
-            <wp:docPr id="286710350" name="Picture 1"/>
+          <wp:inline distT="0" distB="0" distL="0" distR="0" wp14:anchorId="11687352" wp14:editId="782A7CC7">
+            <wp:extent cx="4069080" cy="4245630"/>
+            <wp:effectExtent l="76200" t="76200" r="140970" b="135890"/>
+            <wp:docPr id="1272512933" name="Picture 1"/>
             <wp:cNvGraphicFramePr>
               <a:graphicFrameLocks xmlns:a="http://schemas.openxmlformats.org/drawingml/2006/main" noChangeAspect="1"/>
             </wp:cNvGraphicFramePr>
@@ -2983,7 +4418,7 @@
               <a:graphicData uri="http://schemas.openxmlformats.org/drawingml/2006/picture">
                 <pic:pic xmlns:pic="http://schemas.openxmlformats.org/drawingml/2006/picture">
                   <pic:nvPicPr>
-                    <pic:cNvPr id="286710350" name=""/>
+                    <pic:cNvPr id="1272512933" name=""/>
                     <pic:cNvPicPr/>
                   </pic:nvPicPr>
                   <pic:blipFill>
@@ -2995,7 +4430,7 @@
                   <pic:spPr>
                     <a:xfrm>
                       <a:off x="0" y="0"/>
-                      <a:ext cx="4310600" cy="952550"/>
+                      <a:ext cx="4074091" cy="4250858"/>
                     </a:xfrm>
                     <a:prstGeom prst="rect">
                       <a:avLst/>
@@ -3021,6 +4456,39 @@
           </wp:inline>
         </w:drawing>
       </w:r>
+    </w:p>
+    <w:p>
+      <w:pPr>
+        <w:spacing w:line="360" w:lineRule="auto"/>
+        <w:jc w:val="both"/>
+        <w:rPr>
+          <w:rFonts w:ascii="Times New Roman" w:hAnsi="Times New Roman" w:cs="Times New Roman"/>
+          <w:b/>
+          <w:bCs/>
+        </w:rPr>
+      </w:pPr>
+    </w:p>
+    <w:p>
+      <w:pPr>
+        <w:spacing w:line="360" w:lineRule="auto"/>
+        <w:jc w:val="both"/>
+        <w:rPr>
+          <w:rFonts w:ascii="Times New Roman" w:hAnsi="Times New Roman" w:cs="Times New Roman"/>
+          <w:b/>
+          <w:bCs/>
+        </w:rPr>
+      </w:pPr>
+    </w:p>
+    <w:p>
+      <w:pPr>
+        <w:spacing w:line="360" w:lineRule="auto"/>
+        <w:jc w:val="both"/>
+        <w:rPr>
+          <w:rFonts w:ascii="Times New Roman" w:hAnsi="Times New Roman" w:cs="Times New Roman"/>
+          <w:b/>
+          <w:bCs/>
+        </w:rPr>
+      </w:pPr>
     </w:p>
     <w:p>
       <w:pPr>
@@ -6951,7 +8419,6 @@
   <w:style w:type="character" w:default="1" w:styleId="DefaultParagraphFont">
     <w:name w:val="Default Paragraph Font"/>
     <w:uiPriority w:val="1"/>
-    <w:semiHidden/>
     <w:unhideWhenUsed/>
   </w:style>
   <w:style w:type="table" w:default="1" w:styleId="TableNormal">
